--- a/pipeline/ArchitectureDesignAndAudit/ProviderPipeline_LowLevelDesign_v45.docx
+++ b/pipeline/ArchitectureDesignAndAudit/ProviderPipeline_LowLevelDesign_v45.docx
@@ -45,6 +45,9 @@
       </w:pPr>
       <w:r>
         <w:t>Version: 45</w:t>
+      </w:r>
+      <w:r>
+        <w:t>.a</w:t>
       </w:r>
     </w:p>
     <w:p>
@@ -3208,13 +3211,7 @@
         <w:rPr>
           <w:color w:val="008000"/>
         </w:rPr>
-        <w:t>3) Load-state metadata collection ChatHealthyDataPipelines.PublicHealthData._loaded_metadata on the PIPELINE cluster. One document per versioned PublicHealthData collection this pipeline produces; _id = the versioned collection name (e.g. SpecialtyMetaData_v_3). Fields: publichealthdata_collection_name, staging_collection_name, source_hash, run_id, data_version (int), row_count (int), operationally_fit (bool), loaded_at, detail. Every step that produces a PublicHealthData collection uses the pipeline/Code/p</w:t>
-      </w:r>
-      <w:r>
-        <w:rPr>
-          <w:color w:val="008000"/>
-        </w:rPr>
-        <w:t>ipeline_loaded_metadata module: should_skip() at entry, mark_loaded() at exit on non-fatal completion. Pipelines never migrate data to the front-end cluster; a separate migrator job is the sole legal pipeline-&gt;frontend path.</w:t>
+        <w:t>3) Load-state metadata collection ChatHealthyDataPipelines.PublicHealthData._loaded_metadata on the PIPELINE cluster. One document per versioned PublicHealthData collection this pipeline produces; _id = the versioned collection name (e.g. SpecialtyMetaData_v_3). Fields: publichealthdata_collection_name, staging_collection_name, source_hash, run_id, data_version (int), row_count (int), operationally_fit (bool), loaded_at, detail. Every step that produces a PublicHealthData collection uses the pipeline/Code/pipeline_loaded_metadata module: should_skip() at entry, mark_loaded() at exit on non-fatal completion. Pipelines never migrate data to the front-end cluster; a separate migrator job is the sole legal pipeline-&gt;frontend path.</w:t>
       </w:r>
     </w:p>
     <w:p>
@@ -3242,13 +3239,7 @@
         <w:rPr>
           <w:color w:val="008000"/>
         </w:rPr>
-        <w:t>5) SpecialtyMetaData_v_{data_version} is produced by the publish_smd_and_embed step (runs after normalize_nucc has staged the 883 NUCC + F-105 supplement rows into StagingNucc). The step copies those rows into PublicHealthData.SpecialtyMetaData_staging_v_{data_version}, computes a text-embedding-3-large embedding per row (EPIC-008-F-011-S-004), stamps the embedding field on each doc, and atomic-renames staging into PublicHealthData.SpecialtyMetaData_v_{data_version}. FindCare's specialty filter $vectorSearc</w:t>
-      </w:r>
-      <w:r>
-        <w:rPr>
-          <w:color w:val="008000"/>
-        </w:rPr>
-        <w:t>h (EPIC-002-F-005-S-001-REQ-T-003) reads this via the separate migrator that ships PublicHealthData collections to the front-end cluster.</w:t>
+        <w:t>5) SpecialtyMetaData_v_{data_version} is produced by the publish_smd_and_embed step (runs after normalize_nucc has staged the 883 NUCC + F-105 supplement rows into StagingNucc). The step copies those rows into PublicHealthData.SpecialtyMetaData_staging_v_{data_version}, computes a text-embedding-3-large embedding per row (EPIC-008-F-011-S-004), stamps the embedding field on each doc, and atomic-renames staging into PublicHealthData.SpecialtyMetaData_v_{data_version}. FindCare's specialty filter $vectorSearch (EPIC-002-F-005-S-001-REQ-T-003) reads this via the separate migrator that ships PublicHealthData collections to the front-end cluster.</w:t>
       </w:r>
     </w:p>
     <w:p>
@@ -3262,13 +3253,14 @@
         <w:rPr>
           <w:color w:val="008000"/>
         </w:rPr>
-        <w:t xml:space="preserve">6) Sequencing is emergent from ordered step execution inside a single pipeline. The step that produces SpecialtyMetaData_v_3 (with embeddings) runs BEFORE the Provider_v_3 enrichment step that reads it. This fixes the code_label bug surfaced 2026-08-02 on NPI 1417801002 (F-105 supplement 246ZS0400X): its taxonomies[0] arrived without code_label because build_provider_record was called with a pre-F-105 nucc_catalog snapshot. Under the new order the enrichment step reads the fully-published SpecialtyMetaData </w:t>
+        <w:t xml:space="preserve">6) Sequencing is emergent from ordered step execution inside a single pipeline. The step that produces SpecialtyMetaData_v_3 (with embeddings) runs BEFORE the </w:t>
       </w:r>
       <w:r>
         <w:rPr>
           <w:color w:val="008000"/>
         </w:rPr>
-        <w:t>and every provider (including the F-105 supplement holder) gets its correct code_label.</w:t>
+        <w:lastRenderedPageBreak/>
+        <w:t>Provider_v_3 enrichment step that reads it. This fixes the code_label bug surfaced 2026-08-02 on NPI 1417801002 (F-105 supplement 246ZS0400X): its taxonomies[0] arrived without code_label because build_provider_record was called with a pre-F-105 nucc_catalog snapshot. Under the new order the enrichment step reads the fully-published SpecialtyMetaData and every provider (including the F-105 supplement holder) gets its correct code_label.</w:t>
       </w:r>
     </w:p>
     <w:p>
@@ -3479,12 +3471,19 @@
         <w:rPr>
           <w:color w:val="008000"/>
         </w:rPr>
-        <w:t xml:space="preserve"> and utilizes an infrastructure that ensures VMs only exist when required, and data base clusters are only active as required.</w:t>
+        <w:t xml:space="preserve"> and utilizes an infrastructure that ensures VMs only exist when </w:t>
       </w:r>
       <w:r>
         <w:rPr>
           <w:color w:val="008000"/>
         </w:rPr>
+        <w:lastRenderedPageBreak/>
+        <w:t>required, and data base clusters are only active as required.</w:t>
+      </w:r>
+      <w:r>
+        <w:rPr>
+          <w:color w:val="008000"/>
+        </w:rPr>
         <w:t>. The pipeline ingests the NPPES monthly dissemination file (plus the pl_pfile practice-locations file), the NUCC provider taxonomy CSV, the U.S. Census ZCTA-to-County crosswalk, and the USDA RUCC classification workbook; it produces the runtime provider record consumed by FindCare on the front-end MongoDB cluster.</w:t>
       </w:r>
     </w:p>
@@ -3584,6 +3583,7 @@
       </w:pPr>
       <w:bookmarkStart w:id="1" w:name="_Toc235526913"/>
       <w:r>
+        <w:lastRenderedPageBreak/>
         <w:t>2. Vision</w:t>
       </w:r>
       <w:bookmarkEnd w:id="1"/>
@@ -3653,16 +3653,7 @@
           <w:iCs/>
           <w:sz w:val="18"/>
         </w:rPr>
-        <w:t xml:space="preserve"> — Provider Pipeline flow (author's vision diagram). Annotations from the v29 review that MUST be reflected on the diagram: (a) Wake Pipeline Cluster runs in parallel with the Prepare Infrastructure block, not serially. (b) Load Staging Data runs in parallel with other same-tier steps (per §5.2.2 parallelism table); the "in-parallel" marker is on the Load Staging block. (c) The last box in the Type-1 flow (prior to discrepancy reporting) carries three flags (can_prescribe, is_homeopathic, is_disqualified) —</w:t>
-      </w:r>
-      <w:r>
-        <w:rPr>
-          <w:rFonts w:asciiTheme="majorHAnsi" w:hAnsiTheme="majorHAnsi" w:cstheme="majorHAnsi"/>
-          <w:i/>
-          <w:iCs/>
-          <w:sz w:val="18"/>
-        </w:rPr>
-        <w:t xml:space="preserve"> not two. (d) The Quiesce block carries an explicit "(finally_block — runs on both success and failure paths)" note</w:t>
+        <w:t xml:space="preserve"> — Provider Pipeline flow (author's vision diagram). Annotations from the v29 review that MUST be reflected on the diagram: (a) Wake Pipeline Cluster runs in parallel with the Prepare Infrastructure block, not serially. (b) Load Staging Data runs in parallel with other same-tier steps (per §5.2.2 parallelism table); the "in-parallel" marker is on the Load Staging block. (c) The last box in the Type-1 flow (prior to discrepancy reporting) carries three flags (can_prescribe, is_homeopathic, is_disqualified) — not two. (d) The Quiesce block carries an explicit "(finally_block — runs on both success and failure paths)" note</w:t>
       </w:r>
       <w:r>
         <w:rPr>
@@ -3679,15 +3670,16 @@
     </w:p>
     <w:p>
       <w:r>
-        <w:t>The diagram expresses that vision as a single flow of work. The top row (Invoke → Prepare → Fetch → Load → Normalize) is the read-side journey of every source. The parallel branches (type-1 individual, type-2 organization, address enrichment, county enrichment, urban flag) are the write-side fan-out where the pipeline does its actual value-add before landing records in the front-end cluster. The Quiesce block at the bottom-left is the terminal contract: infrastructure is deleted, cluster is paused, discrepa</w:t>
-      </w:r>
-      <w:r>
-        <w:t>ncies are reported.</w:t>
-      </w:r>
-    </w:p>
-    <w:p>
-      <w:r>
-        <w:t>This vision generalizes. Every future pipeline in the platform (Specialty, Medicare utilization, clinical trials) reuses this same shape — reservation-gated infrastructure, parallel fetch, state-scoped normalize, discrepancy-reported quiesce — and reuses the shared substrate described in the Runtime Topology (§4.3) and the Sequence of Operations (§5).</w:t>
+        <w:t>The diagram expresses that vision as a single flow of work. The top row (Invoke → Prepare → Fetch → Load → Normalize) is the read-side journey of every source. The parallel branches (type-1 individual, type-2 organization, address enrichment, county enrichment, urban flag) are the write-side fan-out where the pipeline does its actual value-add before landing records in the front-end cluster. The Quiesce block at the bottom-left is the terminal contract: infrastructure is deleted, cluster is paused, discrepancies are reported.</w:t>
+      </w:r>
+    </w:p>
+    <w:p>
+      <w:r>
+        <w:t>This vision generalizes. Every future pipeline in the platform (Specialty, Medicare utilization, clinical trials) reuses this same shape — reservation-gated infrastructure, parallel fetch, state-</w:t>
+      </w:r>
+      <w:r>
+        <w:lastRenderedPageBreak/>
+        <w:t>scoped normalize, discrepancy-reported quiesce — and reuses the shared substrate described in the Runtime Topology (§4.3) and the Sequence of Operations (§5).</w:t>
       </w:r>
       <w:r>
         <w:t xml:space="preserve"> </w:t>
@@ -3854,7 +3846,11 @@
         <w:t>az vm create</w:t>
       </w:r>
       <w:r>
-        <w:t xml:space="preserve"> for the Controller VM — a short op that fits inside the runbook execution cap. Reads run configuration from Mongo, writes a fresh run manifest, provisions the VM, and exits. Cardinality: 1 per env.</w:t>
+        <w:t xml:space="preserve"> for the Controller VM — a short op that fits inside the runbook execution cap. Reads </w:t>
+      </w:r>
+      <w:r>
+        <w:lastRenderedPageBreak/>
+        <w:t>run configuration from Mongo, writes a fresh run manifest, provisions the VM, and exits. Cardinality: 1 per env.</w:t>
       </w:r>
     </w:p>
     <w:p>
@@ -4123,6 +4119,7 @@
         <w:rPr>
           <w:b/>
         </w:rPr>
+        <w:lastRenderedPageBreak/>
         <w:t>Missing manifest.</w:t>
       </w:r>
       <w:r>
@@ -4292,7 +4289,11 @@
         <w:t>chathealthy.pipeline.control_runner</w:t>
       </w:r>
       <w:r>
-        <w:t xml:space="preserve"> (Python module entrypoint). The single Python process launched by cloud-init on the Pipeline Run VM. Owns the run for its entire duration. Reads pipeline config from Mongo, walks the step list, spawns Worker subprocesses at each fan-out step, polls the work-items collection for stage completion, updates the run manifest at every step boundary, and drives quiesce. Runs under the long-lived F-003 identity in the </w:t>
+        <w:t xml:space="preserve"> (Python module entrypoint). The single Python process launched by cloud-init on the Pipeline Run VM. Owns the run for its entire duration. Reads pipeline config from Mongo, walks the step list, spawns Worker subprocesses at each fan-out step, polls the work-items collection for stage completion, updates the run manifest at every step boundary, and drives quiesce. Runs under the long-lived F-003 </w:t>
+      </w:r>
+      <w:r>
+        <w:lastRenderedPageBreak/>
+        <w:t xml:space="preserve">identity in the </w:t>
       </w:r>
       <w:r>
         <w:rPr>
@@ -4317,10 +4318,7 @@
     </w:p>
     <w:p>
       <w:r>
-        <w:t xml:space="preserve">Canonical name: chathealthy.pipeline.worker (Python module entrypoint, invoked as python -m chathealthy.pipeline.worker &lt;step_name&gt; --replica &lt;i&gt; --run-id &lt;run_id&gt;). Python subprocesses on the same VM, spawned by the Controller via subprocess.Popen for every step (a single-partition Worker for non-fanout steps; N-partition Workers for fanout steps). Each Worker inherits the Controller's environment (including the loaded F-003 cert), atomically claims one work-item from Mongo via findOneAndUpdate, executes, </w:t>
-      </w:r>
-      <w:r>
-        <w:t>writes result and exit code to Mongo, and exits. Concurrency is Controller-managed via a bounded process pool. Cardinality is computed from len(state_scope) × entity_types for post-branching steps; a run with state_scope=["VT","DE"] fans out to 4 concurrent Workers at branching (2 states × 2 entity types), not 51.</w:t>
+        <w:t>Canonical name: chathealthy.pipeline.worker (Python module entrypoint, invoked as python -m chathealthy.pipeline.worker &lt;step_name&gt; --replica &lt;i&gt; --run-id &lt;run_id&gt;). Python subprocesses on the same VM, spawned by the Controller via subprocess.Popen for every step (a single-partition Worker for non-fanout steps; N-partition Workers for fanout steps). Each Worker inherits the Controller's environment (including the loaded F-003 cert), atomically claims one work-item from Mongo via findOneAndUpdate, executes, writes result and exit code to Mongo, and exits. Concurrency is Controller-managed via a bounded process pool. Cardinality is computed from len(state_scope) × entity_types for post-branching steps; a run with state_scope=["VT","DE"] fans out to 4 concurrent Workers at branching (2 states × 2 entity types), not 51.</w:t>
       </w:r>
       <w:r>
         <w:rPr>
@@ -4527,7 +4525,11 @@
         <w:t>providers_v&lt;N&gt;</w:t>
       </w:r>
       <w:r>
-        <w:t xml:space="preserve"> collection that is the published output of a run. Reservation-gated pause/resume. </w:t>
+        <w:t xml:space="preserve"> collection that is the published output of a run. Reservation-</w:t>
+      </w:r>
+      <w:r>
+        <w:lastRenderedPageBreak/>
+        <w:t xml:space="preserve">gated pause/resume. </w:t>
       </w:r>
       <w:r>
         <w:rPr>
@@ -4811,6 +4813,7 @@
         <w:pStyle w:val="Heading3"/>
       </w:pPr>
       <w:r>
+        <w:lastRenderedPageBreak/>
         <w:t>3.1.15 External Actor — CTO</w:t>
       </w:r>
     </w:p>
@@ -4951,6 +4954,7 @@
         <w:rPr>
           <w:b/>
         </w:rPr>
+        <w:lastRenderedPageBreak/>
         <w:t>DNS zone for the environment host name.</w:t>
       </w:r>
       <w:r>
@@ -5084,10 +5088,11 @@
     </w:p>
     <w:p>
       <w:r>
-        <w:t>The pipeline's topology has two distinct layers that must not be conflated. Deploy Topology is what exists permanently in Azure between runs and is deployed using the ChatHealty Deppoyment script as defined in EPIC-008-F-012 Deployment— the network, the vaults, the registries, the automation account, the storage accounts, the source-archive Blob container — every resource that deploy_chathealthy.py provisions and that survives regardless of whether a pipeline is running. Runtime Topology is what exists only</w:t>
-      </w:r>
-      <w:r>
-        <w:t xml:space="preserve"> during a run — the Pipeline Run VM, the Controller process, the Worker subprocesses, and per-run transient artifacts under {env}-pipeline-transients/{run_id}/ — every element that is created at run start and destroyed at run end. Deploy topology is provisioned once per manifest change; runtime topology is provisioned once per run.</w:t>
+        <w:t>The pipeline's topology has two distinct layers that must not be conflated. Deploy Topology is what exists permanently in Azure between runs and is deployed using the ChatHealty Deppoyment script as defined in EPIC-008-F-012 Deployment— the network, the vaults, the registries, the automation account, the storage accounts, the source-archive Blob container — every resource that deploy_chathealthy.py provisions and that survives regardless of whether a pipeline is running. Runtime Topology is what exists only during a run — the Pipeline Run VM, the Controller process, the Worker subprocesses, and per-run transient artifacts under {env}-</w:t>
+      </w:r>
+      <w:r>
+        <w:lastRenderedPageBreak/>
+        <w:t>pipeline-transients/{run_id}/ — every element that is created at run start and destroyed at run end. Deploy topology is provisioned once per manifest change; runtime topology is provisioned once per run.</w:t>
       </w:r>
     </w:p>
     <w:p>
@@ -5122,10 +5127,7 @@
         <w:t>Why networking is permanent (CISO-friendly).</w:t>
       </w:r>
       <w:r>
-        <w:t xml:space="preserve"> The VNet, both subnets, the Private Endpoint to Atlas, the Private DNS zone, and all NSG rules are permanent Deploy Topology — provisioned once at deploy time, surviving every pipeline run and every VM lifecycle. The pipeline never creates or destroys a network object at run time; only the VM (a compute resource) is transient. This is the model CISOs sign off on: a stable, auditable network boundary in which ephemeral compute lands. If we tore down the VNet per run we would (a) lose the immutable NSG audit</w:t>
-      </w:r>
-      <w:r>
-        <w:t xml:space="preserve"> trail that ties every allowed flow to a manifest-approved change, (b) invalidate any long-lived Private Endpoint approval (Atlas peer approvals persist against a Private Endpoint resource ID, not against a subnet reference), and (c) fail a HIPAA / SOC2 network-segmentation review that expects a stable perimeter. </w:t>
+        <w:t xml:space="preserve"> The VNet, both subnets, the Private Endpoint to Atlas, the Private DNS zone, and all NSG rules are permanent Deploy Topology — provisioned once at deploy time, surviving every pipeline run and every VM lifecycle. The pipeline never creates or destroys a network object at run time; only the VM (a compute resource) is transient. This is the model CISOs sign off on: a stable, auditable network boundary in which ephemeral compute lands. If we tore down the VNet per run we would (a) lose the immutable NSG audit trail that ties every allowed flow to a manifest-approved change, (b) invalidate any long-lived Private Endpoint approval (Atlas peer approvals persist against a Private Endpoint resource ID, not against a subnet reference), and (c) fail a HIPAA / SOC2 network-segmentation review that expects a stable perimeter. </w:t>
       </w:r>
       <w:r>
         <w:rPr>
@@ -5340,6 +5342,7 @@
         <w:rPr>
           <w:b/>
         </w:rPr>
+        <w:lastRenderedPageBreak/>
         <w:t>Webhook</w:t>
       </w:r>
       <w:r>
@@ -5736,22 +5739,24 @@
         <w:t>deploy_chathealthy.py</w:t>
       </w:r>
       <w:r>
-        <w:t xml:space="preserve"> reads the manifest and materializes each target on its live substrate. Same-day Promote (dev → qa → prod) replays the identical build package via GitHub Actions.</w:t>
-      </w:r>
-    </w:p>
-    <w:p>
-      <w:r>
-        <w:t>SEQUENCE WALKTHROUGH -- OBSERVABILITY (v35). Following the deploy topology sequence in Figure 4, the runtime sequence walks through the ordered steps captured in the earlier sequence diagram. Each trigger-tier component (Runbook, Watchdog, ReservationReaper, Controller) writes its structured events as documents to chathealthyfrontend.logFileCollection as it progresses. If a component cannot log to Mongo (missing env binding, unreachable cluster, TLS handshake failure), it MUST abend rather than run blind --</w:t>
-      </w:r>
-      <w:r>
-        <w:t xml:space="preserve"> observability precedes work. This is the operational expression of the 'if you can't log to Mongo you die' contract enforced by PipelineServices.observability_gate.ObservabilityGate at Controller boot.</w:t>
-      </w:r>
-    </w:p>
-    <w:p>
-      <w:r>
-        <w:rPr>
-          <w:noProof/>
-        </w:rPr>
+        <w:t xml:space="preserve"> reads the manifest and materializes each target on </w:t>
+      </w:r>
+      <w:r>
+        <w:lastRenderedPageBreak/>
+        <w:t>its live substrate. Same-day Promote (dev → qa → prod) replays the identical build package via GitHub Actions.</w:t>
+      </w:r>
+    </w:p>
+    <w:p>
+      <w:r>
+        <w:t>SEQUENCE WALKTHROUGH -- OBSERVABILITY (v35). Following the deploy topology sequence in Figure 4, the runtime sequence walks through the ordered steps captured in the earlier sequence diagram. Each trigger-tier component (Runbook, Watchdog, ReservationReaper, Controller) writes its structured events as documents to chathealthyfrontend.logFileCollection as it progresses. If a component cannot log to Mongo (missing env binding, unreachable cluster, TLS handshake failure), it MUST abend rather than run blind -- observability precedes work. This is the operational expression of the 'if you can't log to Mongo you die' contract enforced by PipelineServices.observability_gate.ObservabilityGate at Controller boot.</w:t>
+      </w:r>
+    </w:p>
+    <w:p>
+      <w:r>
+        <w:rPr>
+          <w:noProof/>
+        </w:rPr>
+        <w:lastRenderedPageBreak/>
         <w:drawing>
           <wp:inline distT="0" distB="0" distL="0" distR="0" wp14:anchorId="40442062" wp14:editId="109B26D2">
             <wp:extent cx="5943600" cy="7433861"/>
@@ -5842,6 +5847,7 @@
           <w:iCs/>
           <w:sz w:val="18"/>
         </w:rPr>
+        <w:lastRenderedPageBreak/>
         <w:t>(§4.2). Only the VM is created per run and destroyed at run end. Deploy authorization is separate from commit authorization (Rule-065).</w:t>
       </w:r>
     </w:p>
@@ -6120,6 +6126,7 @@
         <w:pStyle w:val="Heading3"/>
       </w:pPr>
       <w:r>
+        <w:lastRenderedPageBreak/>
         <w:t>4.3.2 Controller process</w:t>
       </w:r>
     </w:p>
@@ -6271,10 +6278,7 @@
         <w:t xml:space="preserve"> </w:t>
       </w:r>
       <w:r>
-        <w:t>v37: Launched via spawn_detached_worker(argv, env). Double-fork + setsid; grandchild dup2s stdin/stdout/stderr to /dev/null and os.execvpe s the Worker binary. Controller receives only the grandchild PID for informational logging — never calls poll(), wait(), or reads .returncode. Crash detection is heartbeat-based: _HeartbeatThread writes heartbeat_at every 120 s; Controller poll loop marks any WI whose heartbeat_at is stale beyond 300 s as failed. No inter-process ports; no PID/process-group ties; no stdi</w:t>
-      </w:r>
-      <w:r>
-        <w:t>o coupling.</w:t>
+        <w:t>v37: Launched via spawn_detached_worker(argv, env). Double-fork + setsid; grandchild dup2s stdin/stdout/stderr to /dev/null and os.execvpe s the Worker binary. Controller receives only the grandchild PID for informational logging — never calls poll(), wait(), or reads .returncode. Crash detection is heartbeat-based: _HeartbeatThread writes heartbeat_at every 120 s; Controller poll loop marks any WI whose heartbeat_at is stale beyond 300 s as failed. No inter-process ports; no PID/process-group ties; no stdio coupling.</w:t>
       </w:r>
     </w:p>
     <w:p>
@@ -6287,6 +6291,7 @@
         <w:rPr>
           <w:color w:val="008000"/>
         </w:rPr>
+        <w:lastRenderedPageBreak/>
         <w:t>Concurrency ceiling per step is the min of len(state_scope) and a per-step declared max in pipeline.config.step_parallelism_caps. A run with state_scope=["VT","DE"] fans out to 2 Workers, not 51. County enrichment is per-state only (one Worker per state, regardless of entity_type) per the NPI-atomic ownership rewrite: each Worker enriches every address on every NPI it owns, and NPI ownership partitions by primary practice state (addresses[0]).</w:t>
       </w:r>
     </w:p>
@@ -6544,6 +6549,7 @@
         <w:rPr>
           <w:color w:val="7030A0"/>
         </w:rPr>
+        <w:lastRenderedPageBreak/>
         <w:t>Watchdog reservation check: reads admin.cluster_lifecycle by _id=run_id. A row with expiry_at &gt; NOW is a live claim -&gt; Watchdog MUST NOT touch the cluster or any VM. Only when expiry_at is past OR no reservation exists may Watchdog reap orphan VMs and pause the cluster.</w:t>
       </w:r>
     </w:p>
@@ -6657,6 +6663,7 @@
       </w:pPr>
       <w:bookmarkStart w:id="9" w:name="_Toc235526921"/>
       <w:r>
+        <w:lastRenderedPageBreak/>
         <w:t>5. Sequence of Operations</w:t>
       </w:r>
       <w:bookmarkEnd w:id="9"/>
@@ -6871,7 +6878,14 @@
         <w:rPr>
           <w:rFonts w:ascii="Consolas" w:hAnsi="Consolas"/>
         </w:rPr>
-        <w:t>parallelism_spec ∈ {"single", "per_source", "per_state", "per_state_x_entity"}</w:t>
+        <w:t xml:space="preserve">parallelism_spec ∈ {"single", </w:t>
+      </w:r>
+      <w:r>
+        <w:rPr>
+          <w:rFonts w:ascii="Consolas" w:hAnsi="Consolas"/>
+        </w:rPr>
+        <w:lastRenderedPageBreak/>
+        <w:t>"per_source", "per_state", "per_state_x_entity"}</w:t>
       </w:r>
       <w:r>
         <w:t xml:space="preserve">, and a </w:t>
@@ -7109,10 +7123,7 @@
         <w:t>content-identical</w:t>
       </w:r>
       <w:r>
-        <w:t xml:space="preserve"> — semantically identical, not byte-identical — to the record bundle that produced the record in the prior successful run. "Record bundle" means the full set of source rows contributing to that NPI: the base NPPES row PLUS any additional-practice-address rows in pl_pfile that share the same NPI. §5.3 is the single, authoritative definition of what makes two record bundles content-identical (zip normalization, whitespace trim, case folding of state codes, ordered union of additional-address rows, etc.). Only</w:t>
-      </w:r>
-      <w:r>
-        <w:t xml:space="preserve"> records that changed, records that are new, and records that are removed are touched. This mode exists to skip the expensive per-record enrichment (county cascade, geocoding vendor calls, RUCC lookup) on the ~95% of providers whose record bundles are unchanged month-over-month.</w:t>
+        <w:t xml:space="preserve"> — semantically identical, not byte-identical — to the record bundle that produced the record in the prior successful run. "Record bundle" means the full set of source rows contributing to that NPI: the base NPPES row PLUS any additional-practice-address rows in pl_pfile that share the same NPI. §5.3 is the single, authoritative definition of what makes two record bundles content-identical (zip normalization, whitespace trim, case folding of state codes, ordered union of additional-address rows, etc.). Only records that changed, records that are new, and records that are removed are touched. This mode exists to skip the expensive per-record enrichment (county cascade, geocoding vendor calls, RUCC lookup) on the ~95% of providers whose record bundles are unchanged month-over-month.</w:t>
       </w:r>
     </w:p>
     <w:p>
@@ -7131,6 +7142,7 @@
     </w:p>
     <w:p>
       <w:r>
+        <w:lastRenderedPageBreak/>
         <w:t xml:space="preserve">The </w:t>
       </w:r>
       <w:r>
@@ -7432,6 +7444,7 @@
           </w:tcPr>
           <w:p>
             <w:r>
+              <w:lastRenderedPageBreak/>
               <w:t>Sub-step</w:t>
             </w:r>
           </w:p>
@@ -7960,10 +7973,8 @@
     </w:p>
     <w:p>
       <w:r>
-        <w:t>RESERVATION LIFECYCLE (v33 override). The runbook creates the reservation on the front cluster's admin.cluster_lifecycle collection immediately after the VM PUT succeeds. Reservation fields: {_id, run_id, vm_name, requester=provider_pipeline_runbook, start_time=NOW, expiry_at=NOW+10h, reservation_class=pipeline_run, pipeline_name=provider}. Controller inherits and DELETES the reservation in its main.finally as the primary release path. ReservationReaper is the safety net for expiry_at &lt; NOW (Controller cras</w:t>
-      </w:r>
-      <w:r>
-        <w:t>hed hard, never hit finally).</w:t>
+        <w:lastRenderedPageBreak/>
+        <w:t>RESERVATION LIFECYCLE (v33 override). The runbook creates the reservation on the front cluster's admin.cluster_lifecycle collection immediately after the VM PUT succeeds. Reservation fields: {_id, run_id, vm_name, requester=provider_pipeline_runbook, start_time=NOW, expiry_at=NOW+10h, reservation_class=pipeline_run, pipeline_name=provider}. Controller inherits and DELETES the reservation in its main.finally as the primary release path. ReservationReaper is the safety net for expiry_at &lt; NOW (Controller crashed hard, never hit finally).</w:t>
       </w:r>
     </w:p>
     <w:p>
@@ -8176,6 +8187,7 @@
         <w:rPr>
           <w:b/>
         </w:rPr>
+        <w:lastRenderedPageBreak/>
         <w:t>HTTP HEAD or landing-page fetch</w:t>
       </w:r>
       <w:r>
@@ -8255,12 +8267,6 @@
           <w:sz w:val="18"/>
         </w:rPr>
         <w:br/>
-      </w:r>
-      <w:r>
-        <w:rPr>
-          <w:rFonts w:ascii="Consolas" w:hAnsi="Consolas"/>
-          <w:sz w:val="18"/>
-        </w:rPr>
         <w:t xml:space="preserve">   healthcare data source. Return strict JSON with two fields:</w:t>
       </w:r>
       <w:r>
@@ -8317,12 +8323,6 @@
           <w:sz w:val="18"/>
         </w:rPr>
         <w:br/>
-      </w:r>
-      <w:r>
-        <w:rPr>
-          <w:rFonts w:ascii="Consolas" w:hAnsi="Consolas"/>
-          <w:sz w:val="18"/>
-        </w:rPr>
         <w:t xml:space="preserve">   Do not include any other fields, prose, or explanation.</w:t>
       </w:r>
       <w:r>
@@ -8546,6 +8546,7 @@
         <w:rPr>
           <w:color w:val="auto"/>
         </w:rPr>
+        <w:lastRenderedPageBreak/>
         <w:t>5.2.4 Fetch all sources</w:t>
       </w:r>
     </w:p>
@@ -8554,13 +8555,230 @@
         <w:rPr>
           <w:color w:val="008000"/>
         </w:rPr>
-        <w:t>Actual mechanism (rewritten from prior v42 wording): the source_freshness_gate step probes each source over HTTPS HEAD/GET, captures etag+lastmod+clen as the source_version_identifier, and compares that string against the identifier stamped on the source's prior blob archive at dev-pipeline-sources/&lt;source&gt;/&lt;sha256&gt;/&lt;filename&gt;. Match -&gt; decision=reuse, downstream fetch worker skips the network GET and points at the archived blob. Mismatch or no prior archive -&gt; decision=fetch, worker downloads the source ov</w:t>
-      </w:r>
+        <w:t>Actual mechanism (rewritten from prior v42 wording): the source_freshness_gate step probes each source over HTTPS HEAD/GET, captures etag+lastmod+clen as the source_version_identifier, and compares that string against the identifier stamped on the source's prior blob archive at dev-pipeline-sources/&lt;source&gt;/&lt;sha256&gt;/&lt;filename&gt;. Match -&gt; decision=reuse, downstream fetch worker skips the network GET and points at the archived blob. Mismatch or no prior archive -&gt; decision=fetch, worker downloads the source over HTTPS, computes sha256 for the archive path, and writes bytes to dev-pipeline-transients/&lt;run_id&gt;/&lt;source&gt;/&lt;filename&gt; for that fire. The source_archival step later promotes fetched sources into the durable archive. Decisions land under metrics.source_freshness.&lt;source&gt; on the run manifest. No per-source control collection is consulted; the archived blob's naming (path+identifier) is the match key.</w:t>
+      </w:r>
+    </w:p>
+    <w:p>
+      <w:r>
+        <w:rPr>
+          <w:b/>
+        </w:rPr>
+        <w:t>Purpose.</w:t>
+      </w:r>
+      <w:r>
+        <w:t xml:space="preserve"> Bring every source file into local scratch, verified by content hash, staged for durable archive. </w:t>
+      </w:r>
+      <w:r>
+        <w:rPr>
+          <w:b/>
+        </w:rPr>
+        <w:t>The freshness gate (§5.2.3) always fires first</w:t>
+      </w:r>
+      <w:r>
+        <w:t xml:space="preserve"> for every source; the gate's per-source verdict determines whether this Worker's action is "fetch" or "reuse", but the gate itself is never skipped based on age.</w:t>
+      </w:r>
+    </w:p>
+    <w:p>
+      <w:r>
+        <w:rPr>
+          <w:b/>
+        </w:rPr>
+        <w:t>REQ anchors.</w:t>
+      </w:r>
+      <w:r>
+        <w:t xml:space="preserve"> EPIC-010-F-102-S-003-REQ-B-001, REQ-T-002, REQ-T-003; EPIC-010-F-103-S-002, S-003, S-004, S-005; EPIC-002-F-003-S-007-REQ-B-001.</w:t>
+      </w:r>
+    </w:p>
+    <w:p>
+      <w:r>
+        <w:rPr>
+          <w:b/>
+        </w:rPr>
+        <w:t>Mechanism.</w:t>
+      </w:r>
+      <w:r>
+        <w:t xml:space="preserve"> For each source declared in </w:t>
+      </w:r>
+      <w:r>
+        <w:rPr>
+          <w:rFonts w:ascii="Consolas" w:hAnsi="Consolas"/>
+        </w:rPr>
+        <w:t>pipeline.config.sources</w:t>
+      </w:r>
+      <w:r>
+        <w:t>:</w:t>
+      </w:r>
+    </w:p>
+    <w:p>
+      <w:pPr>
+        <w:pStyle w:val="ListNumber"/>
+      </w:pPr>
+      <w:r>
+        <w:t xml:space="preserve">Fire freshness gate (§5.2.3) → yields </w:t>
+      </w:r>
+      <w:r>
+        <w:rPr>
+          <w:rFonts w:ascii="Consolas" w:hAnsi="Consolas"/>
+        </w:rPr>
+        <w:t>action ∈ {"fetch", "reuse"}</w:t>
+      </w:r>
+      <w:r>
+        <w:t xml:space="preserve"> and a </w:t>
+      </w:r>
+      <w:r>
+        <w:rPr>
+          <w:rFonts w:ascii="Consolas" w:hAnsi="Consolas"/>
+        </w:rPr>
+        <w:t>published_version_tag</w:t>
+      </w:r>
+      <w:r>
+        <w:t>.</w:t>
+      </w:r>
+    </w:p>
+    <w:p>
+      <w:pPr>
+        <w:pStyle w:val="ListNumber"/>
+      </w:pPr>
+      <w:r>
+        <w:t xml:space="preserve">If </w:t>
+      </w:r>
+      <w:r>
+        <w:rPr>
+          <w:rFonts w:ascii="Consolas" w:hAnsi="Consolas"/>
+        </w:rPr>
+        <w:t>action="fetch"</w:t>
+      </w:r>
+      <w:r>
+        <w:t>:</w:t>
+      </w:r>
+    </w:p>
+    <w:p>
+      <w:r>
+        <w:t xml:space="preserve">   - HTTPS GET the source over the vendor's canonical URL (respecting rate-limit headers and </w:t>
+      </w:r>
+      <w:r>
+        <w:rPr>
+          <w:rFonts w:ascii="Consolas" w:hAnsi="Consolas"/>
+        </w:rPr>
+        <w:t>pipeline.config.sources.&lt;name&gt;.throttle</w:t>
+      </w:r>
+      <w:r>
+        <w:t>).</w:t>
+      </w:r>
+    </w:p>
+    <w:p>
+      <w:r>
+        <w:t xml:space="preserve">   - Stream bytes to </w:t>
+      </w:r>
+      <w:r>
+        <w:rPr>
+          <w:rFonts w:ascii="Consolas" w:hAnsi="Consolas"/>
+        </w:rPr>
+        <w:t>{env}-pipeline-transients/{run_id}/fetch/{source_name}</w:t>
+      </w:r>
+      <w:r>
+        <w:t xml:space="preserve"> computing SHA-256 incrementally.</w:t>
+      </w:r>
+    </w:p>
+    <w:p>
+      <w:r>
+        <w:t xml:space="preserve">   - Record </w:t>
+      </w:r>
+      <w:r>
+        <w:rPr>
+          <w:rFonts w:ascii="Consolas" w:hAnsi="Consolas"/>
+        </w:rPr>
+        <w:t>content_hash</w:t>
+      </w:r>
+      <w:r>
+        <w:t xml:space="preserve">, </w:t>
+      </w:r>
+      <w:r>
+        <w:rPr>
+          <w:rFonts w:ascii="Consolas" w:hAnsi="Consolas"/>
+        </w:rPr>
+        <w:t>bytes</w:t>
+      </w:r>
+      <w:r>
+        <w:t xml:space="preserve">, </w:t>
+      </w:r>
+      <w:r>
+        <w:rPr>
+          <w:rFonts w:ascii="Consolas" w:hAnsi="Consolas"/>
+        </w:rPr>
+        <w:t>fetched_at</w:t>
+      </w:r>
+      <w:r>
+        <w:t xml:space="preserve"> on the work-item.</w:t>
+      </w:r>
+    </w:p>
+    <w:p>
+      <w:pPr>
+        <w:pStyle w:val="ListNumber"/>
+      </w:pPr>
+      <w:r>
+        <w:t xml:space="preserve">If </w:t>
+      </w:r>
+      <w:r>
+        <w:rPr>
+          <w:rFonts w:ascii="Consolas" w:hAnsi="Consolas"/>
+        </w:rPr>
+        <w:t>action="reuse"</w:t>
+      </w:r>
+      <w:r>
+        <w:t>:</w:t>
+      </w:r>
+    </w:p>
+    <w:p>
+      <w:r>
+        <w:t xml:space="preserve">   - No network fetch. The Worker records </w:t>
+      </w:r>
+      <w:r>
+        <w:rPr>
+          <w:rFonts w:ascii="Consolas" w:hAnsi="Consolas"/>
+        </w:rPr>
+        <w:t>reused=true</w:t>
+      </w:r>
+      <w:r>
+        <w:t xml:space="preserve"> and points to the existing archive entry </w:t>
+      </w:r>
+      <w:r>
+        <w:rPr>
+          <w:rFonts w:ascii="Consolas" w:hAnsi="Consolas"/>
+        </w:rPr>
+        <w:t>{env}-pipeline-sources/{source_name}/{prior_content_hash}/{filename}</w:t>
+      </w:r>
+      <w:r>
+        <w:t>.</w:t>
+      </w:r>
+    </w:p>
+    <w:p>
+      <w:r>
+        <w:rPr>
+          <w:b/>
+        </w:rPr>
+        <w:t>Archive retention.</w:t>
+      </w:r>
+      <w:r>
+        <w:t xml:space="preserve"> The archive retains the CURRENT source file plus the immediately-prior version until superseded. When THIS run completes successfully and its </w:t>
+      </w:r>
+      <w:r>
+        <w:rPr>
+          <w:rFonts w:ascii="Consolas" w:hAnsi="Consolas"/>
+        </w:rPr>
+        <w:t>content_hash</w:t>
+      </w:r>
+      <w:r>
+        <w:t xml:space="preserve"> differs from the prior, the prior archive entry is deleted at the end of §5.2.20 Quiesce. This preserves the ability to replay a run against its exact source bytes even after the next run has begun.</w:t>
+      </w:r>
+    </w:p>
+    <w:p>
       <w:r>
         <w:rPr>
           <w:color w:val="008000"/>
         </w:rPr>
-        <w:t>er HTTPS, computes sha256 for the archive path, and writes bytes to dev-pipeline-transients/&lt;run_id&gt;/&lt;source&gt;/&lt;filename&gt; for that fire. The source_archival step later promotes fetched sources into the durable archive. Decisions land under metrics.source_freshness.&lt;source&gt; on the run manifest. No per-source control collection is consulted; the archived blob's naming (path+identifier) is the match key.</w:t>
+        <w:lastRenderedPageBreak/>
+        <w:t>Source-archive Blob lifetime — clarification. The source-archive container ({env}-pipeline-sources/{source}/{content_hash}/{filename}) is Deploy Topology, not Runtime Topology. Prior-month source files are NOT destroyed at their run's end. They are retained until superseded — specifically, the prior successful run's source archive is destroyed at the end of the NEXT successful run that fetched a newer source (identified by a distinct content_hash). This retention rule preserves the ability to replay a run against its exact source bytes even after the next run has begun.</w:t>
       </w:r>
     </w:p>
     <w:p>
@@ -8568,19 +8786,108 @@
         <w:rPr>
           <w:b/>
         </w:rPr>
+        <w:t>Skip-if-done.</w:t>
+      </w:r>
+      <w:r>
+        <w:t xml:space="preserve"> Operator-driven — an operator invoking with </w:t>
+      </w:r>
+      <w:r>
+        <w:rPr>
+          <w:rFonts w:ascii="Consolas" w:hAnsi="Consolas"/>
+        </w:rPr>
+        <w:t>start_step="load staging"</w:t>
+      </w:r>
+      <w:r>
+        <w:t xml:space="preserve"> skips this step (see §6.9). Freshness-gate </w:t>
+      </w:r>
+      <w:r>
+        <w:rPr>
+          <w:rFonts w:ascii="Consolas" w:hAnsi="Consolas"/>
+        </w:rPr>
+        <w:t>action="reuse"</w:t>
+      </w:r>
+      <w:r>
+        <w:t xml:space="preserve"> verdicts are NOT skip-if-done; they are a per-source no-op inside the step.</w:t>
+      </w:r>
+    </w:p>
+    <w:p>
+      <w:r>
+        <w:rPr>
+          <w:b/>
+        </w:rPr>
+        <w:t>Failure modes.</w:t>
+      </w:r>
+      <w:r>
+        <w:t xml:space="preserve"> Fetch timeout → Worker retries 3× with backoff. Hash mismatch on re-download (bytes changed under our feet mid-fetch) → </w:t>
+      </w:r>
+      <w:r>
+        <w:rPr>
+          <w:rFonts w:ascii="Consolas" w:hAnsi="Consolas"/>
+        </w:rPr>
+        <w:t>discrepancy</w:t>
+      </w:r>
+      <w:r>
+        <w:t xml:space="preserve"> row </w:t>
+      </w:r>
+      <w:r>
+        <w:rPr>
+          <w:rFonts w:ascii="Consolas" w:hAnsi="Consolas"/>
+        </w:rPr>
+        <w:t>reason="external_api_error"</w:t>
+      </w:r>
+      <w:r>
+        <w:t>, Worker exits 1, step marked failed.</w:t>
+      </w:r>
+    </w:p>
+    <w:p>
+      <w:r>
+        <w:rPr>
+          <w:b/>
+        </w:rPr>
+        <w:t>Mongo/Blob touches.</w:t>
+      </w:r>
+      <w:r>
+        <w:t xml:space="preserve"> Writes </w:t>
+      </w:r>
+      <w:r>
+        <w:rPr>
+          <w:rFonts w:ascii="Consolas" w:hAnsi="Consolas"/>
+        </w:rPr>
+        <w:t>pipeline.work_items</w:t>
+      </w:r>
+      <w:r>
+        <w:t>. Writes Blob transient container. Deletes prior source-archive entries only at §5.2.20 (never here).</w:t>
+      </w:r>
+    </w:p>
+    <w:p/>
+    <w:p>
+      <w:pPr>
+        <w:pStyle w:val="Heading3"/>
+      </w:pPr>
+      <w:r>
+        <w:t>5.2.5 Source archival</w:t>
+      </w:r>
+    </w:p>
+    <w:p>
+      <w:r>
+        <w:rPr>
+          <w:b/>
+        </w:rPr>
         <w:t>Purpose.</w:t>
       </w:r>
       <w:r>
-        <w:t xml:space="preserve"> Bring every source file into local scratch, verified by content hash, staged for durable archive. </w:t>
-      </w:r>
+        <w:t xml:space="preserve"> Move fetched files from run-scoped transients into version-addressed permanent archive.</w:t>
+      </w:r>
+    </w:p>
+    <w:p>
       <w:r>
         <w:rPr>
           <w:b/>
         </w:rPr>
-        <w:t>The freshness gate (§5.2.3) always fires first</w:t>
-      </w:r>
-      <w:r>
-        <w:t xml:space="preserve"> for every source; the gate's per-source verdict determines whether this Worker's action is "fetch" or "reuse", but the gate itself is never skipped based on age.</w:t>
+        <w:t>REQ anchors.</w:t>
+      </w:r>
+      <w:r>
+        <w:t xml:space="preserve"> EPIC-010-F-102-S-004-REQ-B-001, REQ-T-001.</w:t>
       </w:r>
     </w:p>
     <w:p>
@@ -8588,10 +8895,133 @@
         <w:rPr>
           <w:b/>
         </w:rPr>
+        <w:t>Sub-steps.</w:t>
+      </w:r>
+      <w:r>
+        <w:t xml:space="preserve"> For each newly-fetched source, Controller writes archival work-item. Worker copies from </w:t>
+      </w:r>
+      <w:r>
+        <w:rPr>
+          <w:rFonts w:ascii="Consolas" w:hAnsi="Consolas"/>
+        </w:rPr>
+        <w:t>{env}-pipeline-transients/{run_id}/fetch/{source_name}</w:t>
+      </w:r>
+      <w:r>
+        <w:t xml:space="preserve"> to </w:t>
+      </w:r>
+      <w:r>
+        <w:rPr>
+          <w:rFonts w:ascii="Consolas" w:hAnsi="Consolas"/>
+        </w:rPr>
+        <w:t>{env}-pipeline-sources/{source_name}/{content_hash}/{filename}</w:t>
+      </w:r>
+      <w:r>
+        <w:t>.</w:t>
+      </w:r>
+    </w:p>
+    <w:p>
+      <w:r>
+        <w:rPr>
+          <w:b/>
+        </w:rPr>
+        <w:t>Skip-if-done.</w:t>
+      </w:r>
+      <w:r>
+        <w:t xml:space="preserve"> If </w:t>
+      </w:r>
+      <w:r>
+        <w:rPr>
+          <w:rFonts w:ascii="Consolas" w:hAnsi="Consolas"/>
+        </w:rPr>
+        <w:t>{env}-pipeline-sources/{source_name}/{content_hash}/{filename}</w:t>
+      </w:r>
+      <w:r>
+        <w:t xml:space="preserve"> already exists (identical bytes previously archived), Worker skips the copy and records </w:t>
+      </w:r>
+      <w:r>
+        <w:rPr>
+          <w:rFonts w:ascii="Consolas" w:hAnsi="Consolas"/>
+        </w:rPr>
+        <w:t>reused=true</w:t>
+      </w:r>
+      <w:r>
+        <w:t xml:space="preserve"> on the work-item.</w:t>
+      </w:r>
+    </w:p>
+    <w:p>
+      <w:r>
+        <w:rPr>
+          <w:b/>
+        </w:rPr>
+        <w:t>Failure modes.</w:t>
+      </w:r>
+      <w:r>
+        <w:t xml:space="preserve"> Blob write failure → Worker retries 3× with backoff; terminal failure fails the step.</w:t>
+      </w:r>
+    </w:p>
+    <w:p>
+      <w:r>
+        <w:rPr>
+          <w:b/>
+        </w:rPr>
+        <w:t>Mongo/Blob touches.</w:t>
+      </w:r>
+      <w:r>
+        <w:t xml:space="preserve"> Reads Blob transient. Writes Blob source archive.</w:t>
+      </w:r>
+    </w:p>
+    <w:p>
+      <w:pPr>
+        <w:pStyle w:val="Heading3"/>
+      </w:pPr>
+      <w:r>
+        <w:t>5.2.6 Delete target scope</w:t>
+      </w:r>
+    </w:p>
+    <w:p>
+      <w:r>
+        <w:rPr>
+          <w:b/>
+        </w:rPr>
+        <w:t>Purpose.</w:t>
+      </w:r>
+      <w:r>
+        <w:t xml:space="preserve"> Remove every provider record in the target </w:t>
+      </w:r>
+      <w:r>
+        <w:rPr>
+          <w:rFonts w:ascii="Consolas" w:hAnsi="Consolas"/>
+        </w:rPr>
+        <w:t>state_scope</w:t>
+      </w:r>
+      <w:r>
+        <w:t xml:space="preserve"> from the published </w:t>
+      </w:r>
+      <w:r>
+        <w:rPr>
+          <w:rFonts w:ascii="Consolas" w:hAnsi="Consolas"/>
+        </w:rPr>
+        <w:t>providers_v&lt;N&gt;</w:t>
+      </w:r>
+      <w:r>
+        <w:t xml:space="preserve"> collection before rebuild. This is what makes Full "full" — the run rebuilds every provider in scope from source, no residual stale records.</w:t>
+      </w:r>
+    </w:p>
+    <w:p>
+      <w:r>
+        <w:rPr>
+          <w:b/>
+        </w:rPr>
+        <w:lastRenderedPageBreak/>
         <w:t>REQ anchors.</w:t>
       </w:r>
       <w:r>
-        <w:t xml:space="preserve"> EPIC-010-F-102-S-003-REQ-B-001, REQ-T-002, REQ-T-003; EPIC-010-F-103-S-002, S-003, S-004, S-005; EPIC-002-F-003-S-007-REQ-B-001.</w:t>
+        <w:t xml:space="preserve"> EPIC-010-F-103-S-001-REQ-B-002 (branch b: full-source-file → delete DB records absent from source); EPIC-010-F-101-S-005-REQ-B-001 (version management).</w:t>
+      </w:r>
+    </w:p>
+    <w:p>
+      <w:r>
+        <w:t>Sub-steps. Controller writes one work-item; the Worker executes db.providers_v&lt;N&gt;.deleteMany({mailing_state: {$in: state_scope}}) on the pipeline cluster (or the full collection when state_scope=["ALL"]). Records pre-delete count and delete count on the run manifest.</w:t>
       </w:r>
     </w:p>
     <w:p>
@@ -8599,19 +9029,1241 @@
         <w:rPr>
           <w:b/>
         </w:rPr>
-        <w:t>Mechanism.</w:t>
-      </w:r>
-      <w:r>
-        <w:t xml:space="preserve"> For each source declared in </w:t>
-      </w:r>
-      <w:r>
-        <w:rPr>
-          <w:rFonts w:ascii="Consolas" w:hAnsi="Consolas"/>
-        </w:rPr>
-        <w:t>pipeline.config.sources</w:t>
-      </w:r>
-      <w:r>
-        <w:t>:</w:t>
+        <w:t>Skip-if-done.</w:t>
+      </w:r>
+      <w:r>
+        <w:t xml:space="preserve"> N/A — Full mode always deletes.</w:t>
+      </w:r>
+    </w:p>
+    <w:p>
+      <w:r>
+        <w:rPr>
+          <w:b/>
+        </w:rPr>
+        <w:t>Failure modes.</w:t>
+      </w:r>
+      <w:r>
+        <w:t xml:space="preserve"> Delete rejected (permission, cluster failure) → Controller exits with </w:t>
+      </w:r>
+      <w:r>
+        <w:rPr>
+          <w:rFonts w:ascii="Consolas" w:hAnsi="Consolas"/>
+        </w:rPr>
+        <w:t>abort_reason="scope_delete_failed"</w:t>
+      </w:r>
+      <w:r>
+        <w:t>. No partial state; deleteMany is server-side atomic per document but the operation as a whole is not — a partial delete on connection loss leaves the collection in a partial state, from which the successor run's delete completes cleanup.</w:t>
+      </w:r>
+    </w:p>
+    <w:p>
+      <w:r>
+        <w:rPr>
+          <w:b/>
+        </w:rPr>
+        <w:t>Mongo touches.</w:t>
+      </w:r>
+      <w:r>
+        <w:t xml:space="preserve"> Deletes on </w:t>
+      </w:r>
+      <w:r>
+        <w:rPr>
+          <w:rFonts w:ascii="Consolas" w:hAnsi="Consolas"/>
+        </w:rPr>
+        <w:t>chathealthydatapipeline.providers_v&lt;N&gt;</w:t>
+      </w:r>
+      <w:r>
+        <w:t>.</w:t>
+      </w:r>
+    </w:p>
+    <w:p>
+      <w:pPr>
+        <w:pStyle w:val="Heading3"/>
+      </w:pPr>
+      <w:r>
+        <w:t>5.2.7 Load staging</w:t>
+      </w:r>
+    </w:p>
+    <w:p>
+      <w:r>
+        <w:rPr>
+          <w:b/>
+        </w:rPr>
+        <w:t>Purpose.</w:t>
+      </w:r>
+      <w:r>
+        <w:t xml:space="preserve"> Land each source into a Mongo staging collection with its native record structure preserved. </w:t>
+      </w:r>
+      <w:r>
+        <w:rPr>
+          <w:b/>
+        </w:rPr>
+        <w:t>One Mongo document per source row</w:t>
+      </w:r>
+      <w:r>
+        <w:t xml:space="preserve"> — every field of every row is a Mongo field on that document; column names are preserved verbatim from the source. This is NOT a "one field per document" model — that would force every downstream step to re-parse the source, which is expressly forbidden by the design. The staging document is the parsed structured form; downstream steps consume it as a dict, never as raw bytes.</w:t>
+      </w:r>
+    </w:p>
+    <w:p>
+      <w:r>
+        <w:rPr>
+          <w:b/>
+        </w:rPr>
+        <w:t>REQ anchors.</w:t>
+      </w:r>
+      <w:r>
+        <w:t xml:space="preserve"> EPIC-010-F-102-S-004-REQ-T-003 (byte-offset indexed for replay); REQ-T-004 (secondary-source pre-index paired with NPI key); EPIC-010-F-103-S-002-REQ-B-001, REQ-B-002.</w:t>
+      </w:r>
+    </w:p>
+    <w:p>
+      <w:r>
+        <w:rPr>
+          <w:b/>
+        </w:rPr>
+        <w:t>Sub-steps.</w:t>
+      </w:r>
+      <w:r>
+        <w:t xml:space="preserve"> Controller writes one work-item per source. Workers stream bytes from Blob source archive, parse row-by-row, upsert into staging collection (</w:t>
+      </w:r>
+      <w:r>
+        <w:rPr>
+          <w:rFonts w:ascii="Consolas" w:hAnsi="Consolas"/>
+        </w:rPr>
+        <w:t>pipeline_sources_&lt;source&gt;</w:t>
+      </w:r>
+      <w:r>
+        <w:t xml:space="preserve"> on pipeline cluster). Each upsert is a full parsed dict keyed by the source's natural key (NPI for NPPES; NPI + practice-location-sequence for pl_pfile; NUCC code for taxonomy; ZCTA5 for the county crosswalk; FIPS for RUCC). NPPES NPI load is serial-single-process to guarantee ordering; other sources fan out per source.</w:t>
+      </w:r>
+    </w:p>
+    <w:p>
+      <w:r>
+        <w:rPr>
+          <w:b/>
+        </w:rPr>
+        <w:t>Skip-if-done.</w:t>
+      </w:r>
+      <w:r>
+        <w:t xml:space="preserve"> Operator-driven — see §6.9. Not skipped otherwise.</w:t>
+      </w:r>
+    </w:p>
+    <w:p>
+      <w:r>
+        <w:rPr>
+          <w:b/>
+        </w:rPr>
+        <w:t>Failure modes.</w:t>
+      </w:r>
+      <w:r>
+        <w:t xml:space="preserve"> Parse error → per-row </w:t>
+      </w:r>
+      <w:r>
+        <w:rPr>
+          <w:rFonts w:ascii="Consolas" w:hAnsi="Consolas"/>
+        </w:rPr>
+        <w:t>discrepancy</w:t>
+      </w:r>
+      <w:r>
+        <w:t xml:space="preserve"> </w:t>
+      </w:r>
+      <w:r>
+        <w:rPr>
+          <w:rFonts w:ascii="Consolas" w:hAnsi="Consolas"/>
+        </w:rPr>
+        <w:t>reason="parse_error"</w:t>
+      </w:r>
+      <w:r>
+        <w:t>, row skipped, load continues. Bulk-write failure → Worker retries 3× on the failing batch, terminal → step fails.</w:t>
+      </w:r>
+    </w:p>
+    <w:p>
+      <w:r>
+        <w:rPr>
+          <w:b/>
+        </w:rPr>
+        <w:t>Mongo touches.</w:t>
+      </w:r>
+      <w:r>
+        <w:t xml:space="preserve"> Writes </w:t>
+      </w:r>
+      <w:r>
+        <w:rPr>
+          <w:rFonts w:ascii="Consolas" w:hAnsi="Consolas"/>
+        </w:rPr>
+        <w:t>chathealthydatapipeline.pipeline_sources_&lt;source&gt;</w:t>
+      </w:r>
+      <w:r>
+        <w:t xml:space="preserve">, </w:t>
+      </w:r>
+      <w:r>
+        <w:rPr>
+          <w:rFonts w:ascii="Consolas" w:hAnsi="Consolas"/>
+        </w:rPr>
+        <w:t>pipeline.discrepancies</w:t>
+      </w:r>
+      <w:r>
+        <w:t xml:space="preserve"> on parse errors.</w:t>
+      </w:r>
+    </w:p>
+    <w:p/>
+    <w:p>
+      <w:pPr>
+        <w:pStyle w:val="Heading3"/>
+      </w:pPr>
+      <w:r>
+        <w:lastRenderedPageBreak/>
+        <w:t>5.2.8 Load F-105 catalog</w:t>
+      </w:r>
+    </w:p>
+    <w:p>
+      <w:r>
+        <w:rPr>
+          <w:b/>
+        </w:rPr>
+        <w:t>Purpose.</w:t>
+      </w:r>
+      <w:r>
+        <w:t xml:space="preserve"> Materialize the business-maintained NUCC classification catalog into the per-run read cache.</w:t>
+      </w:r>
+    </w:p>
+    <w:p>
+      <w:r>
+        <w:rPr>
+          <w:b/>
+        </w:rPr>
+        <w:t>REQ anchors.</w:t>
+      </w:r>
+      <w:r>
+        <w:t xml:space="preserve"> EPIC-010-F-105-S-001-REQ-B-001, REQ-B-002; S-002-REQ-B-001; S-003-REQ-B-001.</w:t>
+      </w:r>
+    </w:p>
+    <w:p>
+      <w:r>
+        <w:rPr>
+          <w:color w:val="008000"/>
+        </w:rPr>
+        <w:t>Sub-steps. Controller loads the business-maintained F-105 catalog from ChatHealthyDataPipelines.ProprietaryData.SpecialtyAndProviderFlags into an in-memory per-run cache on ctx.catalog. No cross-cluster copy: the catalog stays on the pipeline cluster where it lives; downstream steps consume it from ctx.catalog. Pipelines never migrate data from the pipeline back-end cluster to the front-end cluster.</w:t>
+      </w:r>
+    </w:p>
+    <w:p>
+      <w:r>
+        <w:rPr>
+          <w:b/>
+        </w:rPr>
+        <w:t>Skip-if-done.</w:t>
+      </w:r>
+      <w:r>
+        <w:t xml:space="preserve"> Operator-driven — see §6.9. The operator invokes the pipeline with an explicit </w:t>
+      </w:r>
+      <w:r>
+        <w:rPr>
+          <w:rFonts w:ascii="Consolas" w:hAnsi="Consolas"/>
+        </w:rPr>
+        <w:t>start_step</w:t>
+      </w:r>
+      <w:r>
+        <w:t xml:space="preserve"> (one of </w:t>
+      </w:r>
+      <w:r>
+        <w:rPr>
+          <w:rFonts w:ascii="Consolas" w:hAnsi="Consolas"/>
+        </w:rPr>
+        <w:t>"fetch data"</w:t>
+      </w:r>
+      <w:r>
+        <w:t xml:space="preserve">, </w:t>
+      </w:r>
+      <w:r>
+        <w:rPr>
+          <w:rFonts w:ascii="Consolas" w:hAnsi="Consolas"/>
+        </w:rPr>
+        <w:t>"load staging"</w:t>
+      </w:r>
+      <w:r>
+        <w:t xml:space="preserve">, </w:t>
+      </w:r>
+      <w:r>
+        <w:rPr>
+          <w:rFonts w:ascii="Consolas" w:hAnsi="Consolas"/>
+        </w:rPr>
+        <w:t>"normalize data"</w:t>
+      </w:r>
+      <w:r>
+        <w:t xml:space="preserve">, </w:t>
+      </w:r>
+      <w:r>
+        <w:rPr>
+          <w:rFonts w:ascii="Consolas" w:hAnsi="Consolas"/>
+        </w:rPr>
+        <w:t>"enrich data"</w:t>
+      </w:r>
+      <w:r>
+        <w:t>); the framework enters at that step and skips all earlier steps. There is no algorithm-driven skip of F-105 based on content_hash or calendar day — that class of "automatic skip" would silently mask a catalog update and is expressly forbidden.</w:t>
+      </w:r>
+    </w:p>
+    <w:p>
+      <w:r>
+        <w:rPr>
+          <w:b/>
+        </w:rPr>
+        <w:t>Failure modes.</w:t>
+      </w:r>
+      <w:r>
+        <w:t xml:space="preserve"> Catalog missing → Controller aborts with </w:t>
+      </w:r>
+      <w:r>
+        <w:rPr>
+          <w:rFonts w:ascii="Consolas" w:hAnsi="Consolas"/>
+        </w:rPr>
+        <w:t>abort_reason="f105_catalog_absent"</w:t>
+      </w:r>
+      <w:r>
+        <w:t>.</w:t>
+      </w:r>
+    </w:p>
+    <w:p>
+      <w:r>
+        <w:rPr>
+          <w:color w:val="008000"/>
+        </w:rPr>
+        <w:t>Mongo touches. Reads ChatHealthyDataPipelines.ProprietaryData.SpecialtyAndProviderFlags. No writes.</w:t>
+      </w:r>
+    </w:p>
+    <w:p/>
+    <w:p>
+      <w:pPr>
+        <w:pStyle w:val="Heading3"/>
+      </w:pPr>
+      <w:r>
+        <w:rPr>
+          <w:color w:val="008000"/>
+        </w:rPr>
+        <w:t>5.2.8a Publish SpecialtyMetaData + embed</w:t>
+      </w:r>
+    </w:p>
+    <w:p>
+      <w:r>
+        <w:rPr>
+          <w:color w:val="008000"/>
+        </w:rPr>
+        <w:t xml:space="preserve">This step runs after normalize_nucc has built StagingNucc (883 NUCC codes + F-105 supplements enriched with can_prescribe / is_homeopathic / is_supplemented / is_disqualified flags). It copies the staged rows into ChatHealthyDataPipelines.PublicHealthData.SpecialtyMetaData_staging_v_{data_version} on the PIPELINE cluster, generates a text-embedding-3-large embedding per row (EPIC-008-F-011-S-004), and atomic-renames the staging collection into ChatHealthyDataPipelines.PublicHealthData.SpecialtyMetaData_v_{data_version} via renameCollection(dropTarget=true). Both collections live in the same DB (PublicHealthData) because renameCollection requires same-DB. Pipelines never migrate data to the front-end cluster; a separate migrator job (out of scope for this step) is the sole legal pipeline-&gt;frontend path. Every PublicHealthData collection this pipeline produces uses the universal load-state module pipeline/Code/pipeline_loaded_metadata.py: should_skip() at step entry, mark_loaded() at step exit on non-fatal completion. The load-state metadata lives at ChatHealthyDataPipelines.PublicHealthData._loaded_metadata (one doc per versioned collection; _id = the versioned collection name, e.g. SpecialtyMetaData_v_3). Fields: publichealthdata_collection_name, staging_collection_name, source_hash, run_id, data_version (int), row_count (int), operationally_fit (bool), loaded_at, detail. Skip iff ALL of: source_hash </w:t>
+      </w:r>
+      <w:r>
+        <w:rPr>
+          <w:color w:val="008000"/>
+        </w:rPr>
+        <w:lastRenderedPageBreak/>
+        <w:t>matches, operationally_fit is true, the PublicHealthData collection exists, and its actual row count matches metadata.row_count. Non-fatal errors (e.g. OpenAI 429 embed failures that produce per-row reason=error_specialty_embedding_failed discrepancies) still mark the collection loaded; fatal errors raise before mark_loaded so the next fire reloads. The run_id on the metadata doc matches the run_id stamped on each individual SpecialtyMetaData row so an operator can trace any row back to its metadata doc and vice versa. All PublicHealthData collections are integer-versioned (_v_3, not _v_03; data_version is int throughout the pipeline).</w:t>
+      </w:r>
+    </w:p>
+    <w:p>
+      <w:pPr>
+        <w:pStyle w:val="Heading3"/>
+      </w:pPr>
+      <w:r>
+        <w:t>5.2.9 Normalize NPI</w:t>
+      </w:r>
+    </w:p>
+    <w:p>
+      <w:r>
+        <w:rPr>
+          <w:color w:val="008000"/>
+        </w:rPr>
+        <w:t>Normalize NPI consists of two logical passes. Pass A (source-shape normalize) makes the raw NPPES per-slot fields comply with our data structures - taxonomies[] array assembled from the per-slot Primary Taxonomy Switch columns, addresses[] normalized, licenses[] parsed - WITHOUT any lookup against SpecialtyMetaData. Pass A has no dependencies. Pass B (SpecialtyMetaData-driven enrichment) stamps taxonomies[i].code_label / reference_status / grouping / classification / specialization / definition from the fully-published SpecialtyMetaData_v_{data_version} on the PIPELINE cluster (ChatHealthyDataPipelines.PublicHealthData). The ordered step list guarantees publish_smd_and_embed has completed before Pass B starts, which is where the code_label ordering fix lands. The two-pass split MAY be realized as one function with an internal state check or two distinct steps; the boundary is what matters, not the module structure.</w:t>
+      </w:r>
+    </w:p>
+    <w:p>
+      <w:r>
+        <w:rPr>
+          <w:b/>
+        </w:rPr>
+        <w:t>Purpose.</w:t>
+      </w:r>
+      <w:r>
+        <w:t xml:space="preserve"> Convert raw NPPES staging rows into the normative provider record shape (§7.1). Organized into three explicit sub-sections: </w:t>
+      </w:r>
+      <w:r>
+        <w:rPr>
+          <w:b/>
+        </w:rPr>
+        <w:t>Common</w:t>
+      </w:r>
+      <w:r>
+        <w:t xml:space="preserve"> (fields loaded for every record regardless of kind), </w:t>
+      </w:r>
+      <w:r>
+        <w:rPr>
+          <w:b/>
+        </w:rPr>
+        <w:t>Individual</w:t>
+      </w:r>
+      <w:r>
+        <w:t xml:space="preserve"> (Type 1 additions), and </w:t>
+      </w:r>
+      <w:r>
+        <w:rPr>
+          <w:b/>
+        </w:rPr>
+        <w:t>Institutional</w:t>
+      </w:r>
+      <w:r>
+        <w:t xml:space="preserve"> (Type 2 additions). Each subsection names exactly what fields are loaded AND what fields from the source are intentionally NOT loaded.</w:t>
+      </w:r>
+    </w:p>
+    <w:p>
+      <w:r>
+        <w:rPr>
+          <w:b/>
+        </w:rPr>
+        <w:t>REQ anchors.</w:t>
+      </w:r>
+      <w:r>
+        <w:t xml:space="preserve"> EPIC-010-F-103-S-001-REQ-B-001 through REQ-B-019; EPIC-010-F-103-S-008.</w:t>
+      </w:r>
+    </w:p>
+    <w:p>
+      <w:r>
+        <w:rPr>
+          <w:b/>
+        </w:rPr>
+        <w:t>Fan-out.</w:t>
+      </w:r>
+      <w:r>
+        <w:t xml:space="preserve"> State-scoped. Partition key = provider BUSINESS mailing address state (not the primary practice state). Concurrency = </w:t>
+      </w:r>
+      <w:r>
+        <w:rPr>
+          <w:rFonts w:ascii="Consolas" w:hAnsi="Consolas"/>
+        </w:rPr>
+        <w:t>min(len(state_scope), step_parallelism_caps.normalize_npi)</w:t>
+      </w:r>
+      <w:r>
+        <w:t>. Note: post-branching fan-out (from §5.2.11 / §5.2.12 forward) is state × entity-type — see §5.2.11 for the fan-out schedule.</w:t>
+      </w:r>
+    </w:p>
+    <w:p>
+      <w:pPr>
+        <w:pStyle w:val="Heading4"/>
+      </w:pPr>
+      <w:r>
+        <w:t>5.2.9.1 Common (every record)</w:t>
+      </w:r>
+    </w:p>
+    <w:p>
+      <w:r>
+        <w:rPr>
+          <w:b/>
+        </w:rPr>
+        <w:t>Loaded from source:</w:t>
+      </w:r>
+    </w:p>
+    <w:p>
+      <w:pPr>
+        <w:pStyle w:val="ListBullet"/>
+      </w:pPr>
+      <w:r>
+        <w:rPr>
+          <w:rFonts w:ascii="Consolas" w:hAnsi="Consolas"/>
+        </w:rPr>
+        <w:t>npi</w:t>
+      </w:r>
+      <w:r>
+        <w:t xml:space="preserve"> (Type 1 or Type 2 canonical key)</w:t>
+      </w:r>
+    </w:p>
+    <w:p>
+      <w:pPr>
+        <w:pStyle w:val="ListBullet"/>
+      </w:pPr>
+      <w:r>
+        <w:rPr>
+          <w:rFonts w:ascii="Consolas" w:hAnsi="Consolas"/>
+        </w:rPr>
+        <w:t>kind</w:t>
+      </w:r>
+      <w:r>
+        <w:t xml:space="preserve"> — derived from NPPES Entity Type Code: </w:t>
+      </w:r>
+      <w:r>
+        <w:rPr>
+          <w:rFonts w:ascii="Consolas" w:hAnsi="Consolas"/>
+        </w:rPr>
+        <w:t>"1"</w:t>
+      </w:r>
+      <w:r>
+        <w:t xml:space="preserve"> → </w:t>
+      </w:r>
+      <w:r>
+        <w:rPr>
+          <w:rFonts w:ascii="Consolas" w:hAnsi="Consolas"/>
+        </w:rPr>
+        <w:t>"individual"</w:t>
+      </w:r>
+      <w:r>
+        <w:t xml:space="preserve">, </w:t>
+      </w:r>
+      <w:r>
+        <w:rPr>
+          <w:rFonts w:ascii="Consolas" w:hAnsi="Consolas"/>
+        </w:rPr>
+        <w:t>"2"</w:t>
+      </w:r>
+      <w:r>
+        <w:t xml:space="preserve"> → </w:t>
+      </w:r>
+      <w:r>
+        <w:rPr>
+          <w:rFonts w:ascii="Consolas" w:hAnsi="Consolas"/>
+        </w:rPr>
+        <w:t>"institutional"</w:t>
+      </w:r>
+    </w:p>
+    <w:p>
+      <w:pPr>
+        <w:pStyle w:val="ListBullet"/>
+      </w:pPr>
+      <w:r>
+        <w:rPr>
+          <w:rFonts w:ascii="Consolas" w:hAnsi="Consolas"/>
+        </w:rPr>
+        <w:t>enumeration_date</w:t>
+      </w:r>
+      <w:r>
+        <w:t xml:space="preserve"> (NPPES field </w:t>
+      </w:r>
+      <w:r>
+        <w:rPr>
+          <w:rFonts w:ascii="Consolas" w:hAnsi="Consolas"/>
+        </w:rPr>
+        <w:t>Provider Enumeration Date</w:t>
+      </w:r>
+      <w:r>
+        <w:t>)</w:t>
+      </w:r>
+    </w:p>
+    <w:p>
+      <w:pPr>
+        <w:pStyle w:val="ListBullet"/>
+      </w:pPr>
+      <w:r>
+        <w:rPr>
+          <w:rFonts w:ascii="Consolas" w:hAnsi="Consolas"/>
+        </w:rPr>
+        <w:t>last_updated_at</w:t>
+      </w:r>
+      <w:r>
+        <w:t xml:space="preserve"> (NPPES field </w:t>
+      </w:r>
+      <w:r>
+        <w:rPr>
+          <w:rFonts w:ascii="Consolas" w:hAnsi="Consolas"/>
+        </w:rPr>
+        <w:t>Last Update Date</w:t>
+      </w:r>
+      <w:r>
+        <w:t>)</w:t>
+      </w:r>
+    </w:p>
+    <w:p>
+      <w:pPr>
+        <w:pStyle w:val="ListBullet"/>
+      </w:pPr>
+      <w:r>
+        <w:rPr>
+          <w:rFonts w:ascii="Consolas" w:hAnsi="Consolas"/>
+        </w:rPr>
+        <w:t>activity_status_log[]</w:t>
+      </w:r>
+      <w:r>
+        <w:t xml:space="preserve"> — deactivation / reactivation events derived from NPPES fields </w:t>
+      </w:r>
+      <w:r>
+        <w:rPr>
+          <w:rFonts w:ascii="Consolas" w:hAnsi="Consolas"/>
+        </w:rPr>
+        <w:t>NPI Deactivation Date</w:t>
+      </w:r>
+      <w:r>
+        <w:t xml:space="preserve"> and </w:t>
+      </w:r>
+      <w:r>
+        <w:rPr>
+          <w:rFonts w:ascii="Consolas" w:hAnsi="Consolas"/>
+        </w:rPr>
+        <w:t>NPI Reactivation Date</w:t>
+      </w:r>
+    </w:p>
+    <w:p>
+      <w:pPr>
+        <w:pStyle w:val="ListBullet"/>
+      </w:pPr>
+      <w:r>
+        <w:rPr>
+          <w:rFonts w:ascii="Consolas" w:hAnsi="Consolas"/>
+        </w:rPr>
+        <w:lastRenderedPageBreak/>
+        <w:t>primary_practice_address</w:t>
+      </w:r>
+      <w:r>
+        <w:t xml:space="preserve"> — </w:t>
+      </w:r>
+      <w:r>
+        <w:rPr>
+          <w:rFonts w:ascii="Consolas" w:hAnsi="Consolas"/>
+        </w:rPr>
+        <w:t>address_type="primary_practice"</w:t>
+      </w:r>
+      <w:r>
+        <w:t xml:space="preserve">, </w:t>
+      </w:r>
+      <w:r>
+        <w:rPr>
+          <w:rFonts w:ascii="Consolas" w:hAnsi="Consolas"/>
+        </w:rPr>
+        <w:t>primary=true</w:t>
+      </w:r>
+      <w:r>
+        <w:t>, with all address fields (line1, line2, city, state, postal_code, country_code, phone, fax)</w:t>
+      </w:r>
+    </w:p>
+    <w:p>
+      <w:pPr>
+        <w:pStyle w:val="ListBullet"/>
+      </w:pPr>
+      <w:r>
+        <w:rPr>
+          <w:rFonts w:ascii="Consolas" w:hAnsi="Consolas"/>
+        </w:rPr>
+        <w:t>mailing_address</w:t>
+      </w:r>
+      <w:r>
+        <w:t xml:space="preserve"> — </w:t>
+      </w:r>
+      <w:r>
+        <w:rPr>
+          <w:rFonts w:ascii="Consolas" w:hAnsi="Consolas"/>
+        </w:rPr>
+        <w:t>address_type="mailing"</w:t>
+      </w:r>
+      <w:r>
+        <w:t xml:space="preserve">, </w:t>
+      </w:r>
+      <w:r>
+        <w:rPr>
+          <w:rFonts w:ascii="Consolas" w:hAnsi="Consolas"/>
+        </w:rPr>
+        <w:t>primary=false</w:t>
+      </w:r>
+      <w:r>
+        <w:t>, NOT county-eligible (mailing addresses are not clinical)</w:t>
+      </w:r>
+    </w:p>
+    <w:p>
+      <w:pPr>
+        <w:pStyle w:val="ListBullet"/>
+      </w:pPr>
+      <w:r>
+        <w:rPr>
+          <w:rFonts w:ascii="Consolas" w:hAnsi="Consolas"/>
+        </w:rPr>
+        <w:t>taxonomies[]</w:t>
+      </w:r>
+      <w:r>
+        <w:t xml:space="preserve"> — up to 15 slots (NPPES Provider Taxonomy Code 1..15 with their state/license/switch fields)</w:t>
+      </w:r>
+    </w:p>
+    <w:p>
+      <w:pPr>
+        <w:pStyle w:val="ListBullet"/>
+      </w:pPr>
+      <w:r>
+        <w:rPr>
+          <w:rFonts w:ascii="Consolas" w:hAnsi="Consolas"/>
+        </w:rPr>
+        <w:t>insurance_identifiers[]</w:t>
+      </w:r>
+      <w:r>
+        <w:t xml:space="preserve"> — normalized from NPPES </w:t>
+      </w:r>
+      <w:r>
+        <w:rPr>
+          <w:rFonts w:ascii="Consolas" w:hAnsi="Consolas"/>
+        </w:rPr>
+        <w:t>Other Provider Identifier</w:t>
+      </w:r>
+      <w:r>
+        <w:t xml:space="preserve"> fields (Type 5 = Medicare NSC, Type 4 = Medicare OSCAR, etc.)</w:t>
+      </w:r>
+    </w:p>
+    <w:p>
+      <w:pPr>
+        <w:pStyle w:val="ListBullet"/>
+      </w:pPr>
+      <w:r>
+        <w:rPr>
+          <w:rFonts w:ascii="Consolas" w:hAnsi="Consolas"/>
+        </w:rPr>
+        <w:t>licenses[]</w:t>
+      </w:r>
+      <w:r>
+        <w:t xml:space="preserve"> — normalized from taxonomy license fields plus explicit </w:t>
+      </w:r>
+      <w:r>
+        <w:rPr>
+          <w:rFonts w:ascii="Consolas" w:hAnsi="Consolas"/>
+        </w:rPr>
+        <w:t>Provider Other Identifier</w:t>
+      </w:r>
+      <w:r>
+        <w:t xml:space="preserve"> license entries</w:t>
+      </w:r>
+    </w:p>
+    <w:p>
+      <w:pPr>
+        <w:pStyle w:val="ListBullet"/>
+      </w:pPr>
+      <w:r>
+        <w:rPr>
+          <w:rFonts w:ascii="Consolas" w:hAnsi="Consolas"/>
+        </w:rPr>
+        <w:t>sole_proprietor</w:t>
+      </w:r>
+      <w:r>
+        <w:t xml:space="preserve"> flag (NPPES field </w:t>
+      </w:r>
+      <w:r>
+        <w:rPr>
+          <w:rFonts w:ascii="Consolas" w:hAnsi="Consolas"/>
+        </w:rPr>
+        <w:t>Is Sole Proprietor</w:t>
+      </w:r>
+      <w:r>
+        <w:t>)</w:t>
+      </w:r>
+    </w:p>
+    <w:p>
+      <w:pPr>
+        <w:pStyle w:val="ListBullet"/>
+      </w:pPr>
+      <w:r>
+        <w:rPr>
+          <w:b/>
+        </w:rPr>
+        <w:t>Human-readable code labels</w:t>
+      </w:r>
+      <w:r>
+        <w:t xml:space="preserve"> — every coded field on the record gets a sibling </w:t>
+      </w:r>
+      <w:r>
+        <w:rPr>
+          <w:rFonts w:ascii="Consolas" w:hAnsi="Consolas"/>
+        </w:rPr>
+        <w:t>&lt;field&gt;_label</w:t>
+      </w:r>
+      <w:r>
+        <w:t xml:space="preserve"> with the human-readable text. The following labels MUST be populated:</w:t>
+      </w:r>
+    </w:p>
+    <w:p>
+      <w:r>
+        <w:t xml:space="preserve">  - </w:t>
+      </w:r>
+      <w:r>
+        <w:rPr>
+          <w:rFonts w:ascii="Consolas" w:hAnsi="Consolas"/>
+        </w:rPr>
+        <w:t>taxonomies[i].code_label</w:t>
+      </w:r>
+      <w:r>
+        <w:t xml:space="preserve"> — resolved from NUCC taxonomy staging</w:t>
+      </w:r>
+    </w:p>
+    <w:p>
+      <w:r>
+        <w:t xml:space="preserve">  - </w:t>
+      </w:r>
+      <w:r>
+        <w:rPr>
+          <w:rFonts w:ascii="Consolas" w:hAnsi="Consolas"/>
+        </w:rPr>
+        <w:t>taxonomies[i].classification_label</w:t>
+      </w:r>
+    </w:p>
+    <w:p>
+      <w:r>
+        <w:t xml:space="preserve">  - </w:t>
+      </w:r>
+      <w:r>
+        <w:rPr>
+          <w:rFonts w:ascii="Consolas" w:hAnsi="Consolas"/>
+        </w:rPr>
+        <w:t>taxonomies[i].specialization_label</w:t>
+      </w:r>
+    </w:p>
+    <w:p>
+      <w:r>
+        <w:t xml:space="preserve">  - </w:t>
+      </w:r>
+      <w:r>
+        <w:rPr>
+          <w:rFonts w:ascii="Consolas" w:hAnsi="Consolas"/>
+        </w:rPr>
+        <w:t>licenses[i].state_label</w:t>
+      </w:r>
+      <w:r>
+        <w:t xml:space="preserve"> — full state name from the two-letter code</w:t>
+      </w:r>
+    </w:p>
+    <w:p>
+      <w:r>
+        <w:t xml:space="preserve">  - </w:t>
+      </w:r>
+      <w:r>
+        <w:rPr>
+          <w:rFonts w:ascii="Consolas" w:hAnsi="Consolas"/>
+        </w:rPr>
+        <w:t>insurance_identifiers[i].type_label</w:t>
+      </w:r>
+      <w:r>
+        <w:t xml:space="preserve"> — human-readable identifier type ("Medicare NSC", etc.)</w:t>
+      </w:r>
+    </w:p>
+    <w:p>
+      <w:r>
+        <w:t xml:space="preserve">  - </w:t>
+      </w:r>
+      <w:r>
+        <w:rPr>
+          <w:rFonts w:ascii="Consolas" w:hAnsi="Consolas"/>
+        </w:rPr>
+        <w:t>primary_practice_address.state_label</w:t>
+      </w:r>
+      <w:r>
+        <w:t xml:space="preserve">, </w:t>
+      </w:r>
+      <w:r>
+        <w:rPr>
+          <w:rFonts w:ascii="Consolas" w:hAnsi="Consolas"/>
+        </w:rPr>
+        <w:t>primary_practice_address.country_code_label</w:t>
+      </w:r>
+    </w:p>
+    <w:p>
+      <w:r>
+        <w:t xml:space="preserve">  - </w:t>
+      </w:r>
+      <w:r>
+        <w:rPr>
+          <w:rFonts w:ascii="Consolas" w:hAnsi="Consolas"/>
+        </w:rPr>
+        <w:t>mailing_address.state_label</w:t>
+      </w:r>
+      <w:r>
+        <w:t xml:space="preserve">, </w:t>
+      </w:r>
+      <w:r>
+        <w:rPr>
+          <w:rFonts w:ascii="Consolas" w:hAnsi="Consolas"/>
+        </w:rPr>
+        <w:t>mailing_address.country_code_label</w:t>
+      </w:r>
+    </w:p>
+    <w:p>
+      <w:r>
+        <w:t xml:space="preserve">  - </w:t>
+      </w:r>
+      <w:r>
+        <w:rPr>
+          <w:rFonts w:ascii="Consolas" w:hAnsi="Consolas"/>
+        </w:rPr>
+        <w:t>activity_status_log[i].event_type_label</w:t>
+      </w:r>
+      <w:r>
+        <w:t xml:space="preserve"> (</w:t>
+      </w:r>
+      <w:r>
+        <w:rPr>
+          <w:rFonts w:ascii="Consolas" w:hAnsi="Consolas"/>
+        </w:rPr>
+        <w:t>"deactivation"</w:t>
+      </w:r>
+      <w:r>
+        <w:t xml:space="preserve">, </w:t>
+      </w:r>
+      <w:r>
+        <w:rPr>
+          <w:rFonts w:ascii="Consolas" w:hAnsi="Consolas"/>
+        </w:rPr>
+        <w:t>"reactivation"</w:t>
+      </w:r>
+      <w:r>
+        <w:t>)</w:t>
+      </w:r>
+    </w:p>
+    <w:p>
+      <w:r>
+        <w:rPr>
+          <w:b/>
+        </w:rPr>
+        <w:t>NOT loaded from source:</w:t>
+      </w:r>
+    </w:p>
+    <w:p>
+      <w:pPr>
+        <w:pStyle w:val="ListBullet"/>
+      </w:pPr>
+      <w:r>
+        <w:t xml:space="preserve">NPPES </w:t>
+      </w:r>
+      <w:r>
+        <w:rPr>
+          <w:rFonts w:ascii="Consolas" w:hAnsi="Consolas"/>
+        </w:rPr>
+        <w:t>Provider First Line Business Practice Location Address State Name</w:t>
+      </w:r>
+      <w:r>
+        <w:t xml:space="preserve"> — redundant with the two-letter state code; the </w:t>
+      </w:r>
+      <w:r>
+        <w:rPr>
+          <w:rFonts w:ascii="Consolas" w:hAnsi="Consolas"/>
+        </w:rPr>
+        <w:t>_label</w:t>
+      </w:r>
+      <w:r>
+        <w:t xml:space="preserve"> sibling supplies the human-readable form.</w:t>
+      </w:r>
+    </w:p>
+    <w:p>
+      <w:pPr>
+        <w:pStyle w:val="ListBullet"/>
+      </w:pPr>
+      <w:r>
+        <w:t xml:space="preserve">NPPES </w:t>
+      </w:r>
+      <w:r>
+        <w:rPr>
+          <w:rFonts w:ascii="Consolas" w:hAnsi="Consolas"/>
+        </w:rPr>
+        <w:t>Certification Date</w:t>
+      </w:r>
+      <w:r>
+        <w:t xml:space="preserve"> field — not consumed by any downstream stage; explicitly omitted to keep the record shape lean.</w:t>
+      </w:r>
+    </w:p>
+    <w:p>
+      <w:pPr>
+        <w:pStyle w:val="Heading4"/>
+      </w:pPr>
+      <w:r>
+        <w:t>5.2.9.2 Individual (Type 1 additions)</w:t>
+      </w:r>
+    </w:p>
+    <w:p>
+      <w:r>
+        <w:rPr>
+          <w:b/>
+        </w:rPr>
+        <w:t>Loaded from source (in addition to Common):</w:t>
+      </w:r>
+    </w:p>
+    <w:p>
+      <w:pPr>
+        <w:pStyle w:val="ListBullet"/>
+      </w:pPr>
+      <w:r>
+        <w:rPr>
+          <w:rFonts w:ascii="Consolas" w:hAnsi="Consolas"/>
+        </w:rPr>
+        <w:lastRenderedPageBreak/>
+        <w:t>first_name</w:t>
+      </w:r>
+      <w:r>
+        <w:t xml:space="preserve">, </w:t>
+      </w:r>
+      <w:r>
+        <w:rPr>
+          <w:rFonts w:ascii="Consolas" w:hAnsi="Consolas"/>
+        </w:rPr>
+        <w:t>middle_name</w:t>
+      </w:r>
+      <w:r>
+        <w:t xml:space="preserve">, </w:t>
+      </w:r>
+      <w:r>
+        <w:rPr>
+          <w:rFonts w:ascii="Consolas" w:hAnsi="Consolas"/>
+        </w:rPr>
+        <w:t>last_name</w:t>
+      </w:r>
+      <w:r>
+        <w:t xml:space="preserve">, </w:t>
+      </w:r>
+      <w:r>
+        <w:rPr>
+          <w:rFonts w:ascii="Consolas" w:hAnsi="Consolas"/>
+        </w:rPr>
+        <w:t>name_prefix</w:t>
+      </w:r>
+      <w:r>
+        <w:t xml:space="preserve">, </w:t>
+      </w:r>
+      <w:r>
+        <w:rPr>
+          <w:rFonts w:ascii="Consolas" w:hAnsi="Consolas"/>
+        </w:rPr>
+        <w:t>name_suffix</w:t>
+      </w:r>
+      <w:r>
+        <w:t xml:space="preserve">, </w:t>
+      </w:r>
+      <w:r>
+        <w:rPr>
+          <w:rFonts w:ascii="Consolas" w:hAnsi="Consolas"/>
+        </w:rPr>
+        <w:t>credential_text</w:t>
+      </w:r>
+      <w:r>
+        <w:t xml:space="preserve"> (post-nominals)</w:t>
+      </w:r>
+    </w:p>
+    <w:p>
+      <w:pPr>
+        <w:pStyle w:val="ListBullet"/>
+      </w:pPr>
+      <w:r>
+        <w:rPr>
+          <w:rFonts w:ascii="Consolas" w:hAnsi="Consolas"/>
+        </w:rPr>
+        <w:t>sex</w:t>
+      </w:r>
+      <w:r>
+        <w:t xml:space="preserve"> — normalized to </w:t>
+      </w:r>
+      <w:r>
+        <w:rPr>
+          <w:rFonts w:ascii="Consolas" w:hAnsi="Consolas"/>
+        </w:rPr>
+        <w:t>"M" | "F"</w:t>
+      </w:r>
+      <w:r>
+        <w:t xml:space="preserve"> from NPPES field </w:t>
+      </w:r>
+      <w:r>
+        <w:rPr>
+          <w:rFonts w:ascii="Consolas" w:hAnsi="Consolas"/>
+        </w:rPr>
+        <w:t>Provider Sex Code</w:t>
+      </w:r>
+    </w:p>
+    <w:p>
+      <w:pPr>
+        <w:pStyle w:val="ListBullet"/>
+      </w:pPr>
+      <w:r>
+        <w:rPr>
+          <w:rFonts w:ascii="Consolas" w:hAnsi="Consolas"/>
+        </w:rPr>
+        <w:t>other_last_names[]</w:t>
+      </w:r>
+      <w:r>
+        <w:t xml:space="preserve"> — Type 1 only, from NPPES </w:t>
+      </w:r>
+      <w:r>
+        <w:rPr>
+          <w:rFonts w:ascii="Consolas" w:hAnsi="Consolas"/>
+        </w:rPr>
+        <w:t>Provider Other Last Name</w:t>
+      </w:r>
+      <w:r>
+        <w:t xml:space="preserve"> variants</w:t>
+      </w:r>
+    </w:p>
+    <w:p>
+      <w:pPr>
+        <w:pStyle w:val="ListBullet"/>
+      </w:pPr>
+      <w:r>
+        <w:rPr>
+          <w:rFonts w:ascii="Consolas" w:hAnsi="Consolas"/>
+        </w:rPr>
+        <w:t>sole_proprietor_scope</w:t>
+      </w:r>
+      <w:r>
+        <w:t xml:space="preserve"> (only meaningful for Type 1)</w:t>
+      </w:r>
+    </w:p>
+    <w:p>
+      <w:r>
+        <w:rPr>
+          <w:b/>
+        </w:rPr>
+        <w:t>NOT loaded from source:</w:t>
+      </w:r>
+    </w:p>
+    <w:p>
+      <w:pPr>
+        <w:pStyle w:val="ListBullet"/>
+      </w:pPr>
+      <w:r>
+        <w:t>Deprecated Type 2 fields (parent org, authorized official) — these have no meaning for Type 1 and are omitted.</w:t>
+      </w:r>
+    </w:p>
+    <w:p>
+      <w:pPr>
+        <w:pStyle w:val="Heading4"/>
+      </w:pPr>
+      <w:r>
+        <w:t>5.2.9.3 Institutional (Type 2 additions)</w:t>
+      </w:r>
+    </w:p>
+    <w:p>
+      <w:r>
+        <w:rPr>
+          <w:b/>
+        </w:rPr>
+        <w:t>Loaded from source (in addition to Common):</w:t>
+      </w:r>
+    </w:p>
+    <w:p>
+      <w:pPr>
+        <w:pStyle w:val="ListBullet"/>
+      </w:pPr>
+      <w:r>
+        <w:rPr>
+          <w:rFonts w:ascii="Consolas" w:hAnsi="Consolas"/>
+        </w:rPr>
+        <w:t>legal_business_name</w:t>
+      </w:r>
+      <w:r>
+        <w:t xml:space="preserve">, </w:t>
+      </w:r>
+      <w:r>
+        <w:rPr>
+          <w:rFonts w:ascii="Consolas" w:hAnsi="Consolas"/>
+        </w:rPr>
+        <w:t>dba_name</w:t>
+      </w:r>
+    </w:p>
+    <w:p>
+      <w:pPr>
+        <w:pStyle w:val="ListBullet"/>
+      </w:pPr>
+      <w:r>
+        <w:rPr>
+          <w:rFonts w:ascii="Consolas" w:hAnsi="Consolas"/>
+        </w:rPr>
+        <w:t>authorized_official.first_name</w:t>
+      </w:r>
+      <w:r>
+        <w:t xml:space="preserve">, </w:t>
+      </w:r>
+      <w:r>
+        <w:rPr>
+          <w:rFonts w:ascii="Consolas" w:hAnsi="Consolas"/>
+        </w:rPr>
+        <w:t>authorized_official.last_name</w:t>
+      </w:r>
+      <w:r>
+        <w:t xml:space="preserve">, </w:t>
+      </w:r>
+      <w:r>
+        <w:rPr>
+          <w:rFonts w:ascii="Consolas" w:hAnsi="Consolas"/>
+        </w:rPr>
+        <w:t>authorized_official.title</w:t>
+      </w:r>
+      <w:r>
+        <w:t xml:space="preserve">, </w:t>
+      </w:r>
+      <w:r>
+        <w:rPr>
+          <w:rFonts w:ascii="Consolas" w:hAnsi="Consolas"/>
+        </w:rPr>
+        <w:t>authorized_official.phone</w:t>
+      </w:r>
+    </w:p>
+    <w:p>
+      <w:pPr>
+        <w:pStyle w:val="ListBullet"/>
+      </w:pPr>
+      <w:r>
+        <w:rPr>
+          <w:rFonts w:ascii="Consolas" w:hAnsi="Consolas"/>
+        </w:rPr>
+        <w:t>parent_organization.legal_business_name</w:t>
+      </w:r>
+      <w:r>
+        <w:t xml:space="preserve">, </w:t>
+      </w:r>
+      <w:r>
+        <w:rPr>
+          <w:rFonts w:ascii="Consolas" w:hAnsi="Consolas"/>
+        </w:rPr>
+        <w:t>parent_organization.tin</w:t>
+      </w:r>
+      <w:r>
+        <w:t xml:space="preserve"> (only when </w:t>
+      </w:r>
+      <w:r>
+        <w:rPr>
+          <w:rFonts w:ascii="Consolas" w:hAnsi="Consolas"/>
+        </w:rPr>
+        <w:t>Is Organization Subpart = Y</w:t>
+      </w:r>
+      <w:r>
+        <w:t>)</w:t>
+      </w:r>
+    </w:p>
+    <w:p>
+      <w:pPr>
+        <w:pStyle w:val="ListBullet"/>
+      </w:pPr>
+      <w:r>
+        <w:rPr>
+          <w:rFonts w:ascii="Consolas" w:hAnsi="Consolas"/>
+        </w:rPr>
+        <w:t>administrative_contact.name</w:t>
+      </w:r>
+      <w:r>
+        <w:t xml:space="preserve">, </w:t>
+      </w:r>
+      <w:r>
+        <w:rPr>
+          <w:rFonts w:ascii="Consolas" w:hAnsi="Consolas"/>
+        </w:rPr>
+        <w:t>administrative_contact.phone</w:t>
+      </w:r>
+    </w:p>
+    <w:p>
+      <w:r>
+        <w:rPr>
+          <w:b/>
+        </w:rPr>
+        <w:t>NOT loaded from source:</w:t>
+      </w:r>
+    </w:p>
+    <w:p>
+      <w:pPr>
+        <w:pStyle w:val="ListBullet"/>
+      </w:pPr>
+      <w:r>
+        <w:t>Type 1 individual-identity fields (first/middle/last name, sex, sole_proprietor_scope) — omitted for Type 2.</w:t>
+      </w:r>
+    </w:p>
+    <w:p/>
+    <w:p>
+      <w:pPr>
+        <w:pStyle w:val="Heading4"/>
+      </w:pPr>
+      <w:r>
+        <w:t>5.2.9.4 Common finalizers (every record)</w:t>
+      </w:r>
+    </w:p>
+    <w:p>
+      <w:r>
+        <w:rPr>
+          <w:color w:val="008000"/>
+        </w:rPr>
+        <w:t>When ctx.args.testing_variance is True, the record builder applies a hardcoded inline mutation table at build time: for each entry matching the current NPI, the named dotted path on the built record is overwritten with the entry's value. Default table today overlays code DDDDDDDDDD on NPI 1669475695's primary_taxonomy_code and taxonomies[0].code so the discrepancy-report end-to-end test can drive the unresolved-taxonomy path deterministically. The hook is a temporary test-injection surface expected to be removed once the tests it enables are permanent regression pytests.</w:t>
       </w:r>
     </w:p>
     <w:p>
@@ -8619,81 +10271,132 @@
         <w:pStyle w:val="ListNumber"/>
       </w:pPr>
       <w:r>
-        <w:t xml:space="preserve">Fire freshness gate (§5.2.3) → yields </w:t>
-      </w:r>
-      <w:r>
-        <w:rPr>
-          <w:rFonts w:ascii="Consolas" w:hAnsi="Consolas"/>
-        </w:rPr>
-        <w:t>action ∈ {"fetch", "reuse"}</w:t>
-      </w:r>
-      <w:r>
-        <w:t xml:space="preserve"> and a </w:t>
-      </w:r>
-      <w:r>
-        <w:rPr>
-          <w:rFonts w:ascii="Consolas" w:hAnsi="Consolas"/>
-        </w:rPr>
-        <w:t>published_version_tag</w:t>
+        <w:t xml:space="preserve">Schema conformance check against §7.1. Records that fail schema validation → </w:t>
+      </w:r>
+      <w:r>
+        <w:rPr>
+          <w:rFonts w:ascii="Consolas" w:hAnsi="Consolas"/>
+        </w:rPr>
+        <w:t>discrepancy reason="schema_violation"</w:t>
+      </w:r>
+      <w:r>
+        <w:t>, record skipped.</w:t>
+      </w:r>
+    </w:p>
+    <w:p>
+      <w:pPr>
+        <w:pStyle w:val="ListNumber"/>
+      </w:pPr>
+      <w:r>
+        <w:t xml:space="preserve">Upsert into </w:t>
+      </w:r>
+      <w:r>
+        <w:rPr>
+          <w:rFonts w:ascii="Consolas" w:hAnsi="Consolas"/>
+        </w:rPr>
+        <w:t>chathealthydatapipeline.providers_v&lt;N&gt;</w:t>
+      </w:r>
+      <w:r>
+        <w:t xml:space="preserve"> keyed on </w:t>
+      </w:r>
+      <w:r>
+        <w:rPr>
+          <w:rFonts w:ascii="Consolas" w:hAnsi="Consolas"/>
+        </w:rPr>
+        <w:t>npi</w:t>
       </w:r>
       <w:r>
         <w:t>.</w:t>
       </w:r>
     </w:p>
     <w:p>
-      <w:pPr>
-        <w:pStyle w:val="ListNumber"/>
-      </w:pPr>
-      <w:r>
-        <w:t xml:space="preserve">If </w:t>
-      </w:r>
-      <w:r>
-        <w:rPr>
-          <w:rFonts w:ascii="Consolas" w:hAnsi="Consolas"/>
-        </w:rPr>
-        <w:t>action="fetch"</w:t>
-      </w:r>
-      <w:r>
-        <w:t>:</w:t>
-      </w:r>
-    </w:p>
-    <w:p>
-      <w:r>
-        <w:t xml:space="preserve">   - HTTPS GET the source over the vendor's canonical URL (respecting rate-limit headers and </w:t>
-      </w:r>
-      <w:r>
-        <w:rPr>
-          <w:rFonts w:ascii="Consolas" w:hAnsi="Consolas"/>
-        </w:rPr>
-        <w:t>pipeline.config.sources.&lt;name&gt;.throttle</w:t>
-      </w:r>
-      <w:r>
-        <w:t>).</w:t>
-      </w:r>
-    </w:p>
-    <w:p>
-      <w:r>
-        <w:t xml:space="preserve">   - Stream bytes to </w:t>
-      </w:r>
-      <w:r>
-        <w:rPr>
-          <w:rFonts w:ascii="Consolas" w:hAnsi="Consolas"/>
-        </w:rPr>
-        <w:t>{env}-pipeline-transients/{run_id}/fetch/{source_name}</w:t>
-      </w:r>
-      <w:r>
-        <w:t xml:space="preserve"> computing SHA-256 incrementally.</w:t>
-      </w:r>
-    </w:p>
-    <w:p>
-      <w:r>
-        <w:t xml:space="preserve">   - Record </w:t>
-      </w:r>
-      <w:r>
-        <w:rPr>
-          <w:rFonts w:ascii="Consolas" w:hAnsi="Consolas"/>
-        </w:rPr>
-        <w:t>content_hash</w:t>
+      <w:r>
+        <w:rPr>
+          <w:i/>
+        </w:rPr>
+        <w:t xml:space="preserve">Note: v29's `source_row_hash` (SHA-256 of raw source row bytes) is deleted from this design. Byte-level parity is meaningless when the source publishes zip-code truncation, whitespace </w:t>
+      </w:r>
+      <w:r>
+        <w:rPr>
+          <w:i/>
+        </w:rPr>
+        <w:lastRenderedPageBreak/>
+        <w:t>variance, and case variance that make byte-different rows semantically identical. §5.3 defines the semantic content-identity check that replaces it.</w:t>
+      </w:r>
+    </w:p>
+    <w:p>
+      <w:r>
+        <w:rPr>
+          <w:b/>
+        </w:rPr>
+        <w:t>Skip-if-done.</w:t>
+      </w:r>
+      <w:r>
+        <w:t xml:space="preserve"> Operator-driven — see §6.9. The operator invokes with </w:t>
+      </w:r>
+      <w:r>
+        <w:rPr>
+          <w:rFonts w:ascii="Consolas" w:hAnsi="Consolas"/>
+        </w:rPr>
+        <w:t>start_step="normalize data"</w:t>
+      </w:r>
+      <w:r>
+        <w:t xml:space="preserve"> to jump directly here after infrastructure setup.</w:t>
+      </w:r>
+    </w:p>
+    <w:p>
+      <w:r>
+        <w:rPr>
+          <w:b/>
+        </w:rPr>
+        <w:t>Failure modes.</w:t>
+      </w:r>
+      <w:r>
+        <w:t xml:space="preserve"> Schema violation → </w:t>
+      </w:r>
+      <w:r>
+        <w:rPr>
+          <w:rFonts w:ascii="Consolas" w:hAnsi="Consolas"/>
+        </w:rPr>
+        <w:t>discrepancy</w:t>
+      </w:r>
+      <w:r>
+        <w:t xml:space="preserve"> </w:t>
+      </w:r>
+      <w:r>
+        <w:rPr>
+          <w:rFonts w:ascii="Consolas" w:hAnsi="Consolas"/>
+        </w:rPr>
+        <w:t>reason="schema_violation"</w:t>
+      </w:r>
+      <w:r>
+        <w:t>, record skipped. Upsert failure → Worker retries per-record 3× on failure, terminal → work-item fails.</w:t>
+      </w:r>
+    </w:p>
+    <w:p>
+      <w:r>
+        <w:rPr>
+          <w:b/>
+        </w:rPr>
+        <w:t>Mongo touches.</w:t>
+      </w:r>
+      <w:r>
+        <w:t xml:space="preserve"> Reads </w:t>
+      </w:r>
+      <w:r>
+        <w:rPr>
+          <w:rFonts w:ascii="Consolas" w:hAnsi="Consolas"/>
+        </w:rPr>
+        <w:t>pipeline_sources_nppes_npi</w:t>
+      </w:r>
+      <w:r>
+        <w:t xml:space="preserve">. Writes </w:t>
+      </w:r>
+      <w:r>
+        <w:rPr>
+          <w:rFonts w:ascii="Consolas" w:hAnsi="Consolas"/>
+        </w:rPr>
+        <w:t>providers_v&lt;N&gt;</w:t>
       </w:r>
       <w:r>
         <w:t xml:space="preserve">, </w:t>
@@ -8702,7 +10405,470 @@
         <w:rPr>
           <w:rFonts w:ascii="Consolas" w:hAnsi="Consolas"/>
         </w:rPr>
-        <w:t>bytes</w:t>
+        <w:t>pipeline.discrepancies</w:t>
+      </w:r>
+      <w:r>
+        <w:t>.</w:t>
+      </w:r>
+    </w:p>
+    <w:p>
+      <w:pPr>
+        <w:pStyle w:val="Heading3"/>
+      </w:pPr>
+      <w:r>
+        <w:t>5.2.10 Add secondary practice addresses</w:t>
+      </w:r>
+    </w:p>
+    <w:p>
+      <w:r>
+        <w:rPr>
+          <w:b/>
+        </w:rPr>
+        <w:t>Purpose.</w:t>
+      </w:r>
+      <w:r>
+        <w:t xml:space="preserve"> Union pl_pfile onto the base provider record so every published practice address is present.</w:t>
+      </w:r>
+    </w:p>
+    <w:p>
+      <w:r>
+        <w:rPr>
+          <w:b/>
+        </w:rPr>
+        <w:t>REQ anchors.</w:t>
+      </w:r>
+      <w:r>
+        <w:t xml:space="preserve"> EPIC-010-F-103-S-003.</w:t>
+      </w:r>
+    </w:p>
+    <w:p>
+      <w:r>
+        <w:rPr>
+          <w:b/>
+        </w:rPr>
+        <w:t>Fan-out.</w:t>
+      </w:r>
+      <w:r>
+        <w:t xml:space="preserve"> Per-state.</w:t>
+      </w:r>
+    </w:p>
+    <w:p>
+      <w:r>
+        <w:rPr>
+          <w:b/>
+        </w:rPr>
+        <w:t>Sub-steps.</w:t>
+      </w:r>
+      <w:r>
+        <w:t xml:space="preserve"> Worker reads pl_pfile staging rows for the assigned state, groups by NPI, appends </w:t>
+      </w:r>
+      <w:r>
+        <w:rPr>
+          <w:rFonts w:ascii="Consolas" w:hAnsi="Consolas"/>
+        </w:rPr>
+        <w:t>additional_practice_address</w:t>
+      </w:r>
+      <w:r>
+        <w:t xml:space="preserve"> array entries onto the provider record.</w:t>
+      </w:r>
+    </w:p>
+    <w:p>
+      <w:r>
+        <w:rPr>
+          <w:b/>
+        </w:rPr>
+        <w:t>Skip-if-done.</w:t>
+      </w:r>
+      <w:r>
+        <w:t xml:space="preserve"> Operator-driven only — see §6.9. Not skipped by algorithm.</w:t>
+      </w:r>
+    </w:p>
+    <w:p>
+      <w:r>
+        <w:rPr>
+          <w:b/>
+        </w:rPr>
+        <w:t>Failure modes.</w:t>
+      </w:r>
+      <w:r>
+        <w:t xml:space="preserve"> Parse error → per-row </w:t>
+      </w:r>
+      <w:r>
+        <w:rPr>
+          <w:rFonts w:ascii="Consolas" w:hAnsi="Consolas"/>
+        </w:rPr>
+        <w:t>discrepancy</w:t>
+      </w:r>
+      <w:r>
+        <w:t xml:space="preserve"> </w:t>
+      </w:r>
+      <w:r>
+        <w:rPr>
+          <w:rFonts w:ascii="Consolas" w:hAnsi="Consolas"/>
+        </w:rPr>
+        <w:t>reason="pl_pfile_parse_error"</w:t>
+      </w:r>
+      <w:r>
+        <w:t xml:space="preserve">. NPI unmatched → </w:t>
+      </w:r>
+      <w:r>
+        <w:rPr>
+          <w:rFonts w:ascii="Consolas" w:hAnsi="Consolas"/>
+        </w:rPr>
+        <w:t>discrepancy</w:t>
+      </w:r>
+      <w:r>
+        <w:t xml:space="preserve"> </w:t>
+      </w:r>
+      <w:r>
+        <w:rPr>
+          <w:rFonts w:ascii="Consolas" w:hAnsi="Consolas"/>
+        </w:rPr>
+        <w:t>reason="pl_pfile_orphan_npi"</w:t>
+      </w:r>
+      <w:r>
+        <w:t>, row skipped.</w:t>
+      </w:r>
+    </w:p>
+    <w:p>
+      <w:r>
+        <w:rPr>
+          <w:b/>
+        </w:rPr>
+        <w:t>Mongo touches.</w:t>
+      </w:r>
+      <w:r>
+        <w:t xml:space="preserve"> Reads </w:t>
+      </w:r>
+      <w:r>
+        <w:rPr>
+          <w:rFonts w:ascii="Consolas" w:hAnsi="Consolas"/>
+        </w:rPr>
+        <w:t>pipeline_sources_pl_pfile</w:t>
+      </w:r>
+      <w:r>
+        <w:t xml:space="preserve">. Writes </w:t>
+      </w:r>
+      <w:r>
+        <w:rPr>
+          <w:rFonts w:ascii="Consolas" w:hAnsi="Consolas"/>
+        </w:rPr>
+        <w:t>providers_v&lt;N&gt;</w:t>
+      </w:r>
+      <w:r>
+        <w:t>.</w:t>
+      </w:r>
+    </w:p>
+    <w:p>
+      <w:pPr>
+        <w:pStyle w:val="Heading3"/>
+      </w:pPr>
+      <w:r>
+        <w:t>5.2.11 Type-1 first branch — *fan-out to state × entity-type begins here*</w:t>
+      </w:r>
+    </w:p>
+    <w:p>
+      <w:r>
+        <w:rPr>
+          <w:b/>
+        </w:rPr>
+        <w:t>Purpose.</w:t>
+      </w:r>
+      <w:r>
+        <w:t xml:space="preserve"> Complete individual-specific normalization: canonical name, sex, sole-proprietor, license lookups.</w:t>
+      </w:r>
+    </w:p>
+    <w:p>
+      <w:r>
+        <w:rPr>
+          <w:b/>
+        </w:rPr>
+        <w:t>REQ anchors.</w:t>
+      </w:r>
+      <w:r>
+        <w:t xml:space="preserve"> EPIC-010-F-103-S-007-REQ-B-001 through REQ-B-004.</w:t>
+      </w:r>
+    </w:p>
+    <w:p>
+      <w:r>
+        <w:rPr>
+          <w:color w:val="008000"/>
+        </w:rPr>
+        <w:t>Fan-out. This step and its Type-2 sibling (§5.2.12) fan out to per-state × entity-type: concurrency min(len(state_scope) × 2, step_parallelism_caps.&lt;step&gt;) — one Worker per state per entity-type (Type-1, Type-2). Later steps may fan out per-state × entity-type OR per-state only depending on the step's partition_key; county_enrichment (§5.2.14) is per-state only under NPI-atomic ownership.</w:t>
+      </w:r>
+    </w:p>
+    <w:p>
+      <w:r>
+        <w:rPr>
+          <w:b/>
+        </w:rPr>
+        <w:t>Sub-steps.</w:t>
+      </w:r>
+      <w:r>
+        <w:t xml:space="preserve"> Worker walks all </w:t>
+      </w:r>
+      <w:r>
+        <w:rPr>
+          <w:rFonts w:ascii="Consolas" w:hAnsi="Consolas"/>
+        </w:rPr>
+        <w:t>kind="individual"</w:t>
+      </w:r>
+      <w:r>
+        <w:t xml:space="preserve"> records for the assigned state, applies name canonicalization, sex normalization, sole-proprietor detection, per-license state lookup.</w:t>
+      </w:r>
+    </w:p>
+    <w:p>
+      <w:r>
+        <w:rPr>
+          <w:b/>
+        </w:rPr>
+        <w:t>Skip-if-done.</w:t>
+      </w:r>
+      <w:r>
+        <w:t xml:space="preserve"> Operator-driven only — see §6.9. Not skipped by algorithm.</w:t>
+      </w:r>
+    </w:p>
+    <w:p>
+      <w:r>
+        <w:rPr>
+          <w:b/>
+        </w:rPr>
+        <w:lastRenderedPageBreak/>
+        <w:t>Failure modes.</w:t>
+      </w:r>
+      <w:r>
+        <w:t xml:space="preserve"> Sex absent → </w:t>
+      </w:r>
+      <w:r>
+        <w:rPr>
+          <w:rFonts w:ascii="Consolas" w:hAnsi="Consolas"/>
+        </w:rPr>
+        <w:t>discrepancy</w:t>
+      </w:r>
+      <w:r>
+        <w:t xml:space="preserve"> </w:t>
+      </w:r>
+      <w:r>
+        <w:rPr>
+          <w:rFonts w:ascii="Consolas" w:hAnsi="Consolas"/>
+        </w:rPr>
+        <w:t>reason="sex_absent"</w:t>
+      </w:r>
+      <w:r>
+        <w:t xml:space="preserve">. State unresolvable → </w:t>
+      </w:r>
+      <w:r>
+        <w:rPr>
+          <w:rFonts w:ascii="Consolas" w:hAnsi="Consolas"/>
+        </w:rPr>
+        <w:t>discrepancy</w:t>
+      </w:r>
+      <w:r>
+        <w:t xml:space="preserve"> </w:t>
+      </w:r>
+      <w:r>
+        <w:rPr>
+          <w:rFonts w:ascii="Consolas" w:hAnsi="Consolas"/>
+        </w:rPr>
+        <w:t>reason="state_missing_ambiguous_license"</w:t>
+      </w:r>
+      <w:r>
+        <w:t>.</w:t>
+      </w:r>
+    </w:p>
+    <w:p>
+      <w:pPr>
+        <w:pStyle w:val="Heading3"/>
+      </w:pPr>
+      <w:r>
+        <w:t>5.2.12 Type-2 first branch — *fan-out to state × entity-type continues*</w:t>
+      </w:r>
+    </w:p>
+    <w:p>
+      <w:r>
+        <w:rPr>
+          <w:b/>
+        </w:rPr>
+        <w:t>Purpose.</w:t>
+      </w:r>
+      <w:r>
+        <w:t xml:space="preserve"> Complete institutional-specific normalization: legal name + DBA, authorized official, parent organization, administrative contact.</w:t>
+      </w:r>
+    </w:p>
+    <w:p>
+      <w:r>
+        <w:rPr>
+          <w:b/>
+        </w:rPr>
+        <w:t>REQ anchors.</w:t>
+      </w:r>
+      <w:r>
+        <w:t xml:space="preserve"> EPIC-010-F-103-S-007-REQ-B-001 through REQ-B-004.</w:t>
+      </w:r>
+    </w:p>
+    <w:p>
+      <w:r>
+        <w:rPr>
+          <w:b/>
+        </w:rPr>
+        <w:t>Fan-out.</w:t>
+      </w:r>
+      <w:r>
+        <w:t xml:space="preserve"> Per-state × entity-type = Type-2. Runs concurrent with §5.2.11 (Type-1 branch); the two branches together occupy </w:t>
+      </w:r>
+      <w:r>
+        <w:rPr>
+          <w:rFonts w:ascii="Consolas" w:hAnsi="Consolas"/>
+        </w:rPr>
+        <w:t>len(state_scope) × 2</w:t>
+      </w:r>
+      <w:r>
+        <w:t xml:space="preserve"> Worker slots.</w:t>
+      </w:r>
+    </w:p>
+    <w:p>
+      <w:r>
+        <w:rPr>
+          <w:b/>
+        </w:rPr>
+        <w:t>Sub-steps.</w:t>
+      </w:r>
+      <w:r>
+        <w:t xml:space="preserve"> Worker walks all </w:t>
+      </w:r>
+      <w:r>
+        <w:rPr>
+          <w:rFonts w:ascii="Consolas" w:hAnsi="Consolas"/>
+        </w:rPr>
+        <w:t>kind="institutional"</w:t>
+      </w:r>
+      <w:r>
+        <w:t xml:space="preserve"> records for the assigned state, applies legal-name + DBA canonicalization, authorized-official extraction, parent-org linkage.</w:t>
+      </w:r>
+    </w:p>
+    <w:p>
+      <w:r>
+        <w:rPr>
+          <w:b/>
+        </w:rPr>
+        <w:t>Skip-if-done.</w:t>
+      </w:r>
+      <w:r>
+        <w:t xml:space="preserve"> Operator-driven only — see §6.9. Not skipped by algorithm.</w:t>
+      </w:r>
+    </w:p>
+    <w:p>
+      <w:r>
+        <w:rPr>
+          <w:b/>
+        </w:rPr>
+        <w:t>Failure modes.</w:t>
+      </w:r>
+      <w:r>
+        <w:t xml:space="preserve"> Organization name absent → </w:t>
+      </w:r>
+      <w:r>
+        <w:rPr>
+          <w:rFonts w:ascii="Consolas" w:hAnsi="Consolas"/>
+        </w:rPr>
+        <w:t>discrepancy</w:t>
+      </w:r>
+      <w:r>
+        <w:t xml:space="preserve"> </w:t>
+      </w:r>
+      <w:r>
+        <w:rPr>
+          <w:rFonts w:ascii="Consolas" w:hAnsi="Consolas"/>
+        </w:rPr>
+        <w:t>reason="org_name_absent"</w:t>
+      </w:r>
+      <w:r>
+        <w:t xml:space="preserve">. Authorized official incomplete → </w:t>
+      </w:r>
+      <w:r>
+        <w:rPr>
+          <w:rFonts w:ascii="Consolas" w:hAnsi="Consolas"/>
+        </w:rPr>
+        <w:t>discrepancy</w:t>
+      </w:r>
+      <w:r>
+        <w:t xml:space="preserve"> </w:t>
+      </w:r>
+      <w:r>
+        <w:rPr>
+          <w:rFonts w:ascii="Consolas" w:hAnsi="Consolas"/>
+        </w:rPr>
+        <w:t>reason="authorized_official_incomplete"</w:t>
+      </w:r>
+      <w:r>
+        <w:t>.</w:t>
+      </w:r>
+    </w:p>
+    <w:p>
+      <w:pPr>
+        <w:pStyle w:val="Heading3"/>
+      </w:pPr>
+      <w:r>
+        <w:t>5.2.13 License-based address repair</w:t>
+      </w:r>
+    </w:p>
+    <w:p>
+      <w:r>
+        <w:rPr>
+          <w:b/>
+        </w:rPr>
+        <w:t>Purpose.</w:t>
+      </w:r>
+      <w:r>
+        <w:t xml:space="preserve"> Infer missing address state using the provider's license, when one license unambiguously implies a state.</w:t>
+      </w:r>
+    </w:p>
+    <w:p>
+      <w:r>
+        <w:rPr>
+          <w:b/>
+        </w:rPr>
+        <w:t>REQ anchors.</w:t>
+      </w:r>
+      <w:r>
+        <w:t xml:space="preserve"> EPIC-010-F-103-S-001-REQ-B-005.</w:t>
+      </w:r>
+    </w:p>
+    <w:p>
+      <w:r>
+        <w:rPr>
+          <w:b/>
+        </w:rPr>
+        <w:t>Fan-out.</w:t>
+      </w:r>
+      <w:r>
+        <w:t xml:space="preserve"> Per-state.</w:t>
+      </w:r>
+    </w:p>
+    <w:p>
+      <w:r>
+        <w:rPr>
+          <w:b/>
+        </w:rPr>
+        <w:t>Sub-steps.</w:t>
+      </w:r>
+      <w:r>
+        <w:t xml:space="preserve"> For each provider with </w:t>
+      </w:r>
+      <w:r>
+        <w:rPr>
+          <w:rFonts w:ascii="Consolas" w:hAnsi="Consolas"/>
+        </w:rPr>
+        <w:t>state_missing_ambiguous_license</w:t>
+      </w:r>
+      <w:r>
+        <w:t xml:space="preserve"> on a practice address, look up licenses; if exactly one license implies a state, stamp </w:t>
+      </w:r>
+      <w:r>
+        <w:rPr>
+          <w:rFonts w:ascii="Consolas" w:hAnsi="Consolas"/>
+        </w:rPr>
+        <w:t>address.state=implied_state</w:t>
       </w:r>
       <w:r>
         <w:t xml:space="preserve">, </w:t>
@@ -8711,47 +10877,7 @@
         <w:rPr>
           <w:rFonts w:ascii="Consolas" w:hAnsi="Consolas"/>
         </w:rPr>
-        <w:t>fetched_at</w:t>
-      </w:r>
-      <w:r>
-        <w:t xml:space="preserve"> on the work-item.</w:t>
-      </w:r>
-    </w:p>
-    <w:p>
-      <w:pPr>
-        <w:pStyle w:val="ListNumber"/>
-      </w:pPr>
-      <w:r>
-        <w:t xml:space="preserve">If </w:t>
-      </w:r>
-      <w:r>
-        <w:rPr>
-          <w:rFonts w:ascii="Consolas" w:hAnsi="Consolas"/>
-        </w:rPr>
-        <w:t>action="reuse"</w:t>
-      </w:r>
-      <w:r>
-        <w:t>:</w:t>
-      </w:r>
-    </w:p>
-    <w:p>
-      <w:r>
-        <w:t xml:space="preserve">   - No network fetch. The Worker records </w:t>
-      </w:r>
-      <w:r>
-        <w:rPr>
-          <w:rFonts w:ascii="Consolas" w:hAnsi="Consolas"/>
-        </w:rPr>
-        <w:t>reused=true</w:t>
-      </w:r>
-      <w:r>
-        <w:t xml:space="preserve"> and points to the existing archive entry </w:t>
-      </w:r>
-      <w:r>
-        <w:rPr>
-          <w:rFonts w:ascii="Consolas" w:hAnsi="Consolas"/>
-        </w:rPr>
-        <w:t>{env}-pipeline-sources/{source_name}/{prior_content_hash}/{filename}</w:t>
+        <w:t>address.state_source="license_inference"</w:t>
       </w:r>
       <w:r>
         <w:t>.</w:t>
@@ -8762,19 +10888,78 @@
         <w:rPr>
           <w:b/>
         </w:rPr>
-        <w:t>Archive retention.</w:t>
-      </w:r>
-      <w:r>
-        <w:t xml:space="preserve"> The archive retains the CURRENT source file plus the immediately-prior version until superseded. When THIS run completes successfully and its </w:t>
-      </w:r>
-      <w:r>
-        <w:rPr>
-          <w:rFonts w:ascii="Consolas" w:hAnsi="Consolas"/>
-        </w:rPr>
-        <w:t>content_hash</w:t>
-      </w:r>
-      <w:r>
-        <w:t xml:space="preserve"> differs from the prior, the prior archive entry is deleted at the end of §5.2.20 Quiesce. This preserves the ability to replay a run against its exact source bytes even after the next run has begun.</w:t>
+        <w:t>Skip-if-done.</w:t>
+      </w:r>
+      <w:r>
+        <w:t xml:space="preserve"> Operator-driven only — see §6.9. Not skipped by algorithm.</w:t>
+      </w:r>
+    </w:p>
+    <w:p>
+      <w:r>
+        <w:rPr>
+          <w:b/>
+        </w:rPr>
+        <w:t>Failure modes.</w:t>
+      </w:r>
+      <w:r>
+        <w:t xml:space="preserve"> Ambiguity persists → </w:t>
+      </w:r>
+      <w:r>
+        <w:rPr>
+          <w:rFonts w:ascii="Consolas" w:hAnsi="Consolas"/>
+        </w:rPr>
+        <w:t>discrepancy</w:t>
+      </w:r>
+      <w:r>
+        <w:t xml:space="preserve"> </w:t>
+      </w:r>
+      <w:r>
+        <w:rPr>
+          <w:rFonts w:ascii="Consolas" w:hAnsi="Consolas"/>
+        </w:rPr>
+        <w:t>reason="state_missing_no_license"</w:t>
+      </w:r>
+      <w:r>
+        <w:t xml:space="preserve"> or </w:t>
+      </w:r>
+      <w:r>
+        <w:rPr>
+          <w:rFonts w:ascii="Consolas" w:hAnsi="Consolas"/>
+        </w:rPr>
+        <w:t>state_missing_multiple_licenses"</w:t>
+      </w:r>
+      <w:r>
+        <w:t>.</w:t>
+      </w:r>
+    </w:p>
+    <w:p>
+      <w:pPr>
+        <w:pStyle w:val="Heading3"/>
+      </w:pPr>
+      <w:r>
+        <w:t>5.2.14 County enrichment</w:t>
+      </w:r>
+    </w:p>
+    <w:p>
+      <w:r>
+        <w:rPr>
+          <w:b/>
+        </w:rPr>
+        <w:t>Purpose.</w:t>
+      </w:r>
+      <w:r>
+        <w:t xml:space="preserve"> Attach county identity to every practice address at 98% SLA using a cost-ordered cascade.</w:t>
+      </w:r>
+    </w:p>
+    <w:p>
+      <w:r>
+        <w:rPr>
+          <w:b/>
+        </w:rPr>
+        <w:t>REQ anchors.</w:t>
+      </w:r>
+      <w:r>
+        <w:t xml:space="preserve"> EPIC-010-F-103-S-004-REQ-B-001 through REQ-B-008.</w:t>
       </w:r>
     </w:p>
     <w:p>
@@ -8782,13 +10967,14 @@
         <w:rPr>
           <w:color w:val="008000"/>
         </w:rPr>
-        <w:t>Source-archive Blob lifetime — clarification. The source-archive container ({env}-pipeline-sources/{source}/{content_hash}/{filename}) is Deploy Topology, not Runtime Topology. Prior-month source files are NOT destroyed at their run's end. They are retained until superseded — specifically, the prior successful run's source archive is destroyed at the end of the NEXT successful run that fetched a newer source (identified by a distinct content_hash). This retention rule preserves the ability to replay a run a</w:t>
+        <w:t xml:space="preserve">Fan-out. Per-state only (one Worker per state, not per-state × entity-type). Concurrency = min(len(state_scope), step_parallelism_caps.county_enrichment) — up to 51 when state_scope=["ALL"]. County enrichment does not fan out by entity_type because NPI-atomic </w:t>
       </w:r>
       <w:r>
         <w:rPr>
           <w:color w:val="008000"/>
         </w:rPr>
-        <w:t>gainst its exact source bytes even after the next run has begun.</w:t>
+        <w:lastRenderedPageBreak/>
+        <w:t>ownership makes each Worker responsible for every address on every NPI whose primary practice state is that Worker's partition, regardless of the entity type of the provider record.</w:t>
       </w:r>
     </w:p>
     <w:p>
@@ -8796,28 +10982,97 @@
         <w:rPr>
           <w:b/>
         </w:rPr>
+        <w:t>Cascade order.</w:t>
+      </w:r>
+      <w:r>
+        <w:t xml:space="preserve"> </w:t>
+      </w:r>
+      <w:r>
+        <w:rPr>
+          <w:rFonts w:ascii="Consolas" w:hAnsi="Consolas"/>
+        </w:rPr>
+        <w:t>zip_crosswalk</w:t>
+      </w:r>
+      <w:r>
+        <w:t xml:space="preserve"> (free) → </w:t>
+      </w:r>
+      <w:r>
+        <w:rPr>
+          <w:rFonts w:ascii="Consolas" w:hAnsi="Consolas"/>
+        </w:rPr>
+        <w:t>census_batch</w:t>
+      </w:r>
+      <w:r>
+        <w:t xml:space="preserve"> (free) → </w:t>
+      </w:r>
+      <w:r>
+        <w:rPr>
+          <w:rFonts w:ascii="Consolas" w:hAnsi="Consolas"/>
+        </w:rPr>
+        <w:t>nppes_registry</w:t>
+      </w:r>
+      <w:r>
+        <w:t xml:space="preserve"> (free, throttled ~5 req/s per IP) → </w:t>
+      </w:r>
+      <w:r>
+        <w:rPr>
+          <w:rFonts w:ascii="Consolas" w:hAnsi="Consolas"/>
+        </w:rPr>
+        <w:t>google_maps</w:t>
+      </w:r>
+      <w:r>
+        <w:t xml:space="preserve"> (paid, throttled per manifest quota).</w:t>
+      </w:r>
+    </w:p>
+    <w:p>
+      <w:r>
+        <w:rPr>
+          <w:color w:val="008000"/>
+        </w:rPr>
+        <w:t>Sub-steps. Worker walks all providers whose addresses[0].state matches its partition state, attempts each cascade stage in order on every address on every owned NPI; first success stamps county.fips, county.name, county.source, county.rucc.</w:t>
+      </w:r>
+    </w:p>
+    <w:p>
+      <w:r>
+        <w:rPr>
+          <w:color w:val="008000"/>
+        </w:rPr>
+        <w:t xml:space="preserve">  - addresses[].coordinates — optional sub-doc. Stamped by county-cascade stages that publish coordinates (census_batch: TIGER street-segment interpolation, always precision=range_interpolated; google_maps: variable per its own location_type). Fields: latitude (WGS84 decimal, [-90,+90]), longitude (WGS84 decimal, [-180,+180]), source (census_batch | google_maps), precision (rooftop | range_interpolated | geometric_center | approximate). Absent when no cascade stage produced coordinates for this address — MUST NOT be defaulted to a county/zip centroid.</w:t>
+      </w:r>
+    </w:p>
+    <w:p>
+      <w:r>
+        <w:rPr>
+          <w:color w:val="008000"/>
+        </w:rPr>
+        <w:t xml:space="preserve">  - addresses[].address_refresh_provenance — set to "nppes_registry" when county-cascade stage 3 mutated the address (line1/line2/city/state/zip) from the live NPPES registry after the monthly dissemination-file load; absent otherwise.</w:t>
+      </w:r>
+    </w:p>
+    <w:p>
+      <w:r>
+        <w:rPr>
+          <w:color w:val="008000"/>
+        </w:rPr>
+        <w:t xml:space="preserve">  - addresses[].county.name — now populated on every stamped county across stages 1/2/3/4. Stage 1 pulls from Census 2020 NAMELSAD_COUNTY_20; stage 2 and stage 3's Census retry resolve via a fips_to_name reverse index built from the crosswalk; stage 4 receives it from Google Maps' administrative_area_level_2 long_name. Prior revision persisted only county.fips.</w:t>
+      </w:r>
+    </w:p>
+    <w:p>
+      <w:r>
+        <w:rPr>
+          <w:color w:val="008000"/>
+        </w:rPr>
+        <w:t xml:space="preserve">  - addresses[].county.rucc - USDA Rural-Urban Continuum Code (int 1-9). Stamped by county_enrichment (§5.2.14) alongside county.fips/name/source on every practice address whose stage produced a numeric FIPS (crosswalk, Census batch, NPPES registry). Absent when the cascade stage produced a non-numeric fips_key (Google Maps) or the FIPS is not in the RUCC catalog. Front-end applies its own urban threshold at query time. RUCC 1-3 = metro (1=1M+, 2=250K-1M, 3=&lt;250K); 4-9 = nonmetro urban/rural gradient. Replaces the retired addresses[].urban boolean (see §5.2.15).</w:t>
+      </w:r>
+    </w:p>
+    <w:p>
+      <w:r>
+        <w:rPr>
+          <w:b/>
+        </w:rPr>
         <w:t>Skip-if-done.</w:t>
       </w:r>
       <w:r>
-        <w:t xml:space="preserve"> Operator-driven — an operator invoking with </w:t>
-      </w:r>
-      <w:r>
-        <w:rPr>
-          <w:rFonts w:ascii="Consolas" w:hAnsi="Consolas"/>
-        </w:rPr>
-        <w:t>start_step="load staging"</w:t>
-      </w:r>
-      <w:r>
-        <w:t xml:space="preserve"> skips this step (see §6.9). Freshness-gate </w:t>
-      </w:r>
-      <w:r>
-        <w:rPr>
-          <w:rFonts w:ascii="Consolas" w:hAnsi="Consolas"/>
-        </w:rPr>
-        <w:t>action="reuse"</w:t>
-      </w:r>
-      <w:r>
-        <w:t xml:space="preserve"> verdicts are NOT skip-if-done; they are a per-source no-op inside the step.</w:t>
+        <w:t xml:space="preserve"> Operator-driven only — see §6.9. Not skipped by algorithm.</w:t>
       </w:r>
     </w:p>
     <w:p>
@@ -8828,7 +11083,7 @@
         <w:t>Failure modes.</w:t>
       </w:r>
       <w:r>
-        <w:t xml:space="preserve"> Fetch timeout → Worker retries 3× with backoff. Hash mismatch on re-download (bytes changed under our feet mid-fetch) → </w:t>
+        <w:t xml:space="preserve"> All stages exhausted → </w:t>
       </w:r>
       <w:r>
         <w:rPr>
@@ -8837,16 +11092,16 @@
         <w:t>discrepancy</w:t>
       </w:r>
       <w:r>
-        <w:t xml:space="preserve"> row </w:t>
-      </w:r>
-      <w:r>
-        <w:rPr>
-          <w:rFonts w:ascii="Consolas" w:hAnsi="Consolas"/>
-        </w:rPr>
-        <w:t>reason="external_api_error"</w:t>
-      </w:r>
-      <w:r>
-        <w:t>, Worker exits 1, step marked failed.</w:t>
+        <w:t xml:space="preserve"> </w:t>
+      </w:r>
+      <w:r>
+        <w:rPr>
+          <w:rFonts w:ascii="Consolas" w:hAnsi="Consolas"/>
+        </w:rPr>
+        <w:t>reason="county_unresolvable"</w:t>
+      </w:r>
+      <w:r>
+        <w:t>, address unmarked. Vendor API 429 → Worker backs off per source's declared backoff policy.</w:t>
       </w:r>
     </w:p>
     <w:p>
@@ -8854,28 +11109,46 @@
         <w:rPr>
           <w:b/>
         </w:rPr>
-        <w:t>Mongo/Blob touches.</w:t>
-      </w:r>
-      <w:r>
-        <w:t xml:space="preserve"> Writes </w:t>
-      </w:r>
-      <w:r>
-        <w:rPr>
-          <w:rFonts w:ascii="Consolas" w:hAnsi="Consolas"/>
-        </w:rPr>
-        <w:t>pipeline.work_items</w:t>
-      </w:r>
-      <w:r>
-        <w:t>. Writes Blob transient container. Deletes prior source-archive entries only at §5.2.20 (never here).</w:t>
-      </w:r>
-    </w:p>
-    <w:p/>
+        <w:t>Mongo touches.</w:t>
+      </w:r>
+      <w:r>
+        <w:t xml:space="preserve"> Reads </w:t>
+      </w:r>
+      <w:r>
+        <w:rPr>
+          <w:rFonts w:ascii="Consolas" w:hAnsi="Consolas"/>
+        </w:rPr>
+        <w:t>pipeline_sources_zip_county_crosswalk</w:t>
+      </w:r>
+      <w:r>
+        <w:t xml:space="preserve">. Writes </w:t>
+      </w:r>
+      <w:r>
+        <w:rPr>
+          <w:rFonts w:ascii="Consolas" w:hAnsi="Consolas"/>
+        </w:rPr>
+        <w:t>providers_v&lt;N&gt;</w:t>
+      </w:r>
+      <w:r>
+        <w:t xml:space="preserve">, </w:t>
+      </w:r>
+      <w:r>
+        <w:rPr>
+          <w:rFonts w:ascii="Consolas" w:hAnsi="Consolas"/>
+        </w:rPr>
+        <w:t>pipeline.discrepancies</w:t>
+      </w:r>
+      <w:r>
+        <w:t>.</w:t>
+      </w:r>
+    </w:p>
     <w:p>
       <w:pPr>
         <w:pStyle w:val="Heading3"/>
       </w:pPr>
       <w:r>
-        <w:t>5.2.5 Source archival</w:t>
+        <w:lastRenderedPageBreak/>
+        <w:t>5.2.15 Urban flag (RETIRED 2026-07-30)</w:t>
       </w:r>
     </w:p>
     <w:p>
@@ -8883,10 +11156,66 @@
         <w:rPr>
           <w:b/>
         </w:rPr>
+        <w:t>Retired. RUCC data is now stamped as an integer (1-9) by county_enrichment (§5.2.14) directly into addresses[i].county.rucc alongside fips/name/source. Front-end consumers apply their own urban/rural threshold at query time. The prior boolean urban field is preserved in the schema for historical-record compatibility only; no new records populate it.</w:t>
+      </w:r>
+    </w:p>
+    <w:p>
+      <w:r>
+        <w:rPr>
+          <w:b/>
+        </w:rPr>
+        <w:t>REQ anchors. EPIC-010-F-103-S-005-REQ-B-001, REQ-B-002 (semantics now delivered by county_enrichment).</w:t>
+      </w:r>
+    </w:p>
+    <w:p>
+      <w:r>
+        <w:rPr>
+          <w:b/>
+        </w:rPr>
+        <w:t>Fan-out. n/a - step deleted from orchestrator STEPS.</w:t>
+      </w:r>
+    </w:p>
+    <w:p>
+      <w:r>
+        <w:rPr>
+          <w:b/>
+        </w:rPr>
+        <w:t>Sub-steps. n/a - see §5.2.14 for RUCC lookup path.</w:t>
+      </w:r>
+    </w:p>
+    <w:p>
+      <w:r>
+        <w:rPr>
+          <w:b/>
+        </w:rPr>
+        <w:t>Skip-if-done. n/a.</w:t>
+      </w:r>
+    </w:p>
+    <w:p>
+      <w:r>
+        <w:rPr>
+          <w:b/>
+        </w:rPr>
+        <w:t>Failure modes. n/a. RUCC lookup miss now yields county.rucc absent rather than a discrepancy.</w:t>
+      </w:r>
+    </w:p>
+    <w:p>
+      <w:pPr>
+        <w:pStyle w:val="Heading3"/>
+      </w:pPr>
+      <w:r>
+        <w:t>5.2.16 Type-1 second branch</w:t>
+      </w:r>
+    </w:p>
+    <w:p>
+      <w:r>
+        <w:rPr>
+          <w:b/>
+        </w:rPr>
         <w:t>Purpose.</w:t>
       </w:r>
       <w:r>
-        <w:t xml:space="preserve"> Move fetched files from run-scoped transients into version-addressed permanent archive.</w:t>
+        <w:t xml:space="preserve"> Stamp F-105 classification flags on every individual record.</w:t>
       </w:r>
     </w:p>
     <w:p>
@@ -8897,7 +11226,7 @@
         <w:t>REQ anchors.</w:t>
       </w:r>
       <w:r>
-        <w:t xml:space="preserve"> EPIC-010-F-102-S-004-REQ-B-001, REQ-T-001.</w:t>
+        <w:t xml:space="preserve"> EPIC-010-F-103-S-007-REQ-B-001 through REQ-B-004; EPIC-010-F-105-S-001, S-002, S-003.</w:t>
       </w:r>
     </w:p>
     <w:p>
@@ -8905,25 +11234,54 @@
         <w:rPr>
           <w:b/>
         </w:rPr>
+        <w:t>Fan-out.</w:t>
+      </w:r>
+      <w:r>
+        <w:t xml:space="preserve"> Per-state.</w:t>
+      </w:r>
+    </w:p>
+    <w:p>
+      <w:r>
+        <w:rPr>
+          <w:b/>
+        </w:rPr>
         <w:t>Sub-steps.</w:t>
       </w:r>
       <w:r>
-        <w:t xml:space="preserve"> For each newly-fetched source, Controller writes archival work-item. Worker copies from </w:t>
-      </w:r>
-      <w:r>
-        <w:rPr>
-          <w:rFonts w:ascii="Consolas" w:hAnsi="Consolas"/>
-        </w:rPr>
-        <w:t>{env}-pipeline-transients/{run_id}/fetch/{source_name}</w:t>
-      </w:r>
-      <w:r>
-        <w:t xml:space="preserve"> to </w:t>
-      </w:r>
-      <w:r>
-        <w:rPr>
-          <w:rFonts w:ascii="Consolas" w:hAnsi="Consolas"/>
-        </w:rPr>
-        <w:t>{env}-pipeline-sources/{source_name}/{content_hash}/{filename}</w:t>
+        <w:t xml:space="preserve"> Worker joins each individual's primary taxonomy code to </w:t>
+      </w:r>
+      <w:r>
+        <w:rPr>
+          <w:rFonts w:ascii="Consolas" w:hAnsi="Consolas"/>
+        </w:rPr>
+        <w:t>pipeline_sources_specialty_catalog</w:t>
+      </w:r>
+      <w:r>
+        <w:t xml:space="preserve">; stamps </w:t>
+      </w:r>
+      <w:r>
+        <w:rPr>
+          <w:rFonts w:ascii="Consolas" w:hAnsi="Consolas"/>
+        </w:rPr>
+        <w:t>can_prescribe</w:t>
+      </w:r>
+      <w:r>
+        <w:t xml:space="preserve">, </w:t>
+      </w:r>
+      <w:r>
+        <w:rPr>
+          <w:rFonts w:ascii="Consolas" w:hAnsi="Consolas"/>
+        </w:rPr>
+        <w:t>is_homeopathic</w:t>
+      </w:r>
+      <w:r>
+        <w:t xml:space="preserve">, </w:t>
+      </w:r>
+      <w:r>
+        <w:rPr>
+          <w:rFonts w:ascii="Consolas" w:hAnsi="Consolas"/>
+        </w:rPr>
+        <w:t>is_disqualified</w:t>
       </w:r>
       <w:r>
         <w:t>.</w:t>
@@ -8937,25 +11295,7 @@
         <w:t>Skip-if-done.</w:t>
       </w:r>
       <w:r>
-        <w:t xml:space="preserve"> If </w:t>
-      </w:r>
-      <w:r>
-        <w:rPr>
-          <w:rFonts w:ascii="Consolas" w:hAnsi="Consolas"/>
-        </w:rPr>
-        <w:t>{env}-pipeline-sources/{source_name}/{content_hash}/{filename}</w:t>
-      </w:r>
-      <w:r>
-        <w:t xml:space="preserve"> already exists (identical bytes previously archived), Worker skips the copy and records </w:t>
-      </w:r>
-      <w:r>
-        <w:rPr>
-          <w:rFonts w:ascii="Consolas" w:hAnsi="Consolas"/>
-        </w:rPr>
-        <w:t>reused=true</w:t>
-      </w:r>
-      <w:r>
-        <w:t xml:space="preserve"> on the work-item.</w:t>
+        <w:t xml:space="preserve"> Operator-driven only — see §6.9. Not skipped by algorithm.</w:t>
       </w:r>
     </w:p>
     <w:p>
@@ -8966,7 +11306,33 @@
         <w:t>Failure modes.</w:t>
       </w:r>
       <w:r>
-        <w:t xml:space="preserve"> Blob write failure → Worker retries 3× with backoff; terminal failure fails the step.</w:t>
+        <w:t xml:space="preserve"> Taxonomy code unknown → </w:t>
+      </w:r>
+      <w:r>
+        <w:rPr>
+          <w:rFonts w:ascii="Consolas" w:hAnsi="Consolas"/>
+        </w:rPr>
+        <w:t>discrepancy</w:t>
+      </w:r>
+      <w:r>
+        <w:t xml:space="preserve"> </w:t>
+      </w:r>
+      <w:r>
+        <w:rPr>
+          <w:rFonts w:ascii="Consolas" w:hAnsi="Consolas"/>
+        </w:rPr>
+        <w:t>reason="taxonomy_code_unclassified"</w:t>
+      </w:r>
+      <w:r>
+        <w:t>.</w:t>
+      </w:r>
+    </w:p>
+    <w:p>
+      <w:pPr>
+        <w:pStyle w:val="Heading3"/>
+      </w:pPr>
+      <w:r>
+        <w:t>5.2.17 Type-2 second branch</w:t>
       </w:r>
     </w:p>
     <w:p>
@@ -8974,18 +11340,19 @@
         <w:rPr>
           <w:b/>
         </w:rPr>
-        <w:t>Mongo/Blob touches.</w:t>
-      </w:r>
-      <w:r>
-        <w:t xml:space="preserve"> Reads Blob transient. Writes Blob source archive.</w:t>
-      </w:r>
-    </w:p>
-    <w:p>
-      <w:pPr>
-        <w:pStyle w:val="Heading3"/>
-      </w:pPr>
-      <w:r>
-        <w:t>5.2.6 Delete target scope</w:t>
+        <w:t>Purpose.</w:t>
+      </w:r>
+      <w:r>
+        <w:t xml:space="preserve"> Complete institutional record with human-readable facility-type description and materialize </w:t>
+      </w:r>
+      <w:r>
+        <w:rPr>
+          <w:rFonts w:ascii="Consolas" w:hAnsi="Consolas"/>
+        </w:rPr>
+        <w:t>institutional_identity</w:t>
+      </w:r>
+      <w:r>
+        <w:t>.</w:t>
       </w:r>
     </w:p>
     <w:p>
@@ -8993,28 +11360,10 @@
         <w:rPr>
           <w:b/>
         </w:rPr>
-        <w:t>Purpose.</w:t>
-      </w:r>
-      <w:r>
-        <w:t xml:space="preserve"> Remove every provider record in the target </w:t>
-      </w:r>
-      <w:r>
-        <w:rPr>
-          <w:rFonts w:ascii="Consolas" w:hAnsi="Consolas"/>
-        </w:rPr>
-        <w:t>state_scope</w:t>
-      </w:r>
-      <w:r>
-        <w:t xml:space="preserve"> from the published </w:t>
-      </w:r>
-      <w:r>
-        <w:rPr>
-          <w:rFonts w:ascii="Consolas" w:hAnsi="Consolas"/>
-        </w:rPr>
-        <w:t>providers_v&lt;N&gt;</w:t>
-      </w:r>
-      <w:r>
-        <w:t xml:space="preserve"> collection before rebuild. This is what makes Full "full" — the run rebuilds every provider in scope from source, no residual stale records.</w:t>
+        <w:t>REQ anchors.</w:t>
+      </w:r>
+      <w:r>
+        <w:t xml:space="preserve"> EPIC-010-F-103-S-007-REQ-B-004.</w:t>
       </w:r>
     </w:p>
     <w:p>
@@ -9022,15 +11371,10 @@
         <w:rPr>
           <w:b/>
         </w:rPr>
-        <w:t>REQ anchors.</w:t>
-      </w:r>
-      <w:r>
-        <w:t xml:space="preserve"> EPIC-010-F-103-S-001-REQ-B-002 (branch b: full-source-file → delete DB records absent from source); EPIC-010-F-101-S-005-REQ-B-001 (version management).</w:t>
-      </w:r>
-    </w:p>
-    <w:p>
-      <w:r>
-        <w:t>Sub-steps. Controller writes one work-item; the Worker executes db.providers_v&lt;N&gt;.deleteMany({mailing_state: {$in: state_scope}}) on the pipeline cluster (or the full collection when state_scope=["ALL"]). Records pre-delete count and delete count on the run manifest.</w:t>
+        <w:t>Fan-out.</w:t>
+      </w:r>
+      <w:r>
+        <w:t xml:space="preserve"> Per-state.</w:t>
       </w:r>
     </w:p>
     <w:p>
@@ -9038,10 +11382,19 @@
         <w:rPr>
           <w:b/>
         </w:rPr>
-        <w:t>Skip-if-done.</w:t>
-      </w:r>
-      <w:r>
-        <w:t xml:space="preserve"> N/A — Full mode always deletes.</w:t>
+        <w:t>Sub-steps.</w:t>
+      </w:r>
+      <w:r>
+        <w:t xml:space="preserve"> Worker joins each institutional record's primary taxonomy to NUCC descriptors, materializes </w:t>
+      </w:r>
+      <w:r>
+        <w:rPr>
+          <w:rFonts w:ascii="Consolas" w:hAnsi="Consolas"/>
+        </w:rPr>
+        <w:t>institutional_identity</w:t>
+      </w:r>
+      <w:r>
+        <w:t xml:space="preserve"> object per §7.1.</w:t>
       </w:r>
     </w:p>
     <w:p>
@@ -9049,2390 +11402,7 @@
         <w:rPr>
           <w:b/>
         </w:rPr>
-        <w:t>Failure modes.</w:t>
-      </w:r>
-      <w:r>
-        <w:t xml:space="preserve"> Delete rejected (permission, cluster failure) → Controller exits with </w:t>
-      </w:r>
-      <w:r>
-        <w:rPr>
-          <w:rFonts w:ascii="Consolas" w:hAnsi="Consolas"/>
-        </w:rPr>
-        <w:t>abort_reason="scope_delete_failed"</w:t>
-      </w:r>
-      <w:r>
-        <w:t>. No partial state; deleteMany is server-side atomic per document but the operation as a whole is not — a partial delete on connection loss leaves the collection in a partial state, from which the successor run's delete completes cleanup.</w:t>
-      </w:r>
-    </w:p>
-    <w:p>
-      <w:r>
-        <w:rPr>
-          <w:b/>
-        </w:rPr>
-        <w:t>Mongo touches.</w:t>
-      </w:r>
-      <w:r>
-        <w:t xml:space="preserve"> Deletes on </w:t>
-      </w:r>
-      <w:r>
-        <w:rPr>
-          <w:rFonts w:ascii="Consolas" w:hAnsi="Consolas"/>
-        </w:rPr>
-        <w:t>chathealthydatapipeline.providers_v&lt;N&gt;</w:t>
-      </w:r>
-      <w:r>
-        <w:t>.</w:t>
-      </w:r>
-    </w:p>
-    <w:p>
-      <w:pPr>
-        <w:pStyle w:val="Heading3"/>
-      </w:pPr>
-      <w:r>
-        <w:t>5.2.7 Load staging</w:t>
-      </w:r>
-    </w:p>
-    <w:p>
-      <w:r>
-        <w:rPr>
-          <w:b/>
-        </w:rPr>
-        <w:t>Purpose.</w:t>
-      </w:r>
-      <w:r>
-        <w:t xml:space="preserve"> Land each source into a Mongo staging collection with its native record structure preserved. </w:t>
-      </w:r>
-      <w:r>
-        <w:rPr>
-          <w:b/>
-        </w:rPr>
-        <w:t>One Mongo document per source row</w:t>
-      </w:r>
-      <w:r>
-        <w:t xml:space="preserve"> — every field of every row is a Mongo field on that document; column names are preserved verbatim from the source. This is NOT a "one field per document" model — that would force every downstream step to re-parse the source, which is expressly forbidden by the design. The staging document is the parsed structured form; downstream steps consume it as a dict, never as raw bytes.</w:t>
-      </w:r>
-    </w:p>
-    <w:p>
-      <w:r>
-        <w:rPr>
-          <w:b/>
-        </w:rPr>
-        <w:t>REQ anchors.</w:t>
-      </w:r>
-      <w:r>
-        <w:t xml:space="preserve"> EPIC-010-F-102-S-004-REQ-T-003 (byte-offset indexed for replay); REQ-T-004 (secondary-source pre-index paired with NPI key); EPIC-010-F-103-S-002-REQ-B-001, REQ-B-002.</w:t>
-      </w:r>
-    </w:p>
-    <w:p>
-      <w:r>
-        <w:rPr>
-          <w:b/>
-        </w:rPr>
-        <w:t>Sub-steps.</w:t>
-      </w:r>
-      <w:r>
-        <w:t xml:space="preserve"> Controller writes one work-item per source. Workers stream bytes from Blob source archive, parse row-by-row, upsert into staging collection (</w:t>
-      </w:r>
-      <w:r>
-        <w:rPr>
-          <w:rFonts w:ascii="Consolas" w:hAnsi="Consolas"/>
-        </w:rPr>
-        <w:t>pipeline_sources_&lt;source&gt;</w:t>
-      </w:r>
-      <w:r>
-        <w:t xml:space="preserve"> on pipeline cluster). Each upsert is a full parsed dict keyed by the source's natural key (NPI for NPPES; NPI + practice-location-sequence for pl_pfile; NUCC code for taxonomy; ZCTA5 for the county crosswalk; FIPS for RUCC). NPPES NPI load is serial-single-process to guarantee ordering; other sources fan out per source.</w:t>
-      </w:r>
-    </w:p>
-    <w:p>
-      <w:r>
-        <w:rPr>
-          <w:b/>
-        </w:rPr>
-        <w:t>Skip-if-done.</w:t>
-      </w:r>
-      <w:r>
-        <w:t xml:space="preserve"> Operator-driven — see §6.9. Not skipped otherwise.</w:t>
-      </w:r>
-    </w:p>
-    <w:p>
-      <w:r>
-        <w:rPr>
-          <w:b/>
-        </w:rPr>
-        <w:t>Failure modes.</w:t>
-      </w:r>
-      <w:r>
-        <w:t xml:space="preserve"> Parse error → per-row </w:t>
-      </w:r>
-      <w:r>
-        <w:rPr>
-          <w:rFonts w:ascii="Consolas" w:hAnsi="Consolas"/>
-        </w:rPr>
-        <w:t>discrepancy</w:t>
-      </w:r>
-      <w:r>
-        <w:t xml:space="preserve"> </w:t>
-      </w:r>
-      <w:r>
-        <w:rPr>
-          <w:rFonts w:ascii="Consolas" w:hAnsi="Consolas"/>
-        </w:rPr>
-        <w:t>reason="parse_error"</w:t>
-      </w:r>
-      <w:r>
-        <w:t>, row skipped, load continues. Bulk-write failure → Worker retries 3× on the failing batch, terminal → step fails.</w:t>
-      </w:r>
-    </w:p>
-    <w:p>
-      <w:r>
-        <w:rPr>
-          <w:b/>
-        </w:rPr>
-        <w:t>Mongo touches.</w:t>
-      </w:r>
-      <w:r>
-        <w:t xml:space="preserve"> Writes </w:t>
-      </w:r>
-      <w:r>
-        <w:rPr>
-          <w:rFonts w:ascii="Consolas" w:hAnsi="Consolas"/>
-        </w:rPr>
-        <w:t>chathealthydatapipeline.pipeline_sources_&lt;source&gt;</w:t>
-      </w:r>
-      <w:r>
-        <w:t xml:space="preserve">, </w:t>
-      </w:r>
-      <w:r>
-        <w:rPr>
-          <w:rFonts w:ascii="Consolas" w:hAnsi="Consolas"/>
-        </w:rPr>
-        <w:t>pipeline.discrepancies</w:t>
-      </w:r>
-      <w:r>
-        <w:t xml:space="preserve"> on parse errors.</w:t>
-      </w:r>
-    </w:p>
-    <w:p/>
-    <w:p>
-      <w:pPr>
-        <w:pStyle w:val="Heading3"/>
-      </w:pPr>
-      <w:r>
-        <w:t>5.2.8 Load F-105 catalog</w:t>
-      </w:r>
-    </w:p>
-    <w:p>
-      <w:r>
-        <w:rPr>
-          <w:b/>
-        </w:rPr>
-        <w:t>Purpose.</w:t>
-      </w:r>
-      <w:r>
-        <w:t xml:space="preserve"> Materialize the business-maintained NUCC classification catalog into the per-run read cache.</w:t>
-      </w:r>
-    </w:p>
-    <w:p>
-      <w:r>
-        <w:rPr>
-          <w:b/>
-        </w:rPr>
-        <w:t>REQ anchors.</w:t>
-      </w:r>
-      <w:r>
-        <w:t xml:space="preserve"> EPIC-010-F-105-S-001-REQ-B-001, REQ-B-002; S-002-REQ-B-001; S-003-REQ-B-001.</w:t>
-      </w:r>
-    </w:p>
-    <w:p>
-      <w:r>
-        <w:rPr>
-          <w:color w:val="008000"/>
-        </w:rPr>
-        <w:t>Sub-steps. Controller loads the business-maintained F-105 catalog from ChatHealthyDataPipelines.ProprietaryData.SpecialtyAndProviderFlags into an in-memory per-run cache on ctx.catalog. No cross-cluster copy: the catalog stays on the pipeline cluster where it lives; downstream steps consume it from ctx.catalog. Pipelines never migrate data from the pipeline back-end cluster to the front-end cluster.</w:t>
-      </w:r>
-    </w:p>
-    <w:p>
-      <w:r>
-        <w:rPr>
-          <w:b/>
-        </w:rPr>
-        <w:t>Skip-if-done.</w:t>
-      </w:r>
-      <w:r>
-        <w:t xml:space="preserve"> Operator-driven — see §6.9. The operator invokes the pipeline with an explicit </w:t>
-      </w:r>
-      <w:r>
-        <w:rPr>
-          <w:rFonts w:ascii="Consolas" w:hAnsi="Consolas"/>
-        </w:rPr>
-        <w:t>start_step</w:t>
-      </w:r>
-      <w:r>
-        <w:t xml:space="preserve"> (one of </w:t>
-      </w:r>
-      <w:r>
-        <w:rPr>
-          <w:rFonts w:ascii="Consolas" w:hAnsi="Consolas"/>
-        </w:rPr>
-        <w:t>"fetch data"</w:t>
-      </w:r>
-      <w:r>
-        <w:t xml:space="preserve">, </w:t>
-      </w:r>
-      <w:r>
-        <w:rPr>
-          <w:rFonts w:ascii="Consolas" w:hAnsi="Consolas"/>
-        </w:rPr>
-        <w:t>"load staging"</w:t>
-      </w:r>
-      <w:r>
-        <w:t xml:space="preserve">, </w:t>
-      </w:r>
-      <w:r>
-        <w:rPr>
-          <w:rFonts w:ascii="Consolas" w:hAnsi="Consolas"/>
-        </w:rPr>
-        <w:t>"normalize data"</w:t>
-      </w:r>
-      <w:r>
-        <w:t xml:space="preserve">, </w:t>
-      </w:r>
-      <w:r>
-        <w:rPr>
-          <w:rFonts w:ascii="Consolas" w:hAnsi="Consolas"/>
-        </w:rPr>
-        <w:t>"enrich data"</w:t>
-      </w:r>
-      <w:r>
-        <w:t>); the framework enters at that step and skips all earlier steps. There is no algorithm-driven skip of F-105 based on content_hash or calendar day — that class of "automatic skip" would silently mask a catalog update and is expressly forbidden.</w:t>
-      </w:r>
-    </w:p>
-    <w:p>
-      <w:r>
-        <w:rPr>
-          <w:b/>
-        </w:rPr>
-        <w:t>Failure modes.</w:t>
-      </w:r>
-      <w:r>
-        <w:t xml:space="preserve"> Catalog missing → Controller aborts with </w:t>
-      </w:r>
-      <w:r>
-        <w:rPr>
-          <w:rFonts w:ascii="Consolas" w:hAnsi="Consolas"/>
-        </w:rPr>
-        <w:t>abort_reason="f105_catalog_absent"</w:t>
-      </w:r>
-      <w:r>
-        <w:t>.</w:t>
-      </w:r>
-    </w:p>
-    <w:p>
-      <w:r>
-        <w:rPr>
-          <w:color w:val="008000"/>
-        </w:rPr>
-        <w:t>Mongo touches. Reads ChatHealthyDataPipelines.ProprietaryData.SpecialtyAndProviderFlags. No writes.</w:t>
-      </w:r>
-    </w:p>
-    <w:p/>
-    <w:p>
-      <w:pPr>
-        <w:pStyle w:val="Heading3"/>
-      </w:pPr>
-      <w:r>
-        <w:rPr>
-          <w:color w:val="008000"/>
-        </w:rPr>
-        <w:t>5.2.8a Publish SpecialtyMetaData + embed</w:t>
-      </w:r>
-    </w:p>
-    <w:p>
-      <w:r>
-        <w:rPr>
-          <w:color w:val="008000"/>
-        </w:rPr>
-        <w:t>This step runs after normalize_nucc has built StagingNucc (883 NUCC codes + F-105 supplements enriched with can_prescribe / is_homeopathic / is_supplemented / is_disqualified flags). It copies the staged rows into ChatHealthyDataPipelines.PublicHealthData.SpecialtyMetaData_staging_v_{data_version} on the PIPELINE cluster, generates a text-embedding-3-large embedding per row (EPIC-008-F-011-S-004), and atomic-renames the staging collection into ChatHealthyDataPipelines.PublicHealthData.SpecialtyMetaData_v_{d</w:t>
-      </w:r>
-      <w:r>
-        <w:rPr>
-          <w:color w:val="008000"/>
-        </w:rPr>
-        <w:t>ata_version} via renameCollection(dropTarget=true). Both collections live in the same DB (PublicHealthData) because renameCollection requires same-DB. Pipelines never migrate data to the front-end cluster; a separate migrator job (out of scope for this step) is the sole legal pipeline-&gt;frontend path. Every PublicHealthData collection this pipeline produces uses the universal load-state module pipeline/Code/pipeline_loaded_metadata.py: should_skip() at step entry, mark_loaded() at step exit on non-fatal comp</w:t>
-      </w:r>
-      <w:r>
-        <w:rPr>
-          <w:color w:val="008000"/>
-        </w:rPr>
-        <w:t>letion. The load-state metadata lives at ChatHealthyDataPipelines.PublicHealthData._loaded_metadata (one doc per versioned collection; _id = the versioned collection name, e.g. SpecialtyMetaData_v_3). Fields: publichealthdata_collection_name, staging_collection_name, source_hash, run_id, data_version (int), row_count (int), operationally_fit (bool), loaded_at, detail. Skip iff ALL of: source_hash matches, operationally_fit is true, the PublicHealthData collection exists, and its actual row count matches met</w:t>
-      </w:r>
-      <w:r>
-        <w:rPr>
-          <w:color w:val="008000"/>
-        </w:rPr>
-        <w:t>adata.row_count. Non-fatal errors (e.g. OpenAI 429 embed failures that produce per-row reason=error_specialty_embedding_failed discrepancies) still mark the collection loaded; fatal errors raise before mark_loaded so the next fire reloads. The run_id on the metadata doc matches the run_id stamped on each individual SpecialtyMetaData row so an operator can trace any row back to its metadata doc and vice versa. All PublicHealthData collections are integer-versioned (_v_3, not _v_03; data_version is int throug</w:t>
-      </w:r>
-      <w:r>
-        <w:rPr>
-          <w:color w:val="008000"/>
-        </w:rPr>
-        <w:t>hout the pipeline).</w:t>
-      </w:r>
-    </w:p>
-    <w:p>
-      <w:pPr>
-        <w:pStyle w:val="Heading3"/>
-      </w:pPr>
-      <w:r>
-        <w:t>5.2.9 Normalize NPI</w:t>
-      </w:r>
-    </w:p>
-    <w:p>
-      <w:r>
-        <w:rPr>
-          <w:color w:val="008000"/>
-        </w:rPr>
-        <w:t>Normalize NPI consists of two logical passes. Pass A (source-shape normalize) makes the raw NPPES per-slot fields comply with our data structures - taxonomies[] array assembled from the per-slot Primary Taxonomy Switch columns, addresses[] normalized, licenses[] parsed - WITHOUT any lookup against SpecialtyMetaData. Pass A has no dependencies. Pass B (SpecialtyMetaData-driven enrichment) stamps taxonomies[i].code_label / reference_status / grouping / classification / specialization / definition from the ful</w:t>
-      </w:r>
-      <w:r>
-        <w:rPr>
-          <w:color w:val="008000"/>
-        </w:rPr>
-        <w:t>ly-published SpecialtyMetaData_v_{data_version} on the PIPELINE cluster (ChatHealthyDataPipelines.PublicHealthData). The ordered step list guarantees publish_smd_and_embed has completed before Pass B starts, which is where the code_label ordering fix lands. The two-pass split MAY be realized as one function with an internal state check or two distinct steps; the boundary is what matters, not the module structure.</w:t>
-      </w:r>
-    </w:p>
-    <w:p>
-      <w:r>
-        <w:rPr>
-          <w:b/>
-        </w:rPr>
-        <w:t>Purpose.</w:t>
-      </w:r>
-      <w:r>
-        <w:t xml:space="preserve"> Convert raw NPPES staging rows into the normative provider record shape (§7.1). Organized into three explicit sub-sections: </w:t>
-      </w:r>
-      <w:r>
-        <w:rPr>
-          <w:b/>
-        </w:rPr>
-        <w:t>Common</w:t>
-      </w:r>
-      <w:r>
-        <w:t xml:space="preserve"> (fields loaded for every record regardless of kind), </w:t>
-      </w:r>
-      <w:r>
-        <w:rPr>
-          <w:b/>
-        </w:rPr>
-        <w:t>Individual</w:t>
-      </w:r>
-      <w:r>
-        <w:t xml:space="preserve"> (Type 1 additions), and </w:t>
-      </w:r>
-      <w:r>
-        <w:rPr>
-          <w:b/>
-        </w:rPr>
-        <w:t>Institutional</w:t>
-      </w:r>
-      <w:r>
-        <w:t xml:space="preserve"> (Type 2 additions). Each subsection names exactly what fields are loaded AND what fields from the source are intentionally NOT loaded.</w:t>
-      </w:r>
-    </w:p>
-    <w:p>
-      <w:r>
-        <w:rPr>
-          <w:b/>
-        </w:rPr>
-        <w:t>REQ anchors.</w:t>
-      </w:r>
-      <w:r>
-        <w:t xml:space="preserve"> EPIC-010-F-103-S-001-REQ-B-001 through REQ-B-019; EPIC-010-F-103-S-008.</w:t>
-      </w:r>
-    </w:p>
-    <w:p>
-      <w:r>
-        <w:rPr>
-          <w:b/>
-        </w:rPr>
-        <w:t>Fan-out.</w:t>
-      </w:r>
-      <w:r>
-        <w:t xml:space="preserve"> State-scoped. Partition key = provider BUSINESS mailing address state (not the primary practice state). Concurrency = </w:t>
-      </w:r>
-      <w:r>
-        <w:rPr>
-          <w:rFonts w:ascii="Consolas" w:hAnsi="Consolas"/>
-        </w:rPr>
-        <w:t>min(len(state_scope), step_parallelism_caps.normalize_npi)</w:t>
-      </w:r>
-      <w:r>
-        <w:t>. Note: post-branching fan-out (from §5.2.11 / §5.2.12 forward) is state × entity-type — see §5.2.11 for the fan-out schedule.</w:t>
-      </w:r>
-    </w:p>
-    <w:p>
-      <w:pPr>
-        <w:pStyle w:val="Heading4"/>
-      </w:pPr>
-      <w:r>
-        <w:t>5.2.9.1 Common (every record)</w:t>
-      </w:r>
-    </w:p>
-    <w:p>
-      <w:r>
-        <w:rPr>
-          <w:b/>
-        </w:rPr>
-        <w:t>Loaded from source:</w:t>
-      </w:r>
-    </w:p>
-    <w:p>
-      <w:pPr>
-        <w:pStyle w:val="ListBullet"/>
-      </w:pPr>
-      <w:r>
-        <w:rPr>
-          <w:rFonts w:ascii="Consolas" w:hAnsi="Consolas"/>
-        </w:rPr>
-        <w:t>npi</w:t>
-      </w:r>
-      <w:r>
-        <w:t xml:space="preserve"> (Type 1 or Type 2 canonical key)</w:t>
-      </w:r>
-    </w:p>
-    <w:p>
-      <w:pPr>
-        <w:pStyle w:val="ListBullet"/>
-      </w:pPr>
-      <w:r>
-        <w:rPr>
-          <w:rFonts w:ascii="Consolas" w:hAnsi="Consolas"/>
-        </w:rPr>
-        <w:t>kind</w:t>
-      </w:r>
-      <w:r>
-        <w:t xml:space="preserve"> — derived from NPPES Entity Type Code: </w:t>
-      </w:r>
-      <w:r>
-        <w:rPr>
-          <w:rFonts w:ascii="Consolas" w:hAnsi="Consolas"/>
-        </w:rPr>
-        <w:t>"1"</w:t>
-      </w:r>
-      <w:r>
-        <w:t xml:space="preserve"> → </w:t>
-      </w:r>
-      <w:r>
-        <w:rPr>
-          <w:rFonts w:ascii="Consolas" w:hAnsi="Consolas"/>
-        </w:rPr>
-        <w:t>"individual"</w:t>
-      </w:r>
-      <w:r>
-        <w:t xml:space="preserve">, </w:t>
-      </w:r>
-      <w:r>
-        <w:rPr>
-          <w:rFonts w:ascii="Consolas" w:hAnsi="Consolas"/>
-        </w:rPr>
-        <w:t>"2"</w:t>
-      </w:r>
-      <w:r>
-        <w:t xml:space="preserve"> → </w:t>
-      </w:r>
-      <w:r>
-        <w:rPr>
-          <w:rFonts w:ascii="Consolas" w:hAnsi="Consolas"/>
-        </w:rPr>
-        <w:t>"institutional"</w:t>
-      </w:r>
-    </w:p>
-    <w:p>
-      <w:pPr>
-        <w:pStyle w:val="ListBullet"/>
-      </w:pPr>
-      <w:r>
-        <w:rPr>
-          <w:rFonts w:ascii="Consolas" w:hAnsi="Consolas"/>
-        </w:rPr>
-        <w:t>enumeration_date</w:t>
-      </w:r>
-      <w:r>
-        <w:t xml:space="preserve"> (NPPES field </w:t>
-      </w:r>
-      <w:r>
-        <w:rPr>
-          <w:rFonts w:ascii="Consolas" w:hAnsi="Consolas"/>
-        </w:rPr>
-        <w:t>Provider Enumeration Date</w:t>
-      </w:r>
-      <w:r>
-        <w:t>)</w:t>
-      </w:r>
-    </w:p>
-    <w:p>
-      <w:pPr>
-        <w:pStyle w:val="ListBullet"/>
-      </w:pPr>
-      <w:r>
-        <w:rPr>
-          <w:rFonts w:ascii="Consolas" w:hAnsi="Consolas"/>
-        </w:rPr>
-        <w:t>last_updated_at</w:t>
-      </w:r>
-      <w:r>
-        <w:t xml:space="preserve"> (NPPES field </w:t>
-      </w:r>
-      <w:r>
-        <w:rPr>
-          <w:rFonts w:ascii="Consolas" w:hAnsi="Consolas"/>
-        </w:rPr>
-        <w:t>Last Update Date</w:t>
-      </w:r>
-      <w:r>
-        <w:t>)</w:t>
-      </w:r>
-    </w:p>
-    <w:p>
-      <w:pPr>
-        <w:pStyle w:val="ListBullet"/>
-      </w:pPr>
-      <w:r>
-        <w:rPr>
-          <w:rFonts w:ascii="Consolas" w:hAnsi="Consolas"/>
-        </w:rPr>
-        <w:t>activity_status_log[]</w:t>
-      </w:r>
-      <w:r>
-        <w:t xml:space="preserve"> — deactivation / reactivation events derived from NPPES fields </w:t>
-      </w:r>
-      <w:r>
-        <w:rPr>
-          <w:rFonts w:ascii="Consolas" w:hAnsi="Consolas"/>
-        </w:rPr>
-        <w:t>NPI Deactivation Date</w:t>
-      </w:r>
-      <w:r>
-        <w:t xml:space="preserve"> and </w:t>
-      </w:r>
-      <w:r>
-        <w:rPr>
-          <w:rFonts w:ascii="Consolas" w:hAnsi="Consolas"/>
-        </w:rPr>
-        <w:t>NPI Reactivation Date</w:t>
-      </w:r>
-    </w:p>
-    <w:p>
-      <w:pPr>
-        <w:pStyle w:val="ListBullet"/>
-      </w:pPr>
-      <w:r>
-        <w:rPr>
-          <w:rFonts w:ascii="Consolas" w:hAnsi="Consolas"/>
-        </w:rPr>
-        <w:t>primary_practice_address</w:t>
-      </w:r>
-      <w:r>
-        <w:t xml:space="preserve"> — </w:t>
-      </w:r>
-      <w:r>
-        <w:rPr>
-          <w:rFonts w:ascii="Consolas" w:hAnsi="Consolas"/>
-        </w:rPr>
-        <w:t>address_type="primary_practice"</w:t>
-      </w:r>
-      <w:r>
-        <w:t xml:space="preserve">, </w:t>
-      </w:r>
-      <w:r>
-        <w:rPr>
-          <w:rFonts w:ascii="Consolas" w:hAnsi="Consolas"/>
-        </w:rPr>
-        <w:t>primary=true</w:t>
-      </w:r>
-      <w:r>
-        <w:t>, with all address fields (line1, line2, city, state, postal_code, country_code, phone, fax)</w:t>
-      </w:r>
-    </w:p>
-    <w:p>
-      <w:pPr>
-        <w:pStyle w:val="ListBullet"/>
-      </w:pPr>
-      <w:r>
-        <w:rPr>
-          <w:rFonts w:ascii="Consolas" w:hAnsi="Consolas"/>
-        </w:rPr>
-        <w:t>mailing_address</w:t>
-      </w:r>
-      <w:r>
-        <w:t xml:space="preserve"> — </w:t>
-      </w:r>
-      <w:r>
-        <w:rPr>
-          <w:rFonts w:ascii="Consolas" w:hAnsi="Consolas"/>
-        </w:rPr>
-        <w:t>address_type="mailing"</w:t>
-      </w:r>
-      <w:r>
-        <w:t xml:space="preserve">, </w:t>
-      </w:r>
-      <w:r>
-        <w:rPr>
-          <w:rFonts w:ascii="Consolas" w:hAnsi="Consolas"/>
-        </w:rPr>
-        <w:t>primary=false</w:t>
-      </w:r>
-      <w:r>
-        <w:t>, NOT county-eligible (mailing addresses are not clinical)</w:t>
-      </w:r>
-    </w:p>
-    <w:p>
-      <w:pPr>
-        <w:pStyle w:val="ListBullet"/>
-      </w:pPr>
-      <w:r>
-        <w:rPr>
-          <w:rFonts w:ascii="Consolas" w:hAnsi="Consolas"/>
-        </w:rPr>
-        <w:t>taxonomies[]</w:t>
-      </w:r>
-      <w:r>
-        <w:t xml:space="preserve"> — up to 15 slots (NPPES Provider Taxonomy Code 1..15 with their state/license/switch fields)</w:t>
-      </w:r>
-    </w:p>
-    <w:p>
-      <w:pPr>
-        <w:pStyle w:val="ListBullet"/>
-      </w:pPr>
-      <w:r>
-        <w:rPr>
-          <w:rFonts w:ascii="Consolas" w:hAnsi="Consolas"/>
-        </w:rPr>
-        <w:t>insurance_identifiers[]</w:t>
-      </w:r>
-      <w:r>
-        <w:t xml:space="preserve"> — normalized from NPPES </w:t>
-      </w:r>
-      <w:r>
-        <w:rPr>
-          <w:rFonts w:ascii="Consolas" w:hAnsi="Consolas"/>
-        </w:rPr>
-        <w:t>Other Provider Identifier</w:t>
-      </w:r>
-      <w:r>
-        <w:t xml:space="preserve"> fields (Type 5 = Medicare NSC, Type 4 = Medicare OSCAR, etc.)</w:t>
-      </w:r>
-    </w:p>
-    <w:p>
-      <w:pPr>
-        <w:pStyle w:val="ListBullet"/>
-      </w:pPr>
-      <w:r>
-        <w:rPr>
-          <w:rFonts w:ascii="Consolas" w:hAnsi="Consolas"/>
-        </w:rPr>
-        <w:t>licenses[]</w:t>
-      </w:r>
-      <w:r>
-        <w:t xml:space="preserve"> — normalized from taxonomy license fields plus explicit </w:t>
-      </w:r>
-      <w:r>
-        <w:rPr>
-          <w:rFonts w:ascii="Consolas" w:hAnsi="Consolas"/>
-        </w:rPr>
-        <w:t>Provider Other Identifier</w:t>
-      </w:r>
-      <w:r>
-        <w:t xml:space="preserve"> license entries</w:t>
-      </w:r>
-    </w:p>
-    <w:p>
-      <w:pPr>
-        <w:pStyle w:val="ListBullet"/>
-      </w:pPr>
-      <w:r>
-        <w:rPr>
-          <w:rFonts w:ascii="Consolas" w:hAnsi="Consolas"/>
-        </w:rPr>
-        <w:t>sole_proprietor</w:t>
-      </w:r>
-      <w:r>
-        <w:t xml:space="preserve"> flag (NPPES field </w:t>
-      </w:r>
-      <w:r>
-        <w:rPr>
-          <w:rFonts w:ascii="Consolas" w:hAnsi="Consolas"/>
-        </w:rPr>
-        <w:t>Is Sole Proprietor</w:t>
-      </w:r>
-      <w:r>
-        <w:t>)</w:t>
-      </w:r>
-    </w:p>
-    <w:p>
-      <w:pPr>
-        <w:pStyle w:val="ListBullet"/>
-      </w:pPr>
-      <w:r>
-        <w:rPr>
-          <w:b/>
-        </w:rPr>
-        <w:t>Human-readable code labels</w:t>
-      </w:r>
-      <w:r>
-        <w:t xml:space="preserve"> — every coded field on the record gets a sibling </w:t>
-      </w:r>
-      <w:r>
-        <w:rPr>
-          <w:rFonts w:ascii="Consolas" w:hAnsi="Consolas"/>
-        </w:rPr>
-        <w:t>&lt;field&gt;_label</w:t>
-      </w:r>
-      <w:r>
-        <w:t xml:space="preserve"> with the human-readable text. The following labels MUST be populated:</w:t>
-      </w:r>
-    </w:p>
-    <w:p>
-      <w:r>
-        <w:t xml:space="preserve">  - </w:t>
-      </w:r>
-      <w:r>
-        <w:rPr>
-          <w:rFonts w:ascii="Consolas" w:hAnsi="Consolas"/>
-        </w:rPr>
-        <w:t>taxonomies[i].code_label</w:t>
-      </w:r>
-      <w:r>
-        <w:t xml:space="preserve"> — resolved from NUCC taxonomy staging</w:t>
-      </w:r>
-    </w:p>
-    <w:p>
-      <w:r>
-        <w:t xml:space="preserve">  - </w:t>
-      </w:r>
-      <w:r>
-        <w:rPr>
-          <w:rFonts w:ascii="Consolas" w:hAnsi="Consolas"/>
-        </w:rPr>
-        <w:t>taxonomies[i].classification_label</w:t>
-      </w:r>
-    </w:p>
-    <w:p>
-      <w:r>
-        <w:t xml:space="preserve">  - </w:t>
-      </w:r>
-      <w:r>
-        <w:rPr>
-          <w:rFonts w:ascii="Consolas" w:hAnsi="Consolas"/>
-        </w:rPr>
-        <w:t>taxonomies[i].specialization_label</w:t>
-      </w:r>
-    </w:p>
-    <w:p>
-      <w:r>
-        <w:t xml:space="preserve">  - </w:t>
-      </w:r>
-      <w:r>
-        <w:rPr>
-          <w:rFonts w:ascii="Consolas" w:hAnsi="Consolas"/>
-        </w:rPr>
-        <w:t>licenses[i].state_label</w:t>
-      </w:r>
-      <w:r>
-        <w:t xml:space="preserve"> — full state name from the two-letter code</w:t>
-      </w:r>
-    </w:p>
-    <w:p>
-      <w:r>
-        <w:t xml:space="preserve">  - </w:t>
-      </w:r>
-      <w:r>
-        <w:rPr>
-          <w:rFonts w:ascii="Consolas" w:hAnsi="Consolas"/>
-        </w:rPr>
-        <w:t>insurance_identifiers[i].type_label</w:t>
-      </w:r>
-      <w:r>
-        <w:t xml:space="preserve"> — human-readable identifier type ("Medicare NSC", etc.)</w:t>
-      </w:r>
-    </w:p>
-    <w:p>
-      <w:r>
-        <w:t xml:space="preserve">  - </w:t>
-      </w:r>
-      <w:r>
-        <w:rPr>
-          <w:rFonts w:ascii="Consolas" w:hAnsi="Consolas"/>
-        </w:rPr>
-        <w:t>primary_practice_address.state_label</w:t>
-      </w:r>
-      <w:r>
-        <w:t xml:space="preserve">, </w:t>
-      </w:r>
-      <w:r>
-        <w:rPr>
-          <w:rFonts w:ascii="Consolas" w:hAnsi="Consolas"/>
-        </w:rPr>
-        <w:t>primary_practice_address.country_code_label</w:t>
-      </w:r>
-    </w:p>
-    <w:p>
-      <w:r>
-        <w:t xml:space="preserve">  - </w:t>
-      </w:r>
-      <w:r>
-        <w:rPr>
-          <w:rFonts w:ascii="Consolas" w:hAnsi="Consolas"/>
-        </w:rPr>
-        <w:t>mailing_address.state_label</w:t>
-      </w:r>
-      <w:r>
-        <w:t xml:space="preserve">, </w:t>
-      </w:r>
-      <w:r>
-        <w:rPr>
-          <w:rFonts w:ascii="Consolas" w:hAnsi="Consolas"/>
-        </w:rPr>
-        <w:t>mailing_address.country_code_label</w:t>
-      </w:r>
-    </w:p>
-    <w:p>
-      <w:r>
-        <w:t xml:space="preserve">  - </w:t>
-      </w:r>
-      <w:r>
-        <w:rPr>
-          <w:rFonts w:ascii="Consolas" w:hAnsi="Consolas"/>
-        </w:rPr>
-        <w:t>activity_status_log[i].event_type_label</w:t>
-      </w:r>
-      <w:r>
-        <w:t xml:space="preserve"> (</w:t>
-      </w:r>
-      <w:r>
-        <w:rPr>
-          <w:rFonts w:ascii="Consolas" w:hAnsi="Consolas"/>
-        </w:rPr>
-        <w:t>"deactivation"</w:t>
-      </w:r>
-      <w:r>
-        <w:t xml:space="preserve">, </w:t>
-      </w:r>
-      <w:r>
-        <w:rPr>
-          <w:rFonts w:ascii="Consolas" w:hAnsi="Consolas"/>
-        </w:rPr>
-        <w:t>"reactivation"</w:t>
-      </w:r>
-      <w:r>
-        <w:t>)</w:t>
-      </w:r>
-    </w:p>
-    <w:p>
-      <w:r>
-        <w:rPr>
-          <w:b/>
-        </w:rPr>
-        <w:t>NOT loaded from source:</w:t>
-      </w:r>
-    </w:p>
-    <w:p>
-      <w:pPr>
-        <w:pStyle w:val="ListBullet"/>
-      </w:pPr>
-      <w:r>
-        <w:t xml:space="preserve">NPPES </w:t>
-      </w:r>
-      <w:r>
-        <w:rPr>
-          <w:rFonts w:ascii="Consolas" w:hAnsi="Consolas"/>
-        </w:rPr>
-        <w:t>Provider First Line Business Practice Location Address State Name</w:t>
-      </w:r>
-      <w:r>
-        <w:t xml:space="preserve"> — redundant with the two-letter state code; the </w:t>
-      </w:r>
-      <w:r>
-        <w:rPr>
-          <w:rFonts w:ascii="Consolas" w:hAnsi="Consolas"/>
-        </w:rPr>
-        <w:t>_label</w:t>
-      </w:r>
-      <w:r>
-        <w:t xml:space="preserve"> sibling supplies the human-readable form.</w:t>
-      </w:r>
-    </w:p>
-    <w:p>
-      <w:pPr>
-        <w:pStyle w:val="ListBullet"/>
-      </w:pPr>
-      <w:r>
-        <w:t xml:space="preserve">NPPES </w:t>
-      </w:r>
-      <w:r>
-        <w:rPr>
-          <w:rFonts w:ascii="Consolas" w:hAnsi="Consolas"/>
-        </w:rPr>
-        <w:t>Certification Date</w:t>
-      </w:r>
-      <w:r>
-        <w:t xml:space="preserve"> field — not consumed by any downstream stage; explicitly omitted to keep the record shape lean.</w:t>
-      </w:r>
-    </w:p>
-    <w:p>
-      <w:pPr>
-        <w:pStyle w:val="Heading4"/>
-      </w:pPr>
-      <w:r>
-        <w:t>5.2.9.2 Individual (Type 1 additions)</w:t>
-      </w:r>
-    </w:p>
-    <w:p>
-      <w:r>
-        <w:rPr>
-          <w:b/>
-        </w:rPr>
-        <w:t>Loaded from source (in addition to Common):</w:t>
-      </w:r>
-    </w:p>
-    <w:p>
-      <w:pPr>
-        <w:pStyle w:val="ListBullet"/>
-      </w:pPr>
-      <w:r>
-        <w:rPr>
-          <w:rFonts w:ascii="Consolas" w:hAnsi="Consolas"/>
-        </w:rPr>
-        <w:t>first_name</w:t>
-      </w:r>
-      <w:r>
-        <w:t xml:space="preserve">, </w:t>
-      </w:r>
-      <w:r>
-        <w:rPr>
-          <w:rFonts w:ascii="Consolas" w:hAnsi="Consolas"/>
-        </w:rPr>
-        <w:t>middle_name</w:t>
-      </w:r>
-      <w:r>
-        <w:t xml:space="preserve">, </w:t>
-      </w:r>
-      <w:r>
-        <w:rPr>
-          <w:rFonts w:ascii="Consolas" w:hAnsi="Consolas"/>
-        </w:rPr>
-        <w:t>last_name</w:t>
-      </w:r>
-      <w:r>
-        <w:t xml:space="preserve">, </w:t>
-      </w:r>
-      <w:r>
-        <w:rPr>
-          <w:rFonts w:ascii="Consolas" w:hAnsi="Consolas"/>
-        </w:rPr>
-        <w:t>name_prefix</w:t>
-      </w:r>
-      <w:r>
-        <w:t xml:space="preserve">, </w:t>
-      </w:r>
-      <w:r>
-        <w:rPr>
-          <w:rFonts w:ascii="Consolas" w:hAnsi="Consolas"/>
-        </w:rPr>
-        <w:t>name_suffix</w:t>
-      </w:r>
-      <w:r>
-        <w:t xml:space="preserve">, </w:t>
-      </w:r>
-      <w:r>
-        <w:rPr>
-          <w:rFonts w:ascii="Consolas" w:hAnsi="Consolas"/>
-        </w:rPr>
-        <w:t>credential_text</w:t>
-      </w:r>
-      <w:r>
-        <w:t xml:space="preserve"> (post-nominals)</w:t>
-      </w:r>
-    </w:p>
-    <w:p>
-      <w:pPr>
-        <w:pStyle w:val="ListBullet"/>
-      </w:pPr>
-      <w:r>
-        <w:rPr>
-          <w:rFonts w:ascii="Consolas" w:hAnsi="Consolas"/>
-        </w:rPr>
-        <w:t>sex</w:t>
-      </w:r>
-      <w:r>
-        <w:t xml:space="preserve"> — normalized to </w:t>
-      </w:r>
-      <w:r>
-        <w:rPr>
-          <w:rFonts w:ascii="Consolas" w:hAnsi="Consolas"/>
-        </w:rPr>
-        <w:t>"M" | "F"</w:t>
-      </w:r>
-      <w:r>
-        <w:t xml:space="preserve"> from NPPES field </w:t>
-      </w:r>
-      <w:r>
-        <w:rPr>
-          <w:rFonts w:ascii="Consolas" w:hAnsi="Consolas"/>
-        </w:rPr>
-        <w:t>Provider Sex Code</w:t>
-      </w:r>
-    </w:p>
-    <w:p>
-      <w:pPr>
-        <w:pStyle w:val="ListBullet"/>
-      </w:pPr>
-      <w:r>
-        <w:rPr>
-          <w:rFonts w:ascii="Consolas" w:hAnsi="Consolas"/>
-        </w:rPr>
-        <w:t>other_last_names[]</w:t>
-      </w:r>
-      <w:r>
-        <w:t xml:space="preserve"> — Type 1 only, from NPPES </w:t>
-      </w:r>
-      <w:r>
-        <w:rPr>
-          <w:rFonts w:ascii="Consolas" w:hAnsi="Consolas"/>
-        </w:rPr>
-        <w:t>Provider Other Last Name</w:t>
-      </w:r>
-      <w:r>
-        <w:t xml:space="preserve"> variants</w:t>
-      </w:r>
-    </w:p>
-    <w:p>
-      <w:pPr>
-        <w:pStyle w:val="ListBullet"/>
-      </w:pPr>
-      <w:r>
-        <w:rPr>
-          <w:rFonts w:ascii="Consolas" w:hAnsi="Consolas"/>
-        </w:rPr>
-        <w:t>sole_proprietor_scope</w:t>
-      </w:r>
-      <w:r>
-        <w:t xml:space="preserve"> (only meaningful for Type 1)</w:t>
-      </w:r>
-    </w:p>
-    <w:p>
-      <w:r>
-        <w:rPr>
-          <w:b/>
-        </w:rPr>
-        <w:t>NOT loaded from source:</w:t>
-      </w:r>
-    </w:p>
-    <w:p>
-      <w:pPr>
-        <w:pStyle w:val="ListBullet"/>
-      </w:pPr>
-      <w:r>
-        <w:t>Deprecated Type 2 fields (parent org, authorized official) — these have no meaning for Type 1 and are omitted.</w:t>
-      </w:r>
-    </w:p>
-    <w:p>
-      <w:pPr>
-        <w:pStyle w:val="Heading4"/>
-      </w:pPr>
-      <w:r>
-        <w:t>5.2.9.3 Institutional (Type 2 additions)</w:t>
-      </w:r>
-    </w:p>
-    <w:p>
-      <w:r>
-        <w:rPr>
-          <w:b/>
-        </w:rPr>
-        <w:t>Loaded from source (in addition to Common):</w:t>
-      </w:r>
-    </w:p>
-    <w:p>
-      <w:pPr>
-        <w:pStyle w:val="ListBullet"/>
-      </w:pPr>
-      <w:r>
-        <w:rPr>
-          <w:rFonts w:ascii="Consolas" w:hAnsi="Consolas"/>
-        </w:rPr>
-        <w:t>legal_business_name</w:t>
-      </w:r>
-      <w:r>
-        <w:t xml:space="preserve">, </w:t>
-      </w:r>
-      <w:r>
-        <w:rPr>
-          <w:rFonts w:ascii="Consolas" w:hAnsi="Consolas"/>
-        </w:rPr>
-        <w:t>dba_name</w:t>
-      </w:r>
-    </w:p>
-    <w:p>
-      <w:pPr>
-        <w:pStyle w:val="ListBullet"/>
-      </w:pPr>
-      <w:r>
-        <w:rPr>
-          <w:rFonts w:ascii="Consolas" w:hAnsi="Consolas"/>
-        </w:rPr>
-        <w:t>authorized_official.first_name</w:t>
-      </w:r>
-      <w:r>
-        <w:t xml:space="preserve">, </w:t>
-      </w:r>
-      <w:r>
-        <w:rPr>
-          <w:rFonts w:ascii="Consolas" w:hAnsi="Consolas"/>
-        </w:rPr>
-        <w:t>authorized_official.last_name</w:t>
-      </w:r>
-      <w:r>
-        <w:t xml:space="preserve">, </w:t>
-      </w:r>
-      <w:r>
-        <w:rPr>
-          <w:rFonts w:ascii="Consolas" w:hAnsi="Consolas"/>
-        </w:rPr>
-        <w:t>authorized_official.title</w:t>
-      </w:r>
-      <w:r>
-        <w:t xml:space="preserve">, </w:t>
-      </w:r>
-      <w:r>
-        <w:rPr>
-          <w:rFonts w:ascii="Consolas" w:hAnsi="Consolas"/>
-        </w:rPr>
-        <w:t>authorized_official.phone</w:t>
-      </w:r>
-    </w:p>
-    <w:p>
-      <w:pPr>
-        <w:pStyle w:val="ListBullet"/>
-      </w:pPr>
-      <w:r>
-        <w:rPr>
-          <w:rFonts w:ascii="Consolas" w:hAnsi="Consolas"/>
-        </w:rPr>
-        <w:t>parent_organization.legal_business_name</w:t>
-      </w:r>
-      <w:r>
-        <w:t xml:space="preserve">, </w:t>
-      </w:r>
-      <w:r>
-        <w:rPr>
-          <w:rFonts w:ascii="Consolas" w:hAnsi="Consolas"/>
-        </w:rPr>
-        <w:t>parent_organization.tin</w:t>
-      </w:r>
-      <w:r>
-        <w:t xml:space="preserve"> (only when </w:t>
-      </w:r>
-      <w:r>
-        <w:rPr>
-          <w:rFonts w:ascii="Consolas" w:hAnsi="Consolas"/>
-        </w:rPr>
-        <w:t>Is Organization Subpart = Y</w:t>
-      </w:r>
-      <w:r>
-        <w:t>)</w:t>
-      </w:r>
-    </w:p>
-    <w:p>
-      <w:pPr>
-        <w:pStyle w:val="ListBullet"/>
-      </w:pPr>
-      <w:r>
-        <w:rPr>
-          <w:rFonts w:ascii="Consolas" w:hAnsi="Consolas"/>
-        </w:rPr>
-        <w:t>administrative_contact.name</w:t>
-      </w:r>
-      <w:r>
-        <w:t xml:space="preserve">, </w:t>
-      </w:r>
-      <w:r>
-        <w:rPr>
-          <w:rFonts w:ascii="Consolas" w:hAnsi="Consolas"/>
-        </w:rPr>
-        <w:t>administrative_contact.phone</w:t>
-      </w:r>
-    </w:p>
-    <w:p>
-      <w:r>
-        <w:rPr>
-          <w:b/>
-        </w:rPr>
-        <w:t>NOT loaded from source:</w:t>
-      </w:r>
-    </w:p>
-    <w:p>
-      <w:pPr>
-        <w:pStyle w:val="ListBullet"/>
-      </w:pPr>
-      <w:r>
-        <w:t>Type 1 individual-identity fields (first/middle/last name, sex, sole_proprietor_scope) — omitted for Type 2.</w:t>
-      </w:r>
-    </w:p>
-    <w:p/>
-    <w:p>
-      <w:pPr>
-        <w:pStyle w:val="Heading4"/>
-      </w:pPr>
-      <w:r>
-        <w:t>5.2.9.4 Common finalizers (every record)</w:t>
-      </w:r>
-    </w:p>
-    <w:p>
-      <w:r>
-        <w:rPr>
-          <w:color w:val="008000"/>
-        </w:rPr>
-        <w:t>When ctx.args.testing_variance is True, the record builder applies a hardcoded inline mutation table at build time: for each entry matching the current NPI, the named dotted path on the built record is overwritten with the entry's value. Default table today overlays code DDDDDDDDDD on NPI 1669475695's primary_taxonomy_code and taxonomies[0].code so the discrepancy-report end-to-end test can drive the unresolved-taxonomy path deterministically. The hook is a temporary test-injection surface expected to be re</w:t>
-      </w:r>
-      <w:r>
-        <w:rPr>
-          <w:color w:val="008000"/>
-        </w:rPr>
-        <w:t>moved once the tests it enables are permanent regression pytests.</w:t>
-      </w:r>
-    </w:p>
-    <w:p>
-      <w:pPr>
-        <w:pStyle w:val="ListNumber"/>
-      </w:pPr>
-      <w:r>
-        <w:t xml:space="preserve">Schema conformance check against §7.1. Records that fail schema validation → </w:t>
-      </w:r>
-      <w:r>
-        <w:rPr>
-          <w:rFonts w:ascii="Consolas" w:hAnsi="Consolas"/>
-        </w:rPr>
-        <w:t>discrepancy reason="schema_violation"</w:t>
-      </w:r>
-      <w:r>
-        <w:t>, record skipped.</w:t>
-      </w:r>
-    </w:p>
-    <w:p>
-      <w:pPr>
-        <w:pStyle w:val="ListNumber"/>
-      </w:pPr>
-      <w:r>
-        <w:t xml:space="preserve">Upsert into </w:t>
-      </w:r>
-      <w:r>
-        <w:rPr>
-          <w:rFonts w:ascii="Consolas" w:hAnsi="Consolas"/>
-        </w:rPr>
-        <w:t>chathealthydatapipeline.providers_v&lt;N&gt;</w:t>
-      </w:r>
-      <w:r>
-        <w:t xml:space="preserve"> keyed on </w:t>
-      </w:r>
-      <w:r>
-        <w:rPr>
-          <w:rFonts w:ascii="Consolas" w:hAnsi="Consolas"/>
-        </w:rPr>
-        <w:t>npi</w:t>
-      </w:r>
-      <w:r>
-        <w:t>.</w:t>
-      </w:r>
-    </w:p>
-    <w:p>
-      <w:r>
-        <w:rPr>
-          <w:i/>
-        </w:rPr>
-        <w:t>Note: v29's `source_row_hash` (SHA-256 of raw source row bytes) is deleted from this design. Byte-level parity is meaningless when the source publishes zip-code truncation, whitespace variance, and case variance that make byte-different rows semantically identical. §5.3 defines the semantic content-identity check that replaces it.</w:t>
-      </w:r>
-    </w:p>
-    <w:p>
-      <w:r>
-        <w:rPr>
-          <w:b/>
-        </w:rPr>
-        <w:t>Skip-if-done.</w:t>
-      </w:r>
-      <w:r>
-        <w:t xml:space="preserve"> Operator-driven — see §6.9. The operator invokes with </w:t>
-      </w:r>
-      <w:r>
-        <w:rPr>
-          <w:rFonts w:ascii="Consolas" w:hAnsi="Consolas"/>
-        </w:rPr>
-        <w:t>start_step="normalize data"</w:t>
-      </w:r>
-      <w:r>
-        <w:t xml:space="preserve"> to jump directly here after infrastructure setup.</w:t>
-      </w:r>
-    </w:p>
-    <w:p>
-      <w:r>
-        <w:rPr>
-          <w:b/>
-        </w:rPr>
-        <w:t>Failure modes.</w:t>
-      </w:r>
-      <w:r>
-        <w:t xml:space="preserve"> Schema violation → </w:t>
-      </w:r>
-      <w:r>
-        <w:rPr>
-          <w:rFonts w:ascii="Consolas" w:hAnsi="Consolas"/>
-        </w:rPr>
-        <w:t>discrepancy</w:t>
-      </w:r>
-      <w:r>
-        <w:t xml:space="preserve"> </w:t>
-      </w:r>
-      <w:r>
-        <w:rPr>
-          <w:rFonts w:ascii="Consolas" w:hAnsi="Consolas"/>
-        </w:rPr>
-        <w:t>reason="schema_violation"</w:t>
-      </w:r>
-      <w:r>
-        <w:t>, record skipped. Upsert failure → Worker retries per-record 3× on failure, terminal → work-item fails.</w:t>
-      </w:r>
-    </w:p>
-    <w:p>
-      <w:r>
-        <w:rPr>
-          <w:b/>
-        </w:rPr>
-        <w:t>Mongo touches.</w:t>
-      </w:r>
-      <w:r>
-        <w:t xml:space="preserve"> Reads </w:t>
-      </w:r>
-      <w:r>
-        <w:rPr>
-          <w:rFonts w:ascii="Consolas" w:hAnsi="Consolas"/>
-        </w:rPr>
-        <w:t>pipeline_sources_nppes_npi</w:t>
-      </w:r>
-      <w:r>
-        <w:t xml:space="preserve">. Writes </w:t>
-      </w:r>
-      <w:r>
-        <w:rPr>
-          <w:rFonts w:ascii="Consolas" w:hAnsi="Consolas"/>
-        </w:rPr>
-        <w:t>providers_v&lt;N&gt;</w:t>
-      </w:r>
-      <w:r>
-        <w:t xml:space="preserve">, </w:t>
-      </w:r>
-      <w:r>
-        <w:rPr>
-          <w:rFonts w:ascii="Consolas" w:hAnsi="Consolas"/>
-        </w:rPr>
-        <w:t>pipeline.discrepancies</w:t>
-      </w:r>
-      <w:r>
-        <w:t>.</w:t>
-      </w:r>
-    </w:p>
-    <w:p>
-      <w:pPr>
-        <w:pStyle w:val="Heading3"/>
-      </w:pPr>
-      <w:r>
-        <w:t>5.2.10 Add secondary practice addresses</w:t>
-      </w:r>
-    </w:p>
-    <w:p>
-      <w:r>
-        <w:rPr>
-          <w:b/>
-        </w:rPr>
-        <w:t>Purpose.</w:t>
-      </w:r>
-      <w:r>
-        <w:t xml:space="preserve"> Union pl_pfile onto the base provider record so every published practice address is present.</w:t>
-      </w:r>
-    </w:p>
-    <w:p>
-      <w:r>
-        <w:rPr>
-          <w:b/>
-        </w:rPr>
-        <w:t>REQ anchors.</w:t>
-      </w:r>
-      <w:r>
-        <w:t xml:space="preserve"> EPIC-010-F-103-S-003.</w:t>
-      </w:r>
-    </w:p>
-    <w:p>
-      <w:r>
-        <w:rPr>
-          <w:b/>
-        </w:rPr>
-        <w:t>Fan-out.</w:t>
-      </w:r>
-      <w:r>
-        <w:t xml:space="preserve"> Per-state.</w:t>
-      </w:r>
-    </w:p>
-    <w:p>
-      <w:r>
-        <w:rPr>
-          <w:b/>
-        </w:rPr>
-        <w:t>Sub-steps.</w:t>
-      </w:r>
-      <w:r>
-        <w:t xml:space="preserve"> Worker reads pl_pfile staging rows for the assigned state, groups by NPI, appends </w:t>
-      </w:r>
-      <w:r>
-        <w:rPr>
-          <w:rFonts w:ascii="Consolas" w:hAnsi="Consolas"/>
-        </w:rPr>
-        <w:t>additional_practice_address</w:t>
-      </w:r>
-      <w:r>
-        <w:t xml:space="preserve"> array entries onto the provider record.</w:t>
-      </w:r>
-    </w:p>
-    <w:p>
-      <w:r>
-        <w:rPr>
-          <w:b/>
-        </w:rPr>
-        <w:t>Skip-if-done.</w:t>
-      </w:r>
-      <w:r>
-        <w:t xml:space="preserve"> Operator-driven only — see §6.9. Not skipped by algorithm.</w:t>
-      </w:r>
-    </w:p>
-    <w:p>
-      <w:r>
-        <w:rPr>
-          <w:b/>
-        </w:rPr>
-        <w:t>Failure modes.</w:t>
-      </w:r>
-      <w:r>
-        <w:t xml:space="preserve"> Parse error → per-row </w:t>
-      </w:r>
-      <w:r>
-        <w:rPr>
-          <w:rFonts w:ascii="Consolas" w:hAnsi="Consolas"/>
-        </w:rPr>
-        <w:t>discrepancy</w:t>
-      </w:r>
-      <w:r>
-        <w:t xml:space="preserve"> </w:t>
-      </w:r>
-      <w:r>
-        <w:rPr>
-          <w:rFonts w:ascii="Consolas" w:hAnsi="Consolas"/>
-        </w:rPr>
-        <w:t>reason="pl_pfile_parse_error"</w:t>
-      </w:r>
-      <w:r>
-        <w:t xml:space="preserve">. NPI unmatched → </w:t>
-      </w:r>
-      <w:r>
-        <w:rPr>
-          <w:rFonts w:ascii="Consolas" w:hAnsi="Consolas"/>
-        </w:rPr>
-        <w:t>discrepancy</w:t>
-      </w:r>
-      <w:r>
-        <w:t xml:space="preserve"> </w:t>
-      </w:r>
-      <w:r>
-        <w:rPr>
-          <w:rFonts w:ascii="Consolas" w:hAnsi="Consolas"/>
-        </w:rPr>
-        <w:t>reason="pl_pfile_orphan_npi"</w:t>
-      </w:r>
-      <w:r>
-        <w:t>, row skipped.</w:t>
-      </w:r>
-    </w:p>
-    <w:p>
-      <w:r>
-        <w:rPr>
-          <w:b/>
-        </w:rPr>
-        <w:t>Mongo touches.</w:t>
-      </w:r>
-      <w:r>
-        <w:t xml:space="preserve"> Reads </w:t>
-      </w:r>
-      <w:r>
-        <w:rPr>
-          <w:rFonts w:ascii="Consolas" w:hAnsi="Consolas"/>
-        </w:rPr>
-        <w:t>pipeline_sources_pl_pfile</w:t>
-      </w:r>
-      <w:r>
-        <w:t xml:space="preserve">. Writes </w:t>
-      </w:r>
-      <w:r>
-        <w:rPr>
-          <w:rFonts w:ascii="Consolas" w:hAnsi="Consolas"/>
-        </w:rPr>
-        <w:t>providers_v&lt;N&gt;</w:t>
-      </w:r>
-      <w:r>
-        <w:t>.</w:t>
-      </w:r>
-    </w:p>
-    <w:p>
-      <w:pPr>
-        <w:pStyle w:val="Heading3"/>
-      </w:pPr>
-      <w:r>
-        <w:t>5.2.11 Type-1 first branch — *fan-out to state × entity-type begins here*</w:t>
-      </w:r>
-    </w:p>
-    <w:p>
-      <w:r>
-        <w:rPr>
-          <w:b/>
-        </w:rPr>
-        <w:t>Purpose.</w:t>
-      </w:r>
-      <w:r>
-        <w:t xml:space="preserve"> Complete individual-specific normalization: canonical name, sex, sole-proprietor, license lookups.</w:t>
-      </w:r>
-    </w:p>
-    <w:p>
-      <w:r>
-        <w:rPr>
-          <w:b/>
-        </w:rPr>
-        <w:t>REQ anchors.</w:t>
-      </w:r>
-      <w:r>
-        <w:t xml:space="preserve"> EPIC-010-F-103-S-007-REQ-B-001 through REQ-B-004.</w:t>
-      </w:r>
-    </w:p>
-    <w:p>
-      <w:r>
-        <w:rPr>
-          <w:color w:val="008000"/>
-        </w:rPr>
-        <w:t>Fan-out. This step and its Type-2 sibling (§5.2.12) fan out to per-state × entity-type: concurrency min(len(state_scope) × 2, step_parallelism_caps.&lt;step&gt;) — one Worker per state per entity-type (Type-1, Type-2). Later steps may fan out per-state × entity-type OR per-state only depending on the step's partition_key; county_enrichment (§5.2.14) is per-state only under NPI-atomic ownership.</w:t>
-      </w:r>
-    </w:p>
-    <w:p>
-      <w:r>
-        <w:rPr>
-          <w:b/>
-        </w:rPr>
-        <w:t>Sub-steps.</w:t>
-      </w:r>
-      <w:r>
-        <w:t xml:space="preserve"> Worker walks all </w:t>
-      </w:r>
-      <w:r>
-        <w:rPr>
-          <w:rFonts w:ascii="Consolas" w:hAnsi="Consolas"/>
-        </w:rPr>
-        <w:t>kind="individual"</w:t>
-      </w:r>
-      <w:r>
-        <w:t xml:space="preserve"> records for the assigned state, applies name canonicalization, sex normalization, sole-proprietor detection, per-license state lookup.</w:t>
-      </w:r>
-    </w:p>
-    <w:p>
-      <w:r>
-        <w:rPr>
-          <w:b/>
-        </w:rPr>
-        <w:t>Skip-if-done.</w:t>
-      </w:r>
-      <w:r>
-        <w:t xml:space="preserve"> Operator-driven only — see §6.9. Not skipped by algorithm.</w:t>
-      </w:r>
-    </w:p>
-    <w:p>
-      <w:r>
-        <w:rPr>
-          <w:b/>
-        </w:rPr>
-        <w:t>Failure modes.</w:t>
-      </w:r>
-      <w:r>
-        <w:t xml:space="preserve"> Sex absent → </w:t>
-      </w:r>
-      <w:r>
-        <w:rPr>
-          <w:rFonts w:ascii="Consolas" w:hAnsi="Consolas"/>
-        </w:rPr>
-        <w:t>discrepancy</w:t>
-      </w:r>
-      <w:r>
-        <w:t xml:space="preserve"> </w:t>
-      </w:r>
-      <w:r>
-        <w:rPr>
-          <w:rFonts w:ascii="Consolas" w:hAnsi="Consolas"/>
-        </w:rPr>
-        <w:t>reason="sex_absent"</w:t>
-      </w:r>
-      <w:r>
-        <w:t xml:space="preserve">. State unresolvable → </w:t>
-      </w:r>
-      <w:r>
-        <w:rPr>
-          <w:rFonts w:ascii="Consolas" w:hAnsi="Consolas"/>
-        </w:rPr>
-        <w:t>discrepancy</w:t>
-      </w:r>
-      <w:r>
-        <w:t xml:space="preserve"> </w:t>
-      </w:r>
-      <w:r>
-        <w:rPr>
-          <w:rFonts w:ascii="Consolas" w:hAnsi="Consolas"/>
-        </w:rPr>
-        <w:t>reason="state_missing_ambiguous_license"</w:t>
-      </w:r>
-      <w:r>
-        <w:t>.</w:t>
-      </w:r>
-    </w:p>
-    <w:p>
-      <w:pPr>
-        <w:pStyle w:val="Heading3"/>
-      </w:pPr>
-      <w:r>
-        <w:t>5.2.12 Type-2 first branch — *fan-out to state × entity-type continues*</w:t>
-      </w:r>
-    </w:p>
-    <w:p>
-      <w:r>
-        <w:rPr>
-          <w:b/>
-        </w:rPr>
-        <w:t>Purpose.</w:t>
-      </w:r>
-      <w:r>
-        <w:t xml:space="preserve"> Complete institutional-specific normalization: legal name + DBA, authorized official, parent organization, administrative contact.</w:t>
-      </w:r>
-    </w:p>
-    <w:p>
-      <w:r>
-        <w:rPr>
-          <w:b/>
-        </w:rPr>
-        <w:t>REQ anchors.</w:t>
-      </w:r>
-      <w:r>
-        <w:t xml:space="preserve"> EPIC-010-F-103-S-007-REQ-B-001 through REQ-B-004.</w:t>
-      </w:r>
-    </w:p>
-    <w:p>
-      <w:r>
-        <w:rPr>
-          <w:b/>
-        </w:rPr>
-        <w:t>Fan-out.</w:t>
-      </w:r>
-      <w:r>
-        <w:t xml:space="preserve"> Per-state × entity-type = Type-2. Runs concurrent with §5.2.11 (Type-1 branch); the two branches together occupy </w:t>
-      </w:r>
-      <w:r>
-        <w:rPr>
-          <w:rFonts w:ascii="Consolas" w:hAnsi="Consolas"/>
-        </w:rPr>
-        <w:t>len(state_scope) × 2</w:t>
-      </w:r>
-      <w:r>
-        <w:t xml:space="preserve"> Worker slots.</w:t>
-      </w:r>
-    </w:p>
-    <w:p>
-      <w:r>
-        <w:rPr>
-          <w:b/>
-        </w:rPr>
-        <w:t>Sub-steps.</w:t>
-      </w:r>
-      <w:r>
-        <w:t xml:space="preserve"> Worker walks all </w:t>
-      </w:r>
-      <w:r>
-        <w:rPr>
-          <w:rFonts w:ascii="Consolas" w:hAnsi="Consolas"/>
-        </w:rPr>
-        <w:t>kind="institutional"</w:t>
-      </w:r>
-      <w:r>
-        <w:t xml:space="preserve"> records for the assigned state, applies legal-name + DBA canonicalization, authorized-official extraction, parent-org linkage.</w:t>
-      </w:r>
-    </w:p>
-    <w:p>
-      <w:r>
-        <w:rPr>
-          <w:b/>
-        </w:rPr>
-        <w:t>Skip-if-done.</w:t>
-      </w:r>
-      <w:r>
-        <w:t xml:space="preserve"> Operator-driven only — see §6.9. Not skipped by algorithm.</w:t>
-      </w:r>
-    </w:p>
-    <w:p>
-      <w:r>
-        <w:rPr>
-          <w:b/>
-        </w:rPr>
-        <w:t>Failure modes.</w:t>
-      </w:r>
-      <w:r>
-        <w:t xml:space="preserve"> Organization name absent → </w:t>
-      </w:r>
-      <w:r>
-        <w:rPr>
-          <w:rFonts w:ascii="Consolas" w:hAnsi="Consolas"/>
-        </w:rPr>
-        <w:t>discrepancy</w:t>
-      </w:r>
-      <w:r>
-        <w:t xml:space="preserve"> </w:t>
-      </w:r>
-      <w:r>
-        <w:rPr>
-          <w:rFonts w:ascii="Consolas" w:hAnsi="Consolas"/>
-        </w:rPr>
-        <w:t>reason="org_name_absent"</w:t>
-      </w:r>
-      <w:r>
-        <w:t xml:space="preserve">. Authorized official incomplete → </w:t>
-      </w:r>
-      <w:r>
-        <w:rPr>
-          <w:rFonts w:ascii="Consolas" w:hAnsi="Consolas"/>
-        </w:rPr>
-        <w:t>discrepancy</w:t>
-      </w:r>
-      <w:r>
-        <w:t xml:space="preserve"> </w:t>
-      </w:r>
-      <w:r>
-        <w:rPr>
-          <w:rFonts w:ascii="Consolas" w:hAnsi="Consolas"/>
-        </w:rPr>
-        <w:t>reason="authorized_official_incomplete"</w:t>
-      </w:r>
-      <w:r>
-        <w:t>.</w:t>
-      </w:r>
-    </w:p>
-    <w:p>
-      <w:pPr>
-        <w:pStyle w:val="Heading3"/>
-      </w:pPr>
-      <w:r>
-        <w:t>5.2.13 License-based address repair</w:t>
-      </w:r>
-    </w:p>
-    <w:p>
-      <w:r>
-        <w:rPr>
-          <w:b/>
-        </w:rPr>
-        <w:t>Purpose.</w:t>
-      </w:r>
-      <w:r>
-        <w:t xml:space="preserve"> Infer missing address state using the provider's license, when one license unambiguously implies a state.</w:t>
-      </w:r>
-    </w:p>
-    <w:p>
-      <w:r>
-        <w:rPr>
-          <w:b/>
-        </w:rPr>
-        <w:t>REQ anchors.</w:t>
-      </w:r>
-      <w:r>
-        <w:t xml:space="preserve"> EPIC-010-F-103-S-001-REQ-B-005.</w:t>
-      </w:r>
-    </w:p>
-    <w:p>
-      <w:r>
-        <w:rPr>
-          <w:b/>
-        </w:rPr>
-        <w:t>Fan-out.</w:t>
-      </w:r>
-      <w:r>
-        <w:t xml:space="preserve"> Per-state.</w:t>
-      </w:r>
-    </w:p>
-    <w:p>
-      <w:r>
-        <w:rPr>
-          <w:b/>
-        </w:rPr>
-        <w:t>Sub-steps.</w:t>
-      </w:r>
-      <w:r>
-        <w:t xml:space="preserve"> For each provider with </w:t>
-      </w:r>
-      <w:r>
-        <w:rPr>
-          <w:rFonts w:ascii="Consolas" w:hAnsi="Consolas"/>
-        </w:rPr>
-        <w:t>state_missing_ambiguous_license</w:t>
-      </w:r>
-      <w:r>
-        <w:t xml:space="preserve"> on a practice address, look up licenses; if exactly one license implies a state, stamp </w:t>
-      </w:r>
-      <w:r>
-        <w:rPr>
-          <w:rFonts w:ascii="Consolas" w:hAnsi="Consolas"/>
-        </w:rPr>
-        <w:t>address.state=implied_state</w:t>
-      </w:r>
-      <w:r>
-        <w:t xml:space="preserve">, </w:t>
-      </w:r>
-      <w:r>
-        <w:rPr>
-          <w:rFonts w:ascii="Consolas" w:hAnsi="Consolas"/>
-        </w:rPr>
-        <w:t>address.state_source="license_inference"</w:t>
-      </w:r>
-      <w:r>
-        <w:t>.</w:t>
-      </w:r>
-    </w:p>
-    <w:p>
-      <w:r>
-        <w:rPr>
-          <w:b/>
-        </w:rPr>
-        <w:t>Skip-if-done.</w:t>
-      </w:r>
-      <w:r>
-        <w:t xml:space="preserve"> Operator-driven only — see §6.9. Not skipped by algorithm.</w:t>
-      </w:r>
-    </w:p>
-    <w:p>
-      <w:r>
-        <w:rPr>
-          <w:b/>
-        </w:rPr>
-        <w:t>Failure modes.</w:t>
-      </w:r>
-      <w:r>
-        <w:t xml:space="preserve"> Ambiguity persists → </w:t>
-      </w:r>
-      <w:r>
-        <w:rPr>
-          <w:rFonts w:ascii="Consolas" w:hAnsi="Consolas"/>
-        </w:rPr>
-        <w:t>discrepancy</w:t>
-      </w:r>
-      <w:r>
-        <w:t xml:space="preserve"> </w:t>
-      </w:r>
-      <w:r>
-        <w:rPr>
-          <w:rFonts w:ascii="Consolas" w:hAnsi="Consolas"/>
-        </w:rPr>
-        <w:t>reason="state_missing_no_license"</w:t>
-      </w:r>
-      <w:r>
-        <w:t xml:space="preserve"> or </w:t>
-      </w:r>
-      <w:r>
-        <w:rPr>
-          <w:rFonts w:ascii="Consolas" w:hAnsi="Consolas"/>
-        </w:rPr>
-        <w:t>state_missing_multiple_licenses"</w:t>
-      </w:r>
-      <w:r>
-        <w:t>.</w:t>
-      </w:r>
-    </w:p>
-    <w:p>
-      <w:pPr>
-        <w:pStyle w:val="Heading3"/>
-      </w:pPr>
-      <w:r>
-        <w:t>5.2.14 County enrichment</w:t>
-      </w:r>
-    </w:p>
-    <w:p>
-      <w:r>
-        <w:rPr>
-          <w:b/>
-        </w:rPr>
-        <w:t>Purpose.</w:t>
-      </w:r>
-      <w:r>
-        <w:t xml:space="preserve"> Attach county identity to every practice address at 98% SLA using a cost-ordered cascade.</w:t>
-      </w:r>
-    </w:p>
-    <w:p>
-      <w:r>
-        <w:rPr>
-          <w:b/>
-        </w:rPr>
-        <w:t>REQ anchors.</w:t>
-      </w:r>
-      <w:r>
-        <w:t xml:space="preserve"> EPIC-010-F-103-S-004-REQ-B-001 through REQ-B-008.</w:t>
-      </w:r>
-    </w:p>
-    <w:p>
-      <w:r>
-        <w:rPr>
-          <w:color w:val="008000"/>
-        </w:rPr>
-        <w:t>Fan-out. Per-state only (one Worker per state, not per-state × entity-type). Concurrency = min(len(state_scope), step_parallelism_caps.county_enrichment) — up to 51 when state_scope=["ALL"]. County enrichment does not fan out by entity_type because NPI-atomic ownership makes each Worker responsible for every address on every NPI whose primary practice state is that Worker's partition, regardless of the entity type of the provider record.</w:t>
-      </w:r>
-    </w:p>
-    <w:p>
-      <w:r>
-        <w:rPr>
-          <w:b/>
-        </w:rPr>
-        <w:t>Cascade order.</w:t>
-      </w:r>
-      <w:r>
-        <w:t xml:space="preserve"> </w:t>
-      </w:r>
-      <w:r>
-        <w:rPr>
-          <w:rFonts w:ascii="Consolas" w:hAnsi="Consolas"/>
-        </w:rPr>
-        <w:t>zip_crosswalk</w:t>
-      </w:r>
-      <w:r>
-        <w:t xml:space="preserve"> (free) → </w:t>
-      </w:r>
-      <w:r>
-        <w:rPr>
-          <w:rFonts w:ascii="Consolas" w:hAnsi="Consolas"/>
-        </w:rPr>
-        <w:t>census_batch</w:t>
-      </w:r>
-      <w:r>
-        <w:t xml:space="preserve"> (free) → </w:t>
-      </w:r>
-      <w:r>
-        <w:rPr>
-          <w:rFonts w:ascii="Consolas" w:hAnsi="Consolas"/>
-        </w:rPr>
-        <w:t>nppes_registry</w:t>
-      </w:r>
-      <w:r>
-        <w:t xml:space="preserve"> (free, throttled ~5 req/s per IP) → </w:t>
-      </w:r>
-      <w:r>
-        <w:rPr>
-          <w:rFonts w:ascii="Consolas" w:hAnsi="Consolas"/>
-        </w:rPr>
-        <w:t>google_maps</w:t>
-      </w:r>
-      <w:r>
-        <w:t xml:space="preserve"> (paid, throttled per manifest quota).</w:t>
-      </w:r>
-    </w:p>
-    <w:p>
-      <w:r>
-        <w:rPr>
-          <w:color w:val="008000"/>
-        </w:rPr>
-        <w:t>Sub-steps. Worker walks all providers whose addresses[0].state matches its partition state, attempts each cascade stage in order on every address on every owned NPI; first success stamps county.fips, county.name, county.source, county.rucc.</w:t>
-      </w:r>
-    </w:p>
-    <w:p>
-      <w:r>
-        <w:rPr>
-          <w:color w:val="008000"/>
-        </w:rPr>
-        <w:t xml:space="preserve">  - addresses[].coordinates — optional sub-doc. Stamped by county-cascade stages that publish coordinates (census_batch: TIGER street-segment interpolation, always precision=range_interpolated; google_maps: variable per its own location_type). Fields: latitude (WGS84 decimal, [-90,+90]), longitude (WGS84 decimal, [-180,+180]), source (census_batch | google_maps), precision (rooftop | range_interpolated | geometric_center | approximate). Absent when no cascade stage produced coordinates for this address — MU</w:t>
-      </w:r>
-      <w:r>
-        <w:rPr>
-          <w:color w:val="008000"/>
-        </w:rPr>
-        <w:t>ST NOT be defaulted to a county/zip centroid.</w:t>
-      </w:r>
-    </w:p>
-    <w:p>
-      <w:r>
-        <w:rPr>
-          <w:color w:val="008000"/>
-        </w:rPr>
-        <w:t xml:space="preserve">  - addresses[].address_refresh_provenance — set to "nppes_registry" when county-cascade stage 3 mutated the address (line1/line2/city/state/zip) from the live NPPES registry after the monthly dissemination-file load; absent otherwise.</w:t>
-      </w:r>
-    </w:p>
-    <w:p>
-      <w:r>
-        <w:rPr>
-          <w:color w:val="008000"/>
-        </w:rPr>
-        <w:t xml:space="preserve">  - addresses[].county.name — now populated on every stamped county across stages 1/2/3/4. Stage 1 pulls from Census 2020 NAMELSAD_COUNTY_20; stage 2 and stage 3's Census retry resolve via a fips_to_name reverse index built from the crosswalk; stage 4 receives it from Google Maps' administrative_area_level_2 long_name. Prior revision persisted only county.fips.</w:t>
-      </w:r>
-    </w:p>
-    <w:p>
-      <w:r>
-        <w:rPr>
-          <w:color w:val="008000"/>
-        </w:rPr>
-        <w:t xml:space="preserve">  - addresses[].county.rucc - USDA Rural-Urban Continuum Code (int 1-9). Stamped by county_enrichment (§5.2.14) alongside county.fips/name/source on every practice address whose stage produced a numeric FIPS (crosswalk, Census batch, NPPES registry). Absent when the cascade stage produced a non-numeric fips_key (Google Maps) or the FIPS is not in the RUCC catalog. Front-end applies its own urban threshold at query time. RUCC 1-3 = metro </w:t>
-      </w:r>
-      <w:r>
-        <w:rPr>
-          <w:color w:val="008000"/>
-        </w:rPr>
-        <w:t>(1=1M+, 2=250K-1M, 3=&lt;250K); 4-9 = nonmetro urban/rural gradient. Replaces the retired addresses[].urban boolean (see §5.2.15).</w:t>
-      </w:r>
-    </w:p>
-    <w:p>
-      <w:r>
-        <w:rPr>
-          <w:b/>
-        </w:rPr>
-        <w:t>Skip-if-done.</w:t>
-      </w:r>
-      <w:r>
-        <w:t xml:space="preserve"> Operator-driven only — see §6.9. Not skipped by algorithm.</w:t>
-      </w:r>
-    </w:p>
-    <w:p>
-      <w:r>
-        <w:rPr>
-          <w:b/>
-        </w:rPr>
-        <w:t>Failure modes.</w:t>
-      </w:r>
-      <w:r>
-        <w:t xml:space="preserve"> All stages exhausted → </w:t>
-      </w:r>
-      <w:r>
-        <w:rPr>
-          <w:rFonts w:ascii="Consolas" w:hAnsi="Consolas"/>
-        </w:rPr>
-        <w:t>discrepancy</w:t>
-      </w:r>
-      <w:r>
-        <w:t xml:space="preserve"> </w:t>
-      </w:r>
-      <w:r>
-        <w:rPr>
-          <w:rFonts w:ascii="Consolas" w:hAnsi="Consolas"/>
-        </w:rPr>
-        <w:t>reason="county_unresolvable"</w:t>
-      </w:r>
-      <w:r>
-        <w:t>, address unmarked. Vendor API 429 → Worker backs off per source's declared backoff policy.</w:t>
-      </w:r>
-    </w:p>
-    <w:p>
-      <w:r>
-        <w:rPr>
-          <w:b/>
-        </w:rPr>
-        <w:t>Mongo touches.</w:t>
-      </w:r>
-      <w:r>
-        <w:t xml:space="preserve"> Reads </w:t>
-      </w:r>
-      <w:r>
-        <w:rPr>
-          <w:rFonts w:ascii="Consolas" w:hAnsi="Consolas"/>
-        </w:rPr>
-        <w:t>pipeline_sources_zip_county_crosswalk</w:t>
-      </w:r>
-      <w:r>
-        <w:t xml:space="preserve">. Writes </w:t>
-      </w:r>
-      <w:r>
-        <w:rPr>
-          <w:rFonts w:ascii="Consolas" w:hAnsi="Consolas"/>
-        </w:rPr>
-        <w:t>providers_v&lt;N&gt;</w:t>
-      </w:r>
-      <w:r>
-        <w:t xml:space="preserve">, </w:t>
-      </w:r>
-      <w:r>
-        <w:rPr>
-          <w:rFonts w:ascii="Consolas" w:hAnsi="Consolas"/>
-        </w:rPr>
-        <w:t>pipeline.discrepancies</w:t>
-      </w:r>
-      <w:r>
-        <w:t>.</w:t>
-      </w:r>
-    </w:p>
-    <w:p>
-      <w:pPr>
-        <w:pStyle w:val="Heading3"/>
-      </w:pPr>
-      <w:r>
-        <w:t>5.2.15 Urban flag (RETIRED 2026-07-30)</w:t>
-      </w:r>
-    </w:p>
-    <w:p>
-      <w:r>
-        <w:rPr>
-          <w:b/>
-        </w:rPr>
-        <w:t>Retired. RUCC data is now stamped as an integer (1-9) by county_enrichment (§5.2.14) directly into addresses[i].county.rucc alongside fips/name/source. Front-end consumers apply their own urban/rural threshold at query time. The prior boolean urban field is preserved in the schema for historical-record compatibility only; no new records populate it.</w:t>
-      </w:r>
-    </w:p>
-    <w:p>
-      <w:r>
-        <w:rPr>
-          <w:b/>
-        </w:rPr>
-        <w:t>REQ anchors. EPIC-010-F-103-S-005-REQ-B-001, REQ-B-002 (semantics now delivered by county_enrichment).</w:t>
-      </w:r>
-    </w:p>
-    <w:p>
-      <w:r>
-        <w:rPr>
-          <w:b/>
-        </w:rPr>
-        <w:t>Fan-out. n/a - step deleted from orchestrator STEPS.</w:t>
-      </w:r>
-    </w:p>
-    <w:p>
-      <w:r>
-        <w:rPr>
-          <w:b/>
-        </w:rPr>
-        <w:t>Sub-steps. n/a - see §5.2.14 for RUCC lookup path.</w:t>
-      </w:r>
-    </w:p>
-    <w:p>
-      <w:r>
-        <w:rPr>
-          <w:b/>
-        </w:rPr>
-        <w:t>Skip-if-done. n/a.</w:t>
-      </w:r>
-    </w:p>
-    <w:p>
-      <w:r>
-        <w:rPr>
-          <w:b/>
-        </w:rPr>
-        <w:t>Failure modes. n/a. RUCC lookup miss now yields county.rucc absent rather than a discrepancy.</w:t>
-      </w:r>
-    </w:p>
-    <w:p>
-      <w:pPr>
-        <w:pStyle w:val="Heading3"/>
-      </w:pPr>
-      <w:r>
-        <w:t>5.2.16 Type-1 second branch</w:t>
-      </w:r>
-    </w:p>
-    <w:p>
-      <w:r>
-        <w:rPr>
-          <w:b/>
-        </w:rPr>
-        <w:t>Purpose.</w:t>
-      </w:r>
-      <w:r>
-        <w:t xml:space="preserve"> Stamp F-105 classification flags on every individual record.</w:t>
-      </w:r>
-    </w:p>
-    <w:p>
-      <w:r>
-        <w:rPr>
-          <w:b/>
-        </w:rPr>
-        <w:t>REQ anchors.</w:t>
-      </w:r>
-      <w:r>
-        <w:t xml:space="preserve"> EPIC-010-F-103-S-007-REQ-B-001 through REQ-B-004; EPIC-010-F-105-S-001, S-002, S-003.</w:t>
-      </w:r>
-    </w:p>
-    <w:p>
-      <w:r>
-        <w:rPr>
-          <w:b/>
-        </w:rPr>
-        <w:t>Fan-out.</w:t>
-      </w:r>
-      <w:r>
-        <w:t xml:space="preserve"> Per-state.</w:t>
-      </w:r>
-    </w:p>
-    <w:p>
-      <w:r>
-        <w:rPr>
-          <w:b/>
-        </w:rPr>
-        <w:t>Sub-steps.</w:t>
-      </w:r>
-      <w:r>
-        <w:t xml:space="preserve"> Worker joins each individual's primary taxonomy code to </w:t>
-      </w:r>
-      <w:r>
-        <w:rPr>
-          <w:rFonts w:ascii="Consolas" w:hAnsi="Consolas"/>
-        </w:rPr>
-        <w:t>pipeline_sources_specialty_catalog</w:t>
-      </w:r>
-      <w:r>
-        <w:t xml:space="preserve">; stamps </w:t>
-      </w:r>
-      <w:r>
-        <w:rPr>
-          <w:rFonts w:ascii="Consolas" w:hAnsi="Consolas"/>
-        </w:rPr>
-        <w:t>can_prescribe</w:t>
-      </w:r>
-      <w:r>
-        <w:t xml:space="preserve">, </w:t>
-      </w:r>
-      <w:r>
-        <w:rPr>
-          <w:rFonts w:ascii="Consolas" w:hAnsi="Consolas"/>
-        </w:rPr>
-        <w:t>is_homeopathic</w:t>
-      </w:r>
-      <w:r>
-        <w:t xml:space="preserve">, </w:t>
-      </w:r>
-      <w:r>
-        <w:rPr>
-          <w:rFonts w:ascii="Consolas" w:hAnsi="Consolas"/>
-        </w:rPr>
-        <w:t>is_disqualified</w:t>
-      </w:r>
-      <w:r>
-        <w:t>.</w:t>
-      </w:r>
-    </w:p>
-    <w:p>
-      <w:r>
-        <w:rPr>
-          <w:b/>
-        </w:rPr>
-        <w:t>Skip-if-done.</w:t>
-      </w:r>
-      <w:r>
-        <w:t xml:space="preserve"> Operator-driven only — see §6.9. Not skipped by algorithm.</w:t>
-      </w:r>
-    </w:p>
-    <w:p>
-      <w:r>
-        <w:rPr>
-          <w:b/>
-        </w:rPr>
-        <w:t>Failure modes.</w:t>
-      </w:r>
-      <w:r>
-        <w:t xml:space="preserve"> Taxonomy code unknown → </w:t>
-      </w:r>
-      <w:r>
-        <w:rPr>
-          <w:rFonts w:ascii="Consolas" w:hAnsi="Consolas"/>
-        </w:rPr>
-        <w:t>discrepancy</w:t>
-      </w:r>
-      <w:r>
-        <w:t xml:space="preserve"> </w:t>
-      </w:r>
-      <w:r>
-        <w:rPr>
-          <w:rFonts w:ascii="Consolas" w:hAnsi="Consolas"/>
-        </w:rPr>
-        <w:t>reason="taxonomy_code_unclassified"</w:t>
-      </w:r>
-      <w:r>
-        <w:t>.</w:t>
-      </w:r>
-    </w:p>
-    <w:p>
-      <w:pPr>
-        <w:pStyle w:val="Heading3"/>
-      </w:pPr>
-      <w:r>
-        <w:t>5.2.17 Type-2 second branch</w:t>
-      </w:r>
-    </w:p>
-    <w:p>
-      <w:r>
-        <w:rPr>
-          <w:b/>
-        </w:rPr>
-        <w:t>Purpose.</w:t>
-      </w:r>
-      <w:r>
-        <w:t xml:space="preserve"> Complete institutional record with human-readable facility-type description and materialize </w:t>
-      </w:r>
-      <w:r>
-        <w:rPr>
-          <w:rFonts w:ascii="Consolas" w:hAnsi="Consolas"/>
-        </w:rPr>
-        <w:t>institutional_identity</w:t>
-      </w:r>
-      <w:r>
-        <w:t>.</w:t>
-      </w:r>
-    </w:p>
-    <w:p>
-      <w:r>
-        <w:rPr>
-          <w:b/>
-        </w:rPr>
-        <w:t>REQ anchors.</w:t>
-      </w:r>
-      <w:r>
-        <w:t xml:space="preserve"> EPIC-010-F-103-S-007-REQ-B-004.</w:t>
-      </w:r>
-    </w:p>
-    <w:p>
-      <w:r>
-        <w:rPr>
-          <w:b/>
-        </w:rPr>
-        <w:t>Fan-out.</w:t>
-      </w:r>
-      <w:r>
-        <w:t xml:space="preserve"> Per-state.</w:t>
-      </w:r>
-    </w:p>
-    <w:p>
-      <w:r>
-        <w:rPr>
-          <w:b/>
-        </w:rPr>
-        <w:t>Sub-steps.</w:t>
-      </w:r>
-      <w:r>
-        <w:t xml:space="preserve"> Worker joins each institutional record's primary taxonomy to NUCC descriptors, materializes </w:t>
-      </w:r>
-      <w:r>
-        <w:rPr>
-          <w:rFonts w:ascii="Consolas" w:hAnsi="Consolas"/>
-        </w:rPr>
-        <w:t>institutional_identity</w:t>
-      </w:r>
-      <w:r>
-        <w:t xml:space="preserve"> object per §7.1.</w:t>
-      </w:r>
-    </w:p>
-    <w:p>
-      <w:r>
-        <w:rPr>
-          <w:b/>
-        </w:rPr>
+        <w:lastRenderedPageBreak/>
         <w:t>Failure modes.</w:t>
       </w:r>
       <w:r>
@@ -11728,7 +11698,14 @@
         <w:rPr>
           <w:color w:val="008000"/>
         </w:rPr>
-        <w:t>Every step in this pipeline that produces a PublicHealthData collection calls pipeline_loaded_metadata.mark_loaded at the end of its own execute() on non-fatal completion. That call upserts one document into ChatHealthyDataPipelines.PublicHealthData._loaded_metadata keyed by the versioned collection name (_id = e.g. SpecialtyMetaData_v_3). The doc records publichealthdata_collection_name, staging_collection_name, source_hash, run_id, data_version (int), row_count (int), operationally_fit (bool), loaded_at, detail. The mark_loaded call is inline in each producing step so the load-state record and the collection swap are strictly sequenced within a single step's execute(). Absence of the metadata doc (i.e. a fatal error prevented mark_loaded from being called) is the signal for the next fire to reload the collection.</w:t>
+        <w:t xml:space="preserve">Every step in this pipeline that produces a PublicHealthData collection calls pipeline_loaded_metadata.mark_loaded at the end of its own execute() on non-fatal completion. That call upserts one document into ChatHealthyDataPipelines.PublicHealthData._loaded_metadata keyed by the versioned collection name (_id = e.g. SpecialtyMetaData_v_3). The doc records publichealthdata_collection_name, staging_collection_name, source_hash, run_id, data_version </w:t>
+      </w:r>
+      <w:r>
+        <w:rPr>
+          <w:color w:val="008000"/>
+        </w:rPr>
+        <w:lastRenderedPageBreak/>
+        <w:t>(int), row_count (int), operationally_fit (bool), loaded_at, detail. The mark_loaded call is inline in each producing step so the load-state record and the collection swap are strictly sequenced within a single step's execute(). Absence of the metadata doc (i.e. a fatal error prevented mark_loaded from being called) is the signal for the next fire to reload the collection.</w:t>
       </w:r>
     </w:p>
     <w:p>
@@ -11929,6 +11906,7 @@
     </w:p>
     <w:p>
       <w:r>
+        <w:lastRenderedPageBreak/>
         <w:t xml:space="preserve">Incremental preserves every provider record whose </w:t>
       </w:r>
       <w:r>
@@ -12224,6 +12202,7 @@
         <w:pStyle w:val="ListBullet"/>
       </w:pPr>
       <w:r>
+        <w:lastRenderedPageBreak/>
         <w:t xml:space="preserve">A prior successful full run must exist for the same </w:t>
       </w:r>
       <w:r>
@@ -12505,6 +12484,7 @@
         <w:rPr>
           <w:b/>
         </w:rPr>
+        <w:lastRenderedPageBreak/>
         <w:t>Mongo touches.</w:t>
       </w:r>
       <w:r>
@@ -12859,6 +12839,7 @@
         <w:rPr>
           <w:b/>
         </w:rPr>
+        <w:lastRenderedPageBreak/>
         <w:t>Additional assertions:</w:t>
       </w:r>
     </w:p>
@@ -13286,6 +13267,7 @@
       </w:pPr>
       <w:bookmarkStart w:id="15" w:name="_Toc235526927"/>
       <w:r>
+        <w:lastRenderedPageBreak/>
         <w:t>6.2 Run manifest</w:t>
       </w:r>
       <w:bookmarkEnd w:id="15"/>
@@ -13790,6 +13772,7 @@
         <w:rPr>
           <w:b/>
         </w:rPr>
+        <w:lastRenderedPageBreak/>
         <w:t>Controller cert:</w:t>
       </w:r>
       <w:r>
@@ -14052,6 +14035,7 @@
         <w:rPr>
           <w:color w:val="7030A0"/>
         </w:rPr>
+        <w:lastRenderedPageBreak/>
         <w:t>Cloud-init docker run for pipeline-control container sets CH_LOG_LEVEL='INFO' as the baseline. DEBUG is opt-in per-run via manifest override and is NEVER the default: DEBUG at scale produces hundreds of thousands of log rows per fire and is reserved for operator-driven diagnosis.</w:t>
       </w:r>
     </w:p>
@@ -14154,13 +14138,7 @@
         <w:rPr>
           <w:color w:val="008000"/>
         </w:rPr>
-        <w:t>Per EPIC-010-F-101-S-005-REQ-B-001, every PublicHealthData collection this pipeline produces is integer-versioned (_v_{data_version}). data_version is an int carried on every PipelineArgs and stamped on every metadata doc. Provider load resolves its versioned target name from pipeline.config.dataset_versions.provider_write_target on the front-end cluster's orchestration config (base name, no version suffix) plus the data_version integer, producing e.g. PublicData.Provider_v_3. Every PublicHealthData collect</w:t>
-      </w:r>
-      <w:r>
-        <w:rPr>
-          <w:color w:val="008000"/>
-        </w:rPr>
-        <w:t>ion additionally participates in the universal load-state module (PublicHealthData._loaded_metadata on the pipeline cluster) which is the single source of truth for whether a given versioned collection is loaded and operationally fit. Multiple data_version values may coexist under distinct collection names; the load-state module keys per-version.</w:t>
+        <w:t>Per EPIC-010-F-101-S-005-REQ-B-001, every PublicHealthData collection this pipeline produces is integer-versioned (_v_{data_version}). data_version is an int carried on every PipelineArgs and stamped on every metadata doc. Provider load resolves its versioned target name from pipeline.config.dataset_versions.provider_write_target on the front-end cluster's orchestration config (base name, no version suffix) plus the data_version integer, producing e.g. PublicData.Provider_v_3. Every PublicHealthData collection additionally participates in the universal load-state module (PublicHealthData._loaded_metadata on the pipeline cluster) which is the single source of truth for whether a given versioned collection is loaded and operationally fit. Multiple data_version values may coexist under distinct collection names; the load-state module keys per-version.</w:t>
       </w:r>
     </w:p>
     <w:p>
@@ -14186,6 +14164,7 @@
         <w:rPr>
           <w:b/>
         </w:rPr>
+        <w:lastRenderedPageBreak/>
         <w:t>Controlled restart points.</w:t>
       </w:r>
       <w:r>
@@ -14640,6 +14619,7 @@
         <w:rPr>
           <w:b/>
         </w:rPr>
+        <w:lastRenderedPageBreak/>
         <w:t>Never-lose-data property.</w:t>
       </w:r>
       <w:r>
@@ -14909,6 +14889,7 @@
           <w:rFonts w:ascii="Consolas" w:hAnsi="Consolas"/>
           <w:sz w:val="18"/>
         </w:rPr>
+        <w:lastRenderedPageBreak/>
         <w:t>{</w:t>
       </w:r>
       <w:r>
@@ -14949,12 +14930,6 @@
           <w:sz w:val="18"/>
         </w:rPr>
         <w:br/>
-      </w:r>
-      <w:r>
-        <w:rPr>
-          <w:rFonts w:ascii="Consolas" w:hAnsi="Consolas"/>
-          <w:sz w:val="18"/>
-        </w:rPr>
         <w:t xml:space="preserve">  "start_step":      "fetch data"|"load staging"|"normalize data"|"enrich data",</w:t>
       </w:r>
       <w:r>
@@ -14995,26 +14970,14 @@
           <w:sz w:val="18"/>
         </w:rPr>
         <w:br/>
+        <w:t xml:space="preserve">  "google_maps_enabled": true|false,         // optional; default false; enables the paid Google Maps terminal stage of the county-enrichment cascade (§5.2.13 / cascade stage 4). When false, the cascade stops after nppes_registry and any remaining residue is recorded to pipeline.discrepancies with reason="county_unresolvable". Runbook forwards to Controller via -e GOOGLE_MAPS_ENABLED='0|1'; Controller argparse --google-maps-enabled honors the value.</w:t>
       </w:r>
       <w:r>
         <w:rPr>
           <w:rFonts w:ascii="Consolas" w:hAnsi="Consolas"/>
           <w:sz w:val="18"/>
         </w:rPr>
-        <w:t xml:space="preserve">  "google_maps_enabled": true|false,         // optional; default false; enables the paid Google Maps terminal stage of the county-enrichment cascade (§5.2.13 / cascade stage 4). When false, the cascade stops after nppes_registry and any remaining residue is recorded to pipeline.discrepancies with reason="county_unresolvable". Runbook forwards to Controller via -e GOOGLE_MAPS_ENABLED='0|1'; Controller argparse --google-maps-enabled honors the value.</w:t>
-      </w:r>
-      <w:r>
-        <w:rPr>
-          <w:rFonts w:ascii="Consolas" w:hAnsi="Consolas"/>
-          <w:sz w:val="18"/>
-        </w:rPr>
         <w:br/>
-      </w:r>
-      <w:r>
-        <w:rPr>
-          <w:rFonts w:ascii="Consolas" w:hAnsi="Consolas"/>
-          <w:sz w:val="18"/>
-        </w:rPr>
         <w:t xml:space="preserve">  "operator_email":  "&lt;address&gt;",            // optional; overrides pipeline.config.notification_receivers</w:t>
       </w:r>
       <w:r>
@@ -15128,6 +15091,7 @@
       </w:pPr>
       <w:bookmarkStart w:id="26" w:name="_Toc235526938"/>
       <w:r>
+        <w:lastRenderedPageBreak/>
         <w:t>7.2 Work-item schema</w:t>
       </w:r>
       <w:bookmarkEnd w:id="26"/>
@@ -15173,12 +15137,6 @@
           <w:sz w:val="18"/>
         </w:rPr>
         <w:br/>
-      </w:r>
-      <w:r>
-        <w:rPr>
-          <w:rFonts w:ascii="Consolas" w:hAnsi="Consolas"/>
-          <w:sz w:val="18"/>
-        </w:rPr>
         <w:t xml:space="preserve">  step           : str,               # matches STEPS[].name</w:t>
       </w:r>
       <w:r>
@@ -15358,12 +15316,6 @@
           <w:sz w:val="18"/>
         </w:rPr>
         <w:br/>
-      </w:r>
-      <w:r>
-        <w:rPr>
-          <w:rFonts w:ascii="Consolas" w:hAnsi="Consolas"/>
-          <w:sz w:val="18"/>
-        </w:rPr>
         <w:t xml:space="preserve">  source_content_hashes   : dict,     # {source_name: sha256}</w:t>
       </w:r>
       <w:r>
@@ -15521,6 +15473,7 @@
       </w:pPr>
       <w:bookmarkStart w:id="29" w:name="_Toc235526941"/>
       <w:r>
+        <w:lastRenderedPageBreak/>
         <w:t>7.5 Staging schemas per source</w:t>
       </w:r>
       <w:bookmarkEnd w:id="29"/>
@@ -15629,6 +15582,7 @@
       </w:pPr>
       <w:bookmarkStart w:id="30" w:name="_Toc235526942"/>
       <w:r>
+        <w:lastRenderedPageBreak/>
         <w:t>8. Notifications</w:t>
       </w:r>
       <w:bookmarkEnd w:id="30"/>
@@ -16021,6 +15975,7 @@
         <w:pStyle w:val="ListBullet"/>
       </w:pPr>
       <w:r>
+        <w:lastRenderedPageBreak/>
         <w:t xml:space="preserve">Attachment: </w:t>
       </w:r>
       <w:r>
@@ -16563,6 +16518,7 @@
         <w:rPr>
           <w:b/>
         </w:rPr>
+        <w:lastRenderedPageBreak/>
         <w:t>Regression tests</w:t>
       </w:r>
       <w:r>
@@ -17093,6 +17049,7 @@
         <w:rPr>
           <w:b/>
         </w:rPr>
+        <w:lastRenderedPageBreak/>
         <w:t>NPI set parity.</w:t>
       </w:r>
       <w:r>
@@ -17459,7 +17416,11 @@
               <w:cnfStyle w:val="000000100000" w:firstRow="0" w:lastRow="0" w:firstColumn="0" w:lastColumn="0" w:oddVBand="0" w:evenVBand="0" w:oddHBand="1" w:evenHBand="0" w:firstRowFirstColumn="0" w:firstRowLastColumn="0" w:lastRowFirstColumn="0" w:lastRowLastColumn="0"/>
             </w:pPr>
             <w:r>
-              <w:t>`kill -9 &lt;worker_pid&gt;` from Controller-side test hook</w:t>
+              <w:t xml:space="preserve">`kill -9 &lt;worker_pid&gt;` from Controller-side </w:t>
+            </w:r>
+            <w:r>
+              <w:lastRenderedPageBreak/>
+              <w:t>test hook</w:t>
             </w:r>
           </w:p>
         </w:tc>
@@ -17472,6 +17433,7 @@
               <w:cnfStyle w:val="000000100000" w:firstRow="0" w:lastRow="0" w:firstColumn="0" w:lastColumn="0" w:oddVBand="0" w:evenVBand="0" w:oddHBand="1" w:evenHBand="0" w:firstRowFirstColumn="0" w:firstRowLastColumn="0" w:lastRowFirstColumn="0" w:lastRowLastColumn="0"/>
             </w:pPr>
             <w:r>
+              <w:lastRenderedPageBreak/>
               <w:t>Heartbeat expires; work-item reset; new Worker claims; run completes.</w:t>
             </w:r>
           </w:p>
@@ -17867,6 +17829,7 @@
           </w:tcPr>
           <w:p>
             <w:r>
+              <w:lastRenderedPageBreak/>
               <w:t>Fetch all sources (all sources parallel)</w:t>
             </w:r>
           </w:p>
@@ -18969,6 +18932,7 @@
       </w:pPr>
       <w:bookmarkStart w:id="45" w:name="_Toc235526957"/>
       <w:r>
+        <w:lastRenderedPageBreak/>
         <w:t>Appendix A. Requirement Coverage Table</w:t>
       </w:r>
       <w:bookmarkEnd w:id="45"/>
@@ -19799,7 +19763,11 @@
           </w:tcPr>
           <w:p>
             <w:r>
-              <w:t>EPIC-010-F-102-S-005-REQ-T-002</w:t>
+              <w:t>EPIC-010-F-102-S-005-REQ-T-</w:t>
+            </w:r>
+            <w:r>
+              <w:lastRenderedPageBreak/>
+              <w:t>002</w:t>
             </w:r>
           </w:p>
         </w:tc>
@@ -19812,6 +19780,7 @@
               <w:cnfStyle w:val="000000100000" w:firstRow="0" w:lastRow="0" w:firstColumn="0" w:lastColumn="0" w:oddVBand="0" w:evenVBand="0" w:oddHBand="1" w:evenHBand="0" w:firstRowFirstColumn="0" w:firstRowLastColumn="0" w:lastRowFirstColumn="0" w:lastRowLastColumn="0"/>
             </w:pPr>
             <w:r>
+              <w:lastRenderedPageBreak/>
               <w:t>§5.1, §5.2.18</w:t>
             </w:r>
           </w:p>
@@ -20794,6 +20763,7 @@
               <w:t xml:space="preserve">No commit or deploy without explicit human authorization </w:t>
             </w:r>
             <w:r>
+              <w:lastRenderedPageBreak/>
               <w:t>(Rule-065).</w:t>
             </w:r>
           </w:p>
@@ -20810,6 +20780,7 @@
           </w:tcPr>
           <w:p>
             <w:r>
+              <w:lastRenderedPageBreak/>
               <w:t>EPIC-008-F-012-S-001-REQ-B-010</w:t>
             </w:r>
           </w:p>

--- a/pipeline/ArchitectureDesignAndAudit/ProviderPipeline_LowLevelDesign_v45.docx
+++ b/pipeline/ArchitectureDesignAndAudit/ProviderPipeline_LowLevelDesign_v45.docx
@@ -4627,7 +4627,7 @@
         <w:rPr>
           <w:rFonts w:ascii="Consolas" w:hAnsi="Consolas"/>
         </w:rPr>
-        <w:t>FrontEndApplicationLib</w:t>
+        <w:t>ChatHealthyLib</w:t>
       </w:r>
       <w:r>
         <w:t xml:space="preserve"> — the rename to </w:t>
@@ -6236,7 +6236,7 @@
         <w:rPr>
           <w:color w:val="7030A0"/>
         </w:rPr>
-        <w:t>AA runbook code compliance mechanism (build-time inlined library): build_chain._inline_chathealthy_lib_if_used prepends a self-contained bootstrap block to each AA runbook file at build time, inlining the chathealthy_frontend_lib symbols the runbook references. Azure Automation runbooks cannot pip-install at runtime; inlining sidesteps that constraint.</w:t>
+        <w:t>AA runbook code compliance mechanism (build-time inlined library): build_chain._inline_chathealthy_lib_if_used prepends a self-contained bootstrap block to each AA runbook file at build time, inlining the chathealthy_lib symbols the runbook references. Azure Automation runbooks cannot pip-install at runtime; inlining sidesteps that constraint.</w:t>
       </w:r>
     </w:p>
     <w:p>

--- a/pipeline/ArchitectureDesignAndAudit/ProviderPipeline_LowLevelDesign_v45.docx
+++ b/pipeline/ArchitectureDesignAndAudit/ProviderPipeline_LowLevelDesign_v45.docx
@@ -4912,10 +4912,10 @@
         <w:rPr>
           <w:b/>
         </w:rPr>
-        <w:t>ClaudeCode Azure Entra user identity.</w:t>
-      </w:r>
-      <w:r>
-        <w:t xml:space="preserve"> Provisioned once per environment via the Azure portal with Contributor and User Access Administrator role assignments on the target resource group. The chain cannot create the identity under which the chain itself authenticates.</w:t>
+        <w:t>DevOpsUser Azure Entra application identity.</w:t>
+      </w:r>
+      <w:r>
+        <w:t xml:space="preserve"> Provisioned once per environment via the Azure portal and granted the role assignments the deploy requires on the target resource group. The chain cannot create the identity under which the chain itself authenticates.</w:t>
       </w:r>
     </w:p>
     <w:p>
@@ -4929,7 +4929,7 @@
         <w:t>Azure subscription and resource-group root.</w:t>
       </w:r>
       <w:r>
-        <w:t xml:space="preserve"> Microsoft-billed substrate; the chain cannot provision it. The chain expects a top-level per-env resource group inside the subscription, writeable by the ClaudeCode identity.</w:t>
+        <w:t xml:space="preserve"> Microsoft-billed substrate; the chain cannot provision it. The chain expects a top-level per-env resource group inside the subscription, writeable by the DevOpsUser identity.</w:t>
       </w:r>
     </w:p>
     <w:p>
